--- a/module3/Hướng dẫn PayPal.docx
+++ b/module3/Hướng dẫn PayPal.docx
@@ -2832,8 +2832,6 @@
           <w:szCs w:val="28"/>
         </w:rPr>
       </w:pPr>
-      <w:bookmarkStart w:id="0" w:name="_GoBack"/>
-      <w:bookmarkEnd w:id="0"/>
     </w:p>
     <w:p>
       <w:pPr>
@@ -2901,6 +2899,924 @@
           </wp:inline>
         </w:drawing>
       </w:r>
+    </w:p>
+    <w:p>
+      <w:pPr>
+        <w:spacing w:after="0"/>
+        <w:rPr>
+          <w:rFonts w:ascii="Arial" w:hAnsi="Arial" w:cs="Arial"/>
+          <w:sz w:val="28"/>
+          <w:szCs w:val="28"/>
+        </w:rPr>
+      </w:pPr>
+    </w:p>
+    <w:p>
+      <w:pPr>
+        <w:spacing w:after="0"/>
+        <w:rPr>
+          <w:rFonts w:ascii="Arial" w:hAnsi="Arial" w:cs="Arial"/>
+          <w:sz w:val="28"/>
+          <w:szCs w:val="28"/>
+        </w:rPr>
+      </w:pPr>
+    </w:p>
+    <w:p>
+      <w:pPr>
+        <w:spacing w:after="0"/>
+        <w:rPr>
+          <w:rFonts w:ascii="Arial" w:hAnsi="Arial" w:cs="Arial"/>
+          <w:b/>
+          <w:sz w:val="28"/>
+          <w:szCs w:val="28"/>
+        </w:rPr>
+      </w:pPr>
+      <w:r>
+        <w:rPr>
+          <w:rFonts w:ascii="Arial" w:hAnsi="Arial" w:cs="Arial"/>
+          <w:b/>
+          <w:sz w:val="28"/>
+          <w:szCs w:val="28"/>
+        </w:rPr>
+        <w:t>Lấy giá tiền dựa trên thực tế</w:t>
+      </w:r>
+    </w:p>
+    <w:p>
+      <w:pPr>
+        <w:spacing w:after="0"/>
+        <w:rPr>
+          <w:rFonts w:ascii="Arial" w:hAnsi="Arial" w:cs="Arial"/>
+          <w:sz w:val="28"/>
+          <w:szCs w:val="28"/>
+        </w:rPr>
+      </w:pPr>
+    </w:p>
+    <w:p>
+      <w:pPr>
+        <w:spacing w:after="0"/>
+        <w:rPr>
+          <w:rFonts w:ascii="Arial" w:hAnsi="Arial" w:cs="Arial"/>
+          <w:sz w:val="28"/>
+          <w:szCs w:val="28"/>
+        </w:rPr>
+      </w:pPr>
+      <w:r>
+        <w:rPr>
+          <w:rFonts w:ascii="Arial" w:hAnsi="Arial" w:cs="Arial"/>
+          <w:sz w:val="28"/>
+          <w:szCs w:val="28"/>
+        </w:rPr>
+        <w:t>Nút PayPal chỉ lấy đúng giá mà bạn đã nhập.</w:t>
+      </w:r>
+    </w:p>
+    <w:p>
+      <w:pPr>
+        <w:spacing w:after="0"/>
+        <w:rPr>
+          <w:rFonts w:ascii="Arial" w:hAnsi="Arial" w:cs="Arial"/>
+          <w:sz w:val="28"/>
+          <w:szCs w:val="28"/>
+        </w:rPr>
+      </w:pPr>
+      <w:r>
+        <w:rPr>
+          <w:rFonts w:ascii="Arial" w:hAnsi="Arial" w:cs="Arial"/>
+          <w:sz w:val="28"/>
+          <w:szCs w:val="28"/>
+        </w:rPr>
+        <w:t>Hãy lấy giá của giỏ hàng</w:t>
+      </w:r>
+    </w:p>
+    <w:p>
+      <w:pPr>
+        <w:spacing w:after="0"/>
+        <w:rPr>
+          <w:rFonts w:ascii="Arial" w:hAnsi="Arial" w:cs="Arial"/>
+          <w:sz w:val="28"/>
+          <w:szCs w:val="28"/>
+        </w:rPr>
+      </w:pPr>
+      <w:r>
+        <w:rPr>
+          <w:rFonts w:ascii="Arial" w:hAnsi="Arial" w:cs="Arial"/>
+          <w:sz w:val="28"/>
+          <w:szCs w:val="28"/>
+        </w:rPr>
+        <w:t>Vẫn CartController cũ, hãy tạo cart-2.html</w:t>
+      </w:r>
+    </w:p>
+    <w:p>
+      <w:pPr>
+        <w:spacing w:after="0"/>
+        <w:rPr>
+          <w:rFonts w:ascii="Arial" w:hAnsi="Arial" w:cs="Arial"/>
+          <w:sz w:val="28"/>
+          <w:szCs w:val="28"/>
+        </w:rPr>
+      </w:pPr>
+    </w:p>
+    <w:p>
+      <w:pPr>
+        <w:spacing w:after="0"/>
+        <w:rPr>
+          <w:rFonts w:ascii="Arial" w:hAnsi="Arial" w:cs="Arial"/>
+          <w:sz w:val="28"/>
+          <w:szCs w:val="28"/>
+        </w:rPr>
+      </w:pPr>
+      <w:r>
+        <w:rPr>
+          <w:rFonts w:ascii="Arial" w:hAnsi="Arial" w:cs="Arial"/>
+          <w:sz w:val="28"/>
+          <w:szCs w:val="28"/>
+        </w:rPr>
+        <w:t>&lt;script src="https://www.paypal.com/sdk/js?client-id=YOUR_CLIENT_ID&amp;currency=USD"&gt;&lt;/script&gt;</w:t>
+      </w:r>
+    </w:p>
+    <w:p>
+      <w:pPr>
+        <w:spacing w:after="0"/>
+        <w:rPr>
+          <w:rFonts w:ascii="Arial" w:hAnsi="Arial" w:cs="Arial"/>
+          <w:sz w:val="28"/>
+          <w:szCs w:val="28"/>
+        </w:rPr>
+      </w:pPr>
+    </w:p>
+    <w:p>
+      <w:pPr>
+        <w:spacing w:after="0"/>
+        <w:rPr>
+          <w:rFonts w:ascii="Arial" w:hAnsi="Arial" w:cs="Arial"/>
+          <w:sz w:val="28"/>
+          <w:szCs w:val="28"/>
+        </w:rPr>
+      </w:pPr>
+      <w:r>
+        <w:rPr>
+          <w:rFonts w:ascii="Arial" w:hAnsi="Arial" w:cs="Arial"/>
+          <w:sz w:val="28"/>
+          <w:szCs w:val="28"/>
+        </w:rPr>
+        <w:t>YOUR_CLIENT_ID là ID của bạn.</w:t>
+      </w:r>
+    </w:p>
+    <w:p>
+      <w:pPr>
+        <w:spacing w:after="0"/>
+        <w:rPr>
+          <w:rFonts w:ascii="Arial" w:hAnsi="Arial" w:cs="Arial"/>
+          <w:sz w:val="28"/>
+          <w:szCs w:val="28"/>
+        </w:rPr>
+      </w:pPr>
+      <w:r>
+        <w:rPr>
+          <w:rFonts w:ascii="Arial" w:hAnsi="Arial" w:cs="Arial"/>
+          <w:sz w:val="28"/>
+          <w:szCs w:val="28"/>
+        </w:rPr>
+        <w:t>https://developer.paypal.com/dashboard/applications/sandbox</w:t>
+      </w:r>
+    </w:p>
+    <w:p>
+      <w:pPr>
+        <w:spacing w:after="0"/>
+        <w:rPr>
+          <w:rFonts w:ascii="Arial" w:hAnsi="Arial" w:cs="Arial"/>
+          <w:sz w:val="28"/>
+          <w:szCs w:val="28"/>
+        </w:rPr>
+      </w:pPr>
+    </w:p>
+    <w:p>
+      <w:pPr>
+        <w:spacing w:after="0"/>
+        <w:jc w:val="center"/>
+        <w:rPr>
+          <w:rFonts w:ascii="Arial" w:hAnsi="Arial" w:cs="Arial"/>
+          <w:sz w:val="28"/>
+          <w:szCs w:val="28"/>
+        </w:rPr>
+      </w:pPr>
+      <w:r>
+        <w:rPr>
+          <w:rFonts w:ascii="Arial" w:hAnsi="Arial" w:cs="Arial"/>
+          <w:noProof/>
+          <w:sz w:val="28"/>
+          <w:szCs w:val="28"/>
+        </w:rPr>
+        <w:lastRenderedPageBreak/>
+        <w:drawing>
+          <wp:inline distT="0" distB="0" distL="0" distR="0">
+            <wp:extent cx="4730766" cy="1692659"/>
+            <wp:effectExtent l="0" t="0" r="0" b="3175"/>
+            <wp:docPr id="8" name="Picture 8"/>
+            <wp:cNvGraphicFramePr>
+              <a:graphicFrameLocks xmlns:a="http://schemas.openxmlformats.org/drawingml/2006/main" noChangeAspect="1"/>
+            </wp:cNvGraphicFramePr>
+            <a:graphic xmlns:a="http://schemas.openxmlformats.org/drawingml/2006/main">
+              <a:graphicData uri="http://schemas.openxmlformats.org/drawingml/2006/picture">
+                <pic:pic xmlns:pic="http://schemas.openxmlformats.org/drawingml/2006/picture">
+                  <pic:nvPicPr>
+                    <pic:cNvPr id="0" name="Picture 2"/>
+                    <pic:cNvPicPr>
+                      <a:picLocks noChangeAspect="1" noChangeArrowheads="1"/>
+                    </pic:cNvPicPr>
+                  </pic:nvPicPr>
+                  <pic:blipFill>
+                    <a:blip r:embed="rId20">
+                      <a:extLst>
+                        <a:ext uri="{28A0092B-C50C-407E-A947-70E740481C1C}">
+                          <a14:useLocalDpi xmlns:a14="http://schemas.microsoft.com/office/drawing/2010/main" val="0"/>
+                        </a:ext>
+                      </a:extLst>
+                    </a:blip>
+                    <a:srcRect/>
+                    <a:stretch>
+                      <a:fillRect/>
+                    </a:stretch>
+                  </pic:blipFill>
+                  <pic:spPr bwMode="auto">
+                    <a:xfrm>
+                      <a:off x="0" y="0"/>
+                      <a:ext cx="4763991" cy="1704547"/>
+                    </a:xfrm>
+                    <a:prstGeom prst="rect">
+                      <a:avLst/>
+                    </a:prstGeom>
+                    <a:noFill/>
+                    <a:ln>
+                      <a:noFill/>
+                    </a:ln>
+                  </pic:spPr>
+                </pic:pic>
+              </a:graphicData>
+            </a:graphic>
+          </wp:inline>
+        </w:drawing>
+      </w:r>
+    </w:p>
+    <w:p>
+      <w:pPr>
+        <w:spacing w:after="0"/>
+        <w:rPr>
+          <w:rFonts w:ascii="Arial" w:hAnsi="Arial" w:cs="Arial"/>
+          <w:sz w:val="28"/>
+          <w:szCs w:val="28"/>
+        </w:rPr>
+      </w:pPr>
+    </w:p>
+    <w:p>
+      <w:pPr>
+        <w:spacing w:after="0"/>
+        <w:rPr>
+          <w:rFonts w:ascii="Arial" w:hAnsi="Arial" w:cs="Arial"/>
+          <w:sz w:val="28"/>
+          <w:szCs w:val="28"/>
+        </w:rPr>
+      </w:pPr>
+      <w:r>
+        <w:rPr>
+          <w:rFonts w:ascii="Arial" w:hAnsi="Arial" w:cs="Arial"/>
+          <w:sz w:val="28"/>
+          <w:szCs w:val="28"/>
+        </w:rPr>
+        <w:t>Tạo JavaScript</w:t>
+      </w:r>
+    </w:p>
+    <w:p>
+      <w:pPr>
+        <w:spacing w:after="0"/>
+        <w:rPr>
+          <w:rFonts w:ascii="Arial" w:hAnsi="Arial" w:cs="Arial"/>
+          <w:sz w:val="28"/>
+          <w:szCs w:val="28"/>
+        </w:rPr>
+      </w:pPr>
+      <w:bookmarkStart w:id="0" w:name="_GoBack"/>
+      <w:bookmarkEnd w:id="0"/>
+    </w:p>
+    <w:p>
+      <w:pPr>
+        <w:spacing w:after="0"/>
+        <w:rPr>
+          <w:rFonts w:ascii="Arial" w:hAnsi="Arial" w:cs="Arial"/>
+          <w:sz w:val="28"/>
+          <w:szCs w:val="28"/>
+        </w:rPr>
+      </w:pPr>
+      <w:r>
+        <w:rPr>
+          <w:rFonts w:ascii="Arial" w:hAnsi="Arial" w:cs="Arial"/>
+          <w:sz w:val="28"/>
+          <w:szCs w:val="28"/>
+        </w:rPr>
+        <w:t>&lt;!-- Paypal Button --&gt;</w:t>
+      </w:r>
+    </w:p>
+    <w:p>
+      <w:pPr>
+        <w:spacing w:after="0"/>
+        <w:rPr>
+          <w:rFonts w:ascii="Arial" w:hAnsi="Arial" w:cs="Arial"/>
+          <w:sz w:val="28"/>
+          <w:szCs w:val="28"/>
+        </w:rPr>
+      </w:pPr>
+      <w:r>
+        <w:rPr>
+          <w:rFonts w:ascii="Arial" w:hAnsi="Arial" w:cs="Arial"/>
+          <w:sz w:val="28"/>
+          <w:szCs w:val="28"/>
+        </w:rPr>
+        <w:t>&lt;div id="paypal-button-container"&gt;&lt;/div&gt;</w:t>
+      </w:r>
+    </w:p>
+    <w:p>
+      <w:pPr>
+        <w:spacing w:after="0"/>
+        <w:rPr>
+          <w:rFonts w:ascii="Arial" w:hAnsi="Arial" w:cs="Arial"/>
+          <w:sz w:val="28"/>
+          <w:szCs w:val="28"/>
+        </w:rPr>
+      </w:pPr>
+    </w:p>
+    <w:p>
+      <w:pPr>
+        <w:spacing w:after="0"/>
+        <w:rPr>
+          <w:rFonts w:ascii="Arial" w:hAnsi="Arial" w:cs="Arial"/>
+          <w:sz w:val="28"/>
+          <w:szCs w:val="28"/>
+        </w:rPr>
+      </w:pPr>
+      <w:r>
+        <w:rPr>
+          <w:rFonts w:ascii="Arial" w:hAnsi="Arial" w:cs="Arial"/>
+          <w:sz w:val="28"/>
+          <w:szCs w:val="28"/>
+        </w:rPr>
+        <w:t>&lt;script th:inline="javascript"&gt;</w:t>
+      </w:r>
+    </w:p>
+    <w:p>
+      <w:pPr>
+        <w:spacing w:after="0"/>
+        <w:rPr>
+          <w:rFonts w:ascii="Arial" w:hAnsi="Arial" w:cs="Arial"/>
+          <w:sz w:val="28"/>
+          <w:szCs w:val="28"/>
+        </w:rPr>
+      </w:pPr>
+      <w:r>
+        <w:rPr>
+          <w:rFonts w:ascii="Arial" w:hAnsi="Arial" w:cs="Arial"/>
+          <w:sz w:val="28"/>
+          <w:szCs w:val="28"/>
+        </w:rPr>
+        <w:t xml:space="preserve">    let total = [[${total}]];</w:t>
+      </w:r>
+    </w:p>
+    <w:p>
+      <w:pPr>
+        <w:spacing w:after="0"/>
+        <w:rPr>
+          <w:rFonts w:ascii="Arial" w:hAnsi="Arial" w:cs="Arial"/>
+          <w:sz w:val="28"/>
+          <w:szCs w:val="28"/>
+        </w:rPr>
+      </w:pPr>
+    </w:p>
+    <w:p>
+      <w:pPr>
+        <w:spacing w:after="0"/>
+        <w:rPr>
+          <w:rFonts w:ascii="Arial" w:hAnsi="Arial" w:cs="Arial"/>
+          <w:sz w:val="28"/>
+          <w:szCs w:val="28"/>
+        </w:rPr>
+      </w:pPr>
+      <w:r>
+        <w:rPr>
+          <w:rFonts w:ascii="Arial" w:hAnsi="Arial" w:cs="Arial"/>
+          <w:sz w:val="28"/>
+          <w:szCs w:val="28"/>
+        </w:rPr>
+        <w:t xml:space="preserve">    paypal.Buttons({</w:t>
+      </w:r>
+    </w:p>
+    <w:p>
+      <w:pPr>
+        <w:spacing w:after="0"/>
+        <w:rPr>
+          <w:rFonts w:ascii="Arial" w:hAnsi="Arial" w:cs="Arial"/>
+          <w:sz w:val="28"/>
+          <w:szCs w:val="28"/>
+        </w:rPr>
+      </w:pPr>
+      <w:r>
+        <w:rPr>
+          <w:rFonts w:ascii="Arial" w:hAnsi="Arial" w:cs="Arial"/>
+          <w:sz w:val="28"/>
+          <w:szCs w:val="28"/>
+        </w:rPr>
+        <w:t xml:space="preserve">        createOrder: function(data, actions) {</w:t>
+      </w:r>
+    </w:p>
+    <w:p>
+      <w:pPr>
+        <w:spacing w:after="0"/>
+        <w:rPr>
+          <w:rFonts w:ascii="Arial" w:hAnsi="Arial" w:cs="Arial"/>
+          <w:sz w:val="28"/>
+          <w:szCs w:val="28"/>
+        </w:rPr>
+      </w:pPr>
+      <w:r>
+        <w:rPr>
+          <w:rFonts w:ascii="Arial" w:hAnsi="Arial" w:cs="Arial"/>
+          <w:sz w:val="28"/>
+          <w:szCs w:val="28"/>
+        </w:rPr>
+        <w:t xml:space="preserve">            return actions.order.create({</w:t>
+      </w:r>
+    </w:p>
+    <w:p>
+      <w:pPr>
+        <w:spacing w:after="0"/>
+        <w:rPr>
+          <w:rFonts w:ascii="Arial" w:hAnsi="Arial" w:cs="Arial"/>
+          <w:sz w:val="28"/>
+          <w:szCs w:val="28"/>
+        </w:rPr>
+      </w:pPr>
+      <w:r>
+        <w:rPr>
+          <w:rFonts w:ascii="Arial" w:hAnsi="Arial" w:cs="Arial"/>
+          <w:sz w:val="28"/>
+          <w:szCs w:val="28"/>
+        </w:rPr>
+        <w:t xml:space="preserve">                purchase_units: [{</w:t>
+      </w:r>
+    </w:p>
+    <w:p>
+      <w:pPr>
+        <w:spacing w:after="0"/>
+        <w:rPr>
+          <w:rFonts w:ascii="Arial" w:hAnsi="Arial" w:cs="Arial"/>
+          <w:sz w:val="28"/>
+          <w:szCs w:val="28"/>
+        </w:rPr>
+      </w:pPr>
+      <w:r>
+        <w:rPr>
+          <w:rFonts w:ascii="Arial" w:hAnsi="Arial" w:cs="Arial"/>
+          <w:sz w:val="28"/>
+          <w:szCs w:val="28"/>
+        </w:rPr>
+        <w:t xml:space="preserve">                    amount: {</w:t>
+      </w:r>
+    </w:p>
+    <w:p>
+      <w:pPr>
+        <w:spacing w:after="0"/>
+        <w:rPr>
+          <w:rFonts w:ascii="Arial" w:hAnsi="Arial" w:cs="Arial"/>
+          <w:sz w:val="28"/>
+          <w:szCs w:val="28"/>
+        </w:rPr>
+      </w:pPr>
+      <w:r>
+        <w:rPr>
+          <w:rFonts w:ascii="Arial" w:hAnsi="Arial" w:cs="Arial"/>
+          <w:sz w:val="28"/>
+          <w:szCs w:val="28"/>
+        </w:rPr>
+        <w:t xml:space="preserve">                        value: total</w:t>
+      </w:r>
+    </w:p>
+    <w:p>
+      <w:pPr>
+        <w:spacing w:after="0"/>
+        <w:rPr>
+          <w:rFonts w:ascii="Arial" w:hAnsi="Arial" w:cs="Arial"/>
+          <w:sz w:val="28"/>
+          <w:szCs w:val="28"/>
+        </w:rPr>
+      </w:pPr>
+      <w:r>
+        <w:rPr>
+          <w:rFonts w:ascii="Arial" w:hAnsi="Arial" w:cs="Arial"/>
+          <w:sz w:val="28"/>
+          <w:szCs w:val="28"/>
+        </w:rPr>
+        <w:t xml:space="preserve">                    }</w:t>
+      </w:r>
+    </w:p>
+    <w:p>
+      <w:pPr>
+        <w:spacing w:after="0"/>
+        <w:rPr>
+          <w:rFonts w:ascii="Arial" w:hAnsi="Arial" w:cs="Arial"/>
+          <w:sz w:val="28"/>
+          <w:szCs w:val="28"/>
+        </w:rPr>
+      </w:pPr>
+      <w:r>
+        <w:rPr>
+          <w:rFonts w:ascii="Arial" w:hAnsi="Arial" w:cs="Arial"/>
+          <w:sz w:val="28"/>
+          <w:szCs w:val="28"/>
+        </w:rPr>
+        <w:t xml:space="preserve">                }]</w:t>
+      </w:r>
+    </w:p>
+    <w:p>
+      <w:pPr>
+        <w:spacing w:after="0"/>
+        <w:rPr>
+          <w:rFonts w:ascii="Arial" w:hAnsi="Arial" w:cs="Arial"/>
+          <w:sz w:val="28"/>
+          <w:szCs w:val="28"/>
+        </w:rPr>
+      </w:pPr>
+      <w:r>
+        <w:rPr>
+          <w:rFonts w:ascii="Arial" w:hAnsi="Arial" w:cs="Arial"/>
+          <w:sz w:val="28"/>
+          <w:szCs w:val="28"/>
+        </w:rPr>
+        <w:t xml:space="preserve">            });</w:t>
+      </w:r>
+    </w:p>
+    <w:p>
+      <w:pPr>
+        <w:spacing w:after="0"/>
+        <w:rPr>
+          <w:rFonts w:ascii="Arial" w:hAnsi="Arial" w:cs="Arial"/>
+          <w:sz w:val="28"/>
+          <w:szCs w:val="28"/>
+        </w:rPr>
+      </w:pPr>
+      <w:r>
+        <w:rPr>
+          <w:rFonts w:ascii="Arial" w:hAnsi="Arial" w:cs="Arial"/>
+          <w:sz w:val="28"/>
+          <w:szCs w:val="28"/>
+        </w:rPr>
+        <w:t xml:space="preserve">        },</w:t>
+      </w:r>
+    </w:p>
+    <w:p>
+      <w:pPr>
+        <w:spacing w:after="0"/>
+        <w:rPr>
+          <w:rFonts w:ascii="Arial" w:hAnsi="Arial" w:cs="Arial"/>
+          <w:sz w:val="28"/>
+          <w:szCs w:val="28"/>
+        </w:rPr>
+      </w:pPr>
+    </w:p>
+    <w:p>
+      <w:pPr>
+        <w:spacing w:after="0"/>
+        <w:rPr>
+          <w:rFonts w:ascii="Arial" w:hAnsi="Arial" w:cs="Arial"/>
+          <w:sz w:val="28"/>
+          <w:szCs w:val="28"/>
+        </w:rPr>
+      </w:pPr>
+      <w:r>
+        <w:rPr>
+          <w:rFonts w:ascii="Arial" w:hAnsi="Arial" w:cs="Arial"/>
+          <w:sz w:val="28"/>
+          <w:szCs w:val="28"/>
+        </w:rPr>
+        <w:t xml:space="preserve">        onApprove: function(data, actions) {</w:t>
+      </w:r>
+    </w:p>
+    <w:p>
+      <w:pPr>
+        <w:spacing w:after="0"/>
+        <w:rPr>
+          <w:rFonts w:ascii="Arial" w:hAnsi="Arial" w:cs="Arial"/>
+          <w:sz w:val="28"/>
+          <w:szCs w:val="28"/>
+        </w:rPr>
+      </w:pPr>
+      <w:r>
+        <w:rPr>
+          <w:rFonts w:ascii="Arial" w:hAnsi="Arial" w:cs="Arial"/>
+          <w:sz w:val="28"/>
+          <w:szCs w:val="28"/>
+        </w:rPr>
+        <w:t xml:space="preserve">            return actions.order.capture().then(function(details) {</w:t>
+      </w:r>
+    </w:p>
+    <w:p>
+      <w:pPr>
+        <w:spacing w:after="0"/>
+        <w:rPr>
+          <w:rFonts w:ascii="Arial" w:hAnsi="Arial" w:cs="Arial"/>
+          <w:sz w:val="28"/>
+          <w:szCs w:val="28"/>
+        </w:rPr>
+      </w:pPr>
+      <w:r>
+        <w:rPr>
+          <w:rFonts w:ascii="Arial" w:hAnsi="Arial" w:cs="Arial"/>
+          <w:sz w:val="28"/>
+          <w:szCs w:val="28"/>
+        </w:rPr>
+        <w:t xml:space="preserve">                alert('Thanh toán thành công: ' + details.payer.name.given_name);</w:t>
+      </w:r>
+    </w:p>
+    <w:p>
+      <w:pPr>
+        <w:spacing w:after="0"/>
+        <w:rPr>
+          <w:rFonts w:ascii="Arial" w:hAnsi="Arial" w:cs="Arial"/>
+          <w:sz w:val="28"/>
+          <w:szCs w:val="28"/>
+        </w:rPr>
+      </w:pPr>
+      <w:r>
+        <w:rPr>
+          <w:rFonts w:ascii="Arial" w:hAnsi="Arial" w:cs="Arial"/>
+          <w:sz w:val="28"/>
+          <w:szCs w:val="28"/>
+        </w:rPr>
+        <w:t xml:space="preserve">            });</w:t>
+      </w:r>
+    </w:p>
+    <w:p>
+      <w:pPr>
+        <w:spacing w:after="0"/>
+        <w:rPr>
+          <w:rFonts w:ascii="Arial" w:hAnsi="Arial" w:cs="Arial"/>
+          <w:sz w:val="28"/>
+          <w:szCs w:val="28"/>
+        </w:rPr>
+      </w:pPr>
+      <w:r>
+        <w:rPr>
+          <w:rFonts w:ascii="Arial" w:hAnsi="Arial" w:cs="Arial"/>
+          <w:sz w:val="28"/>
+          <w:szCs w:val="28"/>
+        </w:rPr>
+        <w:t xml:space="preserve">        }</w:t>
+      </w:r>
+    </w:p>
+    <w:p>
+      <w:pPr>
+        <w:spacing w:after="0"/>
+        <w:rPr>
+          <w:rFonts w:ascii="Arial" w:hAnsi="Arial" w:cs="Arial"/>
+          <w:sz w:val="28"/>
+          <w:szCs w:val="28"/>
+        </w:rPr>
+      </w:pPr>
+    </w:p>
+    <w:p>
+      <w:pPr>
+        <w:spacing w:after="0"/>
+        <w:rPr>
+          <w:rFonts w:ascii="Arial" w:hAnsi="Arial" w:cs="Arial"/>
+          <w:sz w:val="28"/>
+          <w:szCs w:val="28"/>
+        </w:rPr>
+      </w:pPr>
+      <w:r>
+        <w:rPr>
+          <w:rFonts w:ascii="Arial" w:hAnsi="Arial" w:cs="Arial"/>
+          <w:sz w:val="28"/>
+          <w:szCs w:val="28"/>
+        </w:rPr>
+        <w:t xml:space="preserve">    }).render('#paypal-button-container');</w:t>
+      </w:r>
+    </w:p>
+    <w:p>
+      <w:pPr>
+        <w:spacing w:after="0"/>
+        <w:rPr>
+          <w:rFonts w:ascii="Arial" w:hAnsi="Arial" w:cs="Arial"/>
+          <w:sz w:val="28"/>
+          <w:szCs w:val="28"/>
+        </w:rPr>
+      </w:pPr>
+    </w:p>
+    <w:p>
+      <w:pPr>
+        <w:spacing w:after="0"/>
+        <w:rPr>
+          <w:rFonts w:ascii="Arial" w:hAnsi="Arial" w:cs="Arial"/>
+          <w:sz w:val="28"/>
+          <w:szCs w:val="28"/>
+        </w:rPr>
+      </w:pPr>
+      <w:r>
+        <w:rPr>
+          <w:rFonts w:ascii="Arial" w:hAnsi="Arial" w:cs="Arial"/>
+          <w:sz w:val="28"/>
+          <w:szCs w:val="28"/>
+        </w:rPr>
+        <w:t>&lt;/script&gt;</w:t>
+      </w:r>
+    </w:p>
+    <w:p>
+      <w:pPr>
+        <w:spacing w:after="0"/>
+        <w:rPr>
+          <w:rFonts w:ascii="Arial" w:hAnsi="Arial" w:cs="Arial"/>
+          <w:sz w:val="28"/>
+          <w:szCs w:val="28"/>
+        </w:rPr>
+      </w:pPr>
+    </w:p>
+    <w:p>
+      <w:pPr>
+        <w:spacing w:after="0"/>
+        <w:rPr>
+          <w:rFonts w:ascii="Arial" w:hAnsi="Arial" w:cs="Arial"/>
+          <w:sz w:val="28"/>
+          <w:szCs w:val="28"/>
+        </w:rPr>
+      </w:pPr>
+      <w:r>
+        <w:rPr>
+          <w:rFonts w:ascii="Arial" w:hAnsi="Arial" w:cs="Arial"/>
+          <w:sz w:val="28"/>
+          <w:szCs w:val="28"/>
+        </w:rPr>
+        <w:t>Kết quả:</w:t>
+      </w:r>
+    </w:p>
+    <w:p>
+      <w:pPr>
+        <w:spacing w:after="0"/>
+        <w:rPr>
+          <w:rFonts w:ascii="Arial" w:hAnsi="Arial" w:cs="Arial"/>
+          <w:sz w:val="28"/>
+          <w:szCs w:val="28"/>
+        </w:rPr>
+      </w:pPr>
+    </w:p>
+    <w:p>
+      <w:pPr>
+        <w:spacing w:after="0"/>
+        <w:jc w:val="center"/>
+        <w:rPr>
+          <w:rFonts w:ascii="Arial" w:hAnsi="Arial" w:cs="Arial"/>
+          <w:sz w:val="28"/>
+          <w:szCs w:val="28"/>
+        </w:rPr>
+      </w:pPr>
+      <w:r>
+        <w:rPr>
+          <w:rFonts w:ascii="Arial" w:hAnsi="Arial" w:cs="Arial"/>
+          <w:noProof/>
+          <w:sz w:val="28"/>
+          <w:szCs w:val="28"/>
+        </w:rPr>
+        <w:lastRenderedPageBreak/>
+        <w:drawing>
+          <wp:inline distT="0" distB="0" distL="0" distR="0">
+            <wp:extent cx="4617720" cy="2213541"/>
+            <wp:effectExtent l="0" t="0" r="0" b="0"/>
+            <wp:docPr id="12" name="Picture 12"/>
+            <wp:cNvGraphicFramePr>
+              <a:graphicFrameLocks xmlns:a="http://schemas.openxmlformats.org/drawingml/2006/main" noChangeAspect="1"/>
+            </wp:cNvGraphicFramePr>
+            <a:graphic xmlns:a="http://schemas.openxmlformats.org/drawingml/2006/main">
+              <a:graphicData uri="http://schemas.openxmlformats.org/drawingml/2006/picture">
+                <pic:pic xmlns:pic="http://schemas.openxmlformats.org/drawingml/2006/picture">
+                  <pic:nvPicPr>
+                    <pic:cNvPr id="0" name="Picture 3"/>
+                    <pic:cNvPicPr>
+                      <a:picLocks noChangeAspect="1" noChangeArrowheads="1"/>
+                    </pic:cNvPicPr>
+                  </pic:nvPicPr>
+                  <pic:blipFill>
+                    <a:blip r:embed="rId21">
+                      <a:extLst>
+                        <a:ext uri="{28A0092B-C50C-407E-A947-70E740481C1C}">
+                          <a14:useLocalDpi xmlns:a14="http://schemas.microsoft.com/office/drawing/2010/main" val="0"/>
+                        </a:ext>
+                      </a:extLst>
+                    </a:blip>
+                    <a:srcRect/>
+                    <a:stretch>
+                      <a:fillRect/>
+                    </a:stretch>
+                  </pic:blipFill>
+                  <pic:spPr bwMode="auto">
+                    <a:xfrm>
+                      <a:off x="0" y="0"/>
+                      <a:ext cx="4639701" cy="2224078"/>
+                    </a:xfrm>
+                    <a:prstGeom prst="rect">
+                      <a:avLst/>
+                    </a:prstGeom>
+                    <a:noFill/>
+                    <a:ln>
+                      <a:noFill/>
+                    </a:ln>
+                  </pic:spPr>
+                </pic:pic>
+              </a:graphicData>
+            </a:graphic>
+          </wp:inline>
+        </w:drawing>
+      </w:r>
+    </w:p>
+    <w:p>
+      <w:pPr>
+        <w:spacing w:after="0"/>
+        <w:jc w:val="center"/>
+        <w:rPr>
+          <w:rFonts w:ascii="Arial" w:hAnsi="Arial" w:cs="Arial"/>
+          <w:sz w:val="28"/>
+          <w:szCs w:val="28"/>
+        </w:rPr>
+      </w:pPr>
+    </w:p>
+    <w:p>
+      <w:pPr>
+        <w:spacing w:after="0"/>
+        <w:jc w:val="center"/>
+        <w:rPr>
+          <w:rFonts w:ascii="Arial" w:hAnsi="Arial" w:cs="Arial"/>
+          <w:sz w:val="28"/>
+          <w:szCs w:val="28"/>
+        </w:rPr>
+      </w:pPr>
+      <w:r>
+        <w:rPr>
+          <w:rFonts w:ascii="Arial" w:hAnsi="Arial" w:cs="Arial"/>
+          <w:noProof/>
+          <w:sz w:val="28"/>
+          <w:szCs w:val="28"/>
+        </w:rPr>
+        <w:drawing>
+          <wp:inline distT="0" distB="0" distL="0" distR="0" wp14:anchorId="4933F543" wp14:editId="6954ED45">
+            <wp:extent cx="3672445" cy="2049003"/>
+            <wp:effectExtent l="0" t="0" r="4445" b="8890"/>
+            <wp:docPr id="4" name="Picture 4"/>
+            <wp:cNvGraphicFramePr>
+              <a:graphicFrameLocks xmlns:a="http://schemas.openxmlformats.org/drawingml/2006/main" noChangeAspect="1"/>
+            </wp:cNvGraphicFramePr>
+            <a:graphic xmlns:a="http://schemas.openxmlformats.org/drawingml/2006/main">
+              <a:graphicData uri="http://schemas.openxmlformats.org/drawingml/2006/picture">
+                <pic:pic xmlns:pic="http://schemas.openxmlformats.org/drawingml/2006/picture">
+                  <pic:nvPicPr>
+                    <pic:cNvPr id="0" name="Picture 1"/>
+                    <pic:cNvPicPr>
+                      <a:picLocks noChangeAspect="1" noChangeArrowheads="1"/>
+                    </pic:cNvPicPr>
+                  </pic:nvPicPr>
+                  <pic:blipFill>
+                    <a:blip r:embed="rId22">
+                      <a:extLst>
+                        <a:ext uri="{28A0092B-C50C-407E-A947-70E740481C1C}">
+                          <a14:useLocalDpi xmlns:a14="http://schemas.microsoft.com/office/drawing/2010/main" val="0"/>
+                        </a:ext>
+                      </a:extLst>
+                    </a:blip>
+                    <a:srcRect/>
+                    <a:stretch>
+                      <a:fillRect/>
+                    </a:stretch>
+                  </pic:blipFill>
+                  <pic:spPr bwMode="auto">
+                    <a:xfrm>
+                      <a:off x="0" y="0"/>
+                      <a:ext cx="3684614" cy="2055793"/>
+                    </a:xfrm>
+                    <a:prstGeom prst="rect">
+                      <a:avLst/>
+                    </a:prstGeom>
+                    <a:noFill/>
+                    <a:ln>
+                      <a:noFill/>
+                    </a:ln>
+                  </pic:spPr>
+                </pic:pic>
+              </a:graphicData>
+            </a:graphic>
+          </wp:inline>
+        </w:drawing>
+      </w:r>
+    </w:p>
+    <w:p>
+      <w:pPr>
+        <w:spacing w:after="0"/>
+        <w:rPr>
+          <w:rFonts w:ascii="Arial" w:hAnsi="Arial" w:cs="Arial"/>
+          <w:sz w:val="28"/>
+          <w:szCs w:val="28"/>
+        </w:rPr>
+      </w:pPr>
     </w:p>
     <w:p>
       <w:pPr>

--- a/module3/Hướng dẫn PayPal.docx
+++ b/module3/Hướng dẫn PayPal.docx
@@ -1,6 +1,6 @@
 
 <file path=word/document.xml><?xml version="1.0" encoding="utf-8"?>
-<w:document xmlns:wpc="http://schemas.microsoft.com/office/word/2010/wordprocessingCanvas" xmlns:cx="http://schemas.microsoft.com/office/drawing/2014/chartex" xmlns:mc="http://schemas.openxmlformats.org/markup-compatibility/2006" xmlns:o="urn:schemas-microsoft-com:office:office" xmlns:r="http://schemas.openxmlformats.org/officeDocument/2006/relationships" xmlns:m="http://schemas.openxmlformats.org/officeDocument/2006/math" xmlns:v="urn:schemas-microsoft-com:vml" xmlns:wp14="http://schemas.microsoft.com/office/word/2010/wordprocessingDrawing" xmlns:wp="http://schemas.openxmlformats.org/drawingml/2006/wordprocessingDrawing" xmlns:w10="urn:schemas-microsoft-com:office:word" xmlns:w="http://schemas.openxmlformats.org/wordprocessingml/2006/main" xmlns:w14="http://schemas.microsoft.com/office/word/2010/wordml" xmlns:w15="http://schemas.microsoft.com/office/word/2012/wordml" xmlns:w16se="http://schemas.microsoft.com/office/word/2015/wordml/symex" xmlns:wpg="http://schemas.microsoft.com/office/word/2010/wordprocessingGroup" xmlns:wpi="http://schemas.microsoft.com/office/word/2010/wordprocessingInk" xmlns:wne="http://schemas.microsoft.com/office/word/2006/wordml" xmlns:wps="http://schemas.microsoft.com/office/word/2010/wordprocessingShape" mc:Ignorable="w14 w15 w16se wp14">
+<w:document xmlns:wpc="http://schemas.microsoft.com/office/word/2010/wordprocessingCanvas" xmlns:cx="http://schemas.microsoft.com/office/drawing/2014/chartex" xmlns:cx1="http://schemas.microsoft.com/office/drawing/2015/9/8/chartex" xmlns:cx2="http://schemas.microsoft.com/office/drawing/2015/10/21/chartex" xmlns:cx3="http://schemas.microsoft.com/office/drawing/2016/5/9/chartex" xmlns:cx4="http://schemas.microsoft.com/office/drawing/2016/5/10/chartex" xmlns:cx5="http://schemas.microsoft.com/office/drawing/2016/5/11/chartex" xmlns:cx6="http://schemas.microsoft.com/office/drawing/2016/5/12/chartex" xmlns:cx7="http://schemas.microsoft.com/office/drawing/2016/5/13/chartex" xmlns:cx8="http://schemas.microsoft.com/office/drawing/2016/5/14/chartex" xmlns:mc="http://schemas.openxmlformats.org/markup-compatibility/2006" xmlns:aink="http://schemas.microsoft.com/office/drawing/2016/ink" xmlns:am3d="http://schemas.microsoft.com/office/drawing/2017/model3d" xmlns:o="urn:schemas-microsoft-com:office:office" xmlns:oel="http://schemas.microsoft.com/office/2019/extlst" xmlns:r="http://schemas.openxmlformats.org/officeDocument/2006/relationships" xmlns:m="http://schemas.openxmlformats.org/officeDocument/2006/math" xmlns:v="urn:schemas-microsoft-com:vml" xmlns:wp14="http://schemas.microsoft.com/office/word/2010/wordprocessingDrawing" xmlns:wp="http://schemas.openxmlformats.org/drawingml/2006/wordprocessingDrawing" xmlns:w10="urn:schemas-microsoft-com:office:word" xmlns:w="http://schemas.openxmlformats.org/wordprocessingml/2006/main" xmlns:w14="http://schemas.microsoft.com/office/word/2010/wordml" xmlns:w15="http://schemas.microsoft.com/office/word/2012/wordml" xmlns:w16cex="http://schemas.microsoft.com/office/word/2018/wordml/cex" xmlns:w16cid="http://schemas.microsoft.com/office/word/2016/wordml/cid" xmlns:w16="http://schemas.microsoft.com/office/word/2018/wordml" xmlns:w16du="http://schemas.microsoft.com/office/word/2023/wordml/word16du" xmlns:w16sdtdh="http://schemas.microsoft.com/office/word/2020/wordml/sdtdatahash" xmlns:w16sdtfl="http://schemas.microsoft.com/office/word/2024/wordml/sdtformatlock" xmlns:w16se="http://schemas.microsoft.com/office/word/2015/wordml/symex" xmlns:wpg="http://schemas.microsoft.com/office/word/2010/wordprocessingGroup" xmlns:wpi="http://schemas.microsoft.com/office/word/2010/wordprocessingInk" xmlns:wne="http://schemas.microsoft.com/office/word/2006/wordml" xmlns:wps="http://schemas.microsoft.com/office/word/2010/wordprocessingShape" mc:Ignorable="w14 w15 w16se w16cid w16 w16cex w16sdtdh w16sdtfl w16du wp14">
   <w:body>
     <w:p>
       <w:pPr>
@@ -12,41 +12,133 @@
           <w:szCs w:val="28"/>
         </w:rPr>
       </w:pPr>
-      <w:r>
-        <w:rPr>
-          <w:rFonts w:ascii="Arial" w:hAnsi="Arial" w:cs="Arial"/>
-          <w:sz w:val="28"/>
-          <w:szCs w:val="28"/>
-        </w:rPr>
-        <w:t>Hướng dẫn PayPal</w:t>
-      </w:r>
-    </w:p>
-    <w:p>
-      <w:pPr>
-        <w:spacing w:after="0"/>
-        <w:rPr>
-          <w:rFonts w:ascii="Arial" w:hAnsi="Arial" w:cs="Arial"/>
-          <w:sz w:val="28"/>
-          <w:szCs w:val="28"/>
-        </w:rPr>
-      </w:pPr>
-    </w:p>
-    <w:p>
-      <w:pPr>
-        <w:spacing w:after="0"/>
-        <w:rPr>
-          <w:rFonts w:ascii="Arial" w:hAnsi="Arial" w:cs="Arial"/>
-          <w:sz w:val="28"/>
-          <w:szCs w:val="28"/>
-        </w:rPr>
-      </w:pPr>
-      <w:r>
-        <w:rPr>
-          <w:rFonts w:ascii="Arial" w:hAnsi="Arial" w:cs="Arial"/>
-          <w:sz w:val="28"/>
-          <w:szCs w:val="28"/>
-        </w:rPr>
-        <w:t xml:space="preserve">Đăng ký tài khoản: </w:t>
+      <w:proofErr w:type="spellStart"/>
+      <w:r>
+        <w:rPr>
+          <w:rFonts w:ascii="Arial" w:hAnsi="Arial" w:cs="Arial"/>
+          <w:sz w:val="28"/>
+          <w:szCs w:val="28"/>
+        </w:rPr>
+        <w:t>Hướng</w:t>
+      </w:r>
+      <w:proofErr w:type="spellEnd"/>
+      <w:r>
+        <w:rPr>
+          <w:rFonts w:ascii="Arial" w:hAnsi="Arial" w:cs="Arial"/>
+          <w:sz w:val="28"/>
+          <w:szCs w:val="28"/>
+        </w:rPr>
+        <w:t xml:space="preserve"> </w:t>
+      </w:r>
+      <w:proofErr w:type="spellStart"/>
+      <w:r>
+        <w:rPr>
+          <w:rFonts w:ascii="Arial" w:hAnsi="Arial" w:cs="Arial"/>
+          <w:sz w:val="28"/>
+          <w:szCs w:val="28"/>
+        </w:rPr>
+        <w:t>dẫn</w:t>
+      </w:r>
+      <w:proofErr w:type="spellEnd"/>
+      <w:r>
+        <w:rPr>
+          <w:rFonts w:ascii="Arial" w:hAnsi="Arial" w:cs="Arial"/>
+          <w:sz w:val="28"/>
+          <w:szCs w:val="28"/>
+        </w:rPr>
+        <w:t xml:space="preserve"> PayPal</w:t>
+      </w:r>
+    </w:p>
+    <w:p>
+      <w:pPr>
+        <w:spacing w:after="0"/>
+        <w:rPr>
+          <w:rFonts w:ascii="Arial" w:hAnsi="Arial" w:cs="Arial"/>
+          <w:sz w:val="28"/>
+          <w:szCs w:val="28"/>
+        </w:rPr>
+      </w:pPr>
+    </w:p>
+    <w:p>
+      <w:pPr>
+        <w:spacing w:after="0"/>
+        <w:rPr>
+          <w:rFonts w:ascii="Arial" w:hAnsi="Arial" w:cs="Arial"/>
+          <w:sz w:val="28"/>
+          <w:szCs w:val="28"/>
+        </w:rPr>
+      </w:pPr>
+      <w:proofErr w:type="spellStart"/>
+      <w:r>
+        <w:rPr>
+          <w:rFonts w:ascii="Arial" w:hAnsi="Arial" w:cs="Arial"/>
+          <w:sz w:val="28"/>
+          <w:szCs w:val="28"/>
+        </w:rPr>
+        <w:t>Đăng</w:t>
+      </w:r>
+      <w:proofErr w:type="spellEnd"/>
+      <w:r>
+        <w:rPr>
+          <w:rFonts w:ascii="Arial" w:hAnsi="Arial" w:cs="Arial"/>
+          <w:sz w:val="28"/>
+          <w:szCs w:val="28"/>
+        </w:rPr>
+        <w:t xml:space="preserve"> </w:t>
+      </w:r>
+      <w:proofErr w:type="spellStart"/>
+      <w:r>
+        <w:rPr>
+          <w:rFonts w:ascii="Arial" w:hAnsi="Arial" w:cs="Arial"/>
+          <w:sz w:val="28"/>
+          <w:szCs w:val="28"/>
+        </w:rPr>
+        <w:t>ký</w:t>
+      </w:r>
+      <w:proofErr w:type="spellEnd"/>
+      <w:r>
+        <w:rPr>
+          <w:rFonts w:ascii="Arial" w:hAnsi="Arial" w:cs="Arial"/>
+          <w:sz w:val="28"/>
+          <w:szCs w:val="28"/>
+        </w:rPr>
+        <w:t xml:space="preserve"> </w:t>
+      </w:r>
+      <w:proofErr w:type="spellStart"/>
+      <w:r>
+        <w:rPr>
+          <w:rFonts w:ascii="Arial" w:hAnsi="Arial" w:cs="Arial"/>
+          <w:sz w:val="28"/>
+          <w:szCs w:val="28"/>
+        </w:rPr>
+        <w:t>tài</w:t>
+      </w:r>
+      <w:proofErr w:type="spellEnd"/>
+      <w:r>
+        <w:rPr>
+          <w:rFonts w:ascii="Arial" w:hAnsi="Arial" w:cs="Arial"/>
+          <w:sz w:val="28"/>
+          <w:szCs w:val="28"/>
+        </w:rPr>
+        <w:t xml:space="preserve"> </w:t>
+      </w:r>
+      <w:proofErr w:type="spellStart"/>
+      <w:r>
+        <w:rPr>
+          <w:rFonts w:ascii="Arial" w:hAnsi="Arial" w:cs="Arial"/>
+          <w:sz w:val="28"/>
+          <w:szCs w:val="28"/>
+        </w:rPr>
+        <w:t>khoản</w:t>
+      </w:r>
+      <w:proofErr w:type="spellEnd"/>
+      <w:r>
+        <w:rPr>
+          <w:rFonts w:ascii="Arial" w:hAnsi="Arial" w:cs="Arial"/>
+          <w:sz w:val="28"/>
+          <w:szCs w:val="28"/>
+        </w:rPr>
+        <w:t xml:space="preserve">: </w:t>
       </w:r>
       <w:r>
         <w:rPr>
@@ -66,13 +158,123 @@
           <w:szCs w:val="28"/>
         </w:rPr>
       </w:pPr>
-      <w:r>
-        <w:rPr>
-          <w:rFonts w:ascii="Arial" w:hAnsi="Arial" w:cs="Arial"/>
-          <w:sz w:val="28"/>
-          <w:szCs w:val="28"/>
-        </w:rPr>
-        <w:t>Nhập email, điện thoại</w:t>
+      <w:proofErr w:type="spellStart"/>
+      <w:r>
+        <w:rPr>
+          <w:rFonts w:ascii="Arial" w:hAnsi="Arial" w:cs="Arial"/>
+          <w:sz w:val="28"/>
+          <w:szCs w:val="28"/>
+        </w:rPr>
+        <w:t>Nhập</w:t>
+      </w:r>
+      <w:proofErr w:type="spellEnd"/>
+      <w:r>
+        <w:rPr>
+          <w:rFonts w:ascii="Arial" w:hAnsi="Arial" w:cs="Arial"/>
+          <w:sz w:val="28"/>
+          <w:szCs w:val="28"/>
+        </w:rPr>
+        <w:t xml:space="preserve"> email, </w:t>
+      </w:r>
+      <w:proofErr w:type="spellStart"/>
+      <w:r>
+        <w:rPr>
+          <w:rFonts w:ascii="Arial" w:hAnsi="Arial" w:cs="Arial"/>
+          <w:sz w:val="28"/>
+          <w:szCs w:val="28"/>
+        </w:rPr>
+        <w:t>điện</w:t>
+      </w:r>
+      <w:proofErr w:type="spellEnd"/>
+      <w:r>
+        <w:rPr>
+          <w:rFonts w:ascii="Arial" w:hAnsi="Arial" w:cs="Arial"/>
+          <w:sz w:val="28"/>
+          <w:szCs w:val="28"/>
+        </w:rPr>
+        <w:t xml:space="preserve"> </w:t>
+      </w:r>
+      <w:proofErr w:type="spellStart"/>
+      <w:r>
+        <w:rPr>
+          <w:rFonts w:ascii="Arial" w:hAnsi="Arial" w:cs="Arial"/>
+          <w:sz w:val="28"/>
+          <w:szCs w:val="28"/>
+        </w:rPr>
+        <w:t>thoại</w:t>
+      </w:r>
+      <w:proofErr w:type="spellEnd"/>
+    </w:p>
+    <w:p>
+      <w:pPr>
+        <w:spacing w:after="0"/>
+        <w:rPr>
+          <w:rFonts w:ascii="Arial" w:hAnsi="Arial" w:cs="Arial"/>
+          <w:sz w:val="28"/>
+          <w:szCs w:val="28"/>
+        </w:rPr>
+      </w:pPr>
+      <w:r>
+        <w:rPr>
+          <w:rFonts w:ascii="Arial" w:hAnsi="Arial" w:cs="Arial"/>
+          <w:sz w:val="28"/>
+          <w:szCs w:val="28"/>
+        </w:rPr>
+        <w:t xml:space="preserve">Lưu ý: </w:t>
+      </w:r>
+      <w:proofErr w:type="spellStart"/>
+      <w:r>
+        <w:rPr>
+          <w:rFonts w:ascii="Arial" w:hAnsi="Arial" w:cs="Arial"/>
+          <w:sz w:val="28"/>
+          <w:szCs w:val="28"/>
+        </w:rPr>
+        <w:t>tạo</w:t>
+      </w:r>
+      <w:proofErr w:type="spellEnd"/>
+      <w:r>
+        <w:rPr>
+          <w:rFonts w:ascii="Arial" w:hAnsi="Arial" w:cs="Arial"/>
+          <w:sz w:val="28"/>
+          <w:szCs w:val="28"/>
+        </w:rPr>
+        <w:t xml:space="preserve"> </w:t>
+      </w:r>
+      <w:proofErr w:type="spellStart"/>
+      <w:r>
+        <w:rPr>
+          <w:rFonts w:ascii="Arial" w:hAnsi="Arial" w:cs="Arial"/>
+          <w:sz w:val="28"/>
+          <w:szCs w:val="28"/>
+        </w:rPr>
+        <w:t>tài</w:t>
+      </w:r>
+      <w:proofErr w:type="spellEnd"/>
+      <w:r>
+        <w:rPr>
+          <w:rFonts w:ascii="Arial" w:hAnsi="Arial" w:cs="Arial"/>
+          <w:sz w:val="28"/>
+          <w:szCs w:val="28"/>
+        </w:rPr>
+        <w:t xml:space="preserve"> </w:t>
+      </w:r>
+      <w:proofErr w:type="spellStart"/>
+      <w:r>
+        <w:rPr>
+          <w:rFonts w:ascii="Arial" w:hAnsi="Arial" w:cs="Arial"/>
+          <w:sz w:val="28"/>
+          <w:szCs w:val="28"/>
+        </w:rPr>
+        <w:t>khoản</w:t>
+      </w:r>
+      <w:proofErr w:type="spellEnd"/>
+      <w:r>
+        <w:rPr>
+          <w:rFonts w:ascii="Arial" w:hAnsi="Arial" w:cs="Arial"/>
+          <w:sz w:val="28"/>
+          <w:szCs w:val="28"/>
+        </w:rPr>
+        <w:t xml:space="preserve"> Business</w:t>
       </w:r>
     </w:p>
     <w:p>
@@ -103,7 +305,7 @@
           <w:szCs w:val="28"/>
         </w:rPr>
         <w:drawing>
-          <wp:inline distT="0" distB="0" distL="0" distR="0">
+          <wp:inline distT="0" distB="0" distL="0" distR="0" wp14:anchorId="7E625A34" wp14:editId="1E2B8616">
             <wp:extent cx="4314064" cy="1783080"/>
             <wp:effectExtent l="0" t="0" r="0" b="7620"/>
             <wp:docPr id="1" name="Picture 1"/>
@@ -180,7 +382,7 @@
           <w:szCs w:val="28"/>
         </w:rPr>
         <w:drawing>
-          <wp:inline distT="0" distB="0" distL="0" distR="0">
+          <wp:inline distT="0" distB="0" distL="0" distR="0" wp14:anchorId="06C3C3F3" wp14:editId="1F40FF78">
             <wp:extent cx="3730623" cy="1897380"/>
             <wp:effectExtent l="0" t="0" r="3810" b="7620"/>
             <wp:docPr id="2" name="Picture 2"/>
@@ -232,30 +434,139 @@
     <w:p>
       <w:pPr>
         <w:spacing w:after="0"/>
-        <w:rPr>
-          <w:rFonts w:ascii="Arial" w:hAnsi="Arial" w:cs="Arial"/>
-          <w:sz w:val="28"/>
-          <w:szCs w:val="28"/>
-        </w:rPr>
-      </w:pPr>
-    </w:p>
-    <w:p>
-      <w:pPr>
-        <w:spacing w:after="0"/>
-        <w:rPr>
-          <w:rFonts w:ascii="Arial" w:hAnsi="Arial" w:cs="Arial"/>
-          <w:sz w:val="28"/>
-          <w:szCs w:val="28"/>
-        </w:rPr>
-      </w:pPr>
-      <w:r>
-        <w:rPr>
-          <w:rFonts w:ascii="Arial" w:hAnsi="Arial" w:cs="Arial"/>
-          <w:sz w:val="28"/>
-          <w:szCs w:val="28"/>
-        </w:rPr>
-        <w:t>Màn hình chính</w:t>
-      </w:r>
+        <w:jc w:val="center"/>
+        <w:rPr>
+          <w:rFonts w:ascii="Arial" w:hAnsi="Arial" w:cs="Arial"/>
+          <w:sz w:val="28"/>
+          <w:szCs w:val="28"/>
+        </w:rPr>
+      </w:pPr>
+    </w:p>
+    <w:p>
+      <w:pPr>
+        <w:spacing w:after="0"/>
+        <w:jc w:val="center"/>
+        <w:rPr>
+          <w:rFonts w:ascii="Arial" w:hAnsi="Arial" w:cs="Arial"/>
+          <w:sz w:val="28"/>
+          <w:szCs w:val="28"/>
+        </w:rPr>
+      </w:pPr>
+      <w:r>
+        <w:rPr>
+          <w:rFonts w:ascii="Arial" w:hAnsi="Arial" w:cs="Arial"/>
+          <w:noProof/>
+          <w:sz w:val="28"/>
+          <w:szCs w:val="28"/>
+        </w:rPr>
+        <w:drawing>
+          <wp:inline distT="0" distB="0" distL="0" distR="0" wp14:anchorId="1DD4E579" wp14:editId="0FF64722">
+            <wp:extent cx="5083810" cy="2344207"/>
+            <wp:effectExtent l="0" t="0" r="2540" b="0"/>
+            <wp:docPr id="291335341" name="Picture 1"/>
+            <wp:cNvGraphicFramePr>
+              <a:graphicFrameLocks xmlns:a="http://schemas.openxmlformats.org/drawingml/2006/main" noChangeAspect="1"/>
+            </wp:cNvGraphicFramePr>
+            <a:graphic xmlns:a="http://schemas.openxmlformats.org/drawingml/2006/main">
+              <a:graphicData uri="http://schemas.openxmlformats.org/drawingml/2006/picture">
+                <pic:pic xmlns:pic="http://schemas.openxmlformats.org/drawingml/2006/picture">
+                  <pic:nvPicPr>
+                    <pic:cNvPr id="291335341" name="Picture 291335341"/>
+                    <pic:cNvPicPr/>
+                  </pic:nvPicPr>
+                  <pic:blipFill>
+                    <a:blip r:embed="rId6">
+                      <a:extLst>
+                        <a:ext uri="{28A0092B-C50C-407E-A947-70E740481C1C}">
+                          <a14:useLocalDpi xmlns:a14="http://schemas.microsoft.com/office/drawing/2010/main" val="0"/>
+                        </a:ext>
+                      </a:extLst>
+                    </a:blip>
+                    <a:stretch>
+                      <a:fillRect/>
+                    </a:stretch>
+                  </pic:blipFill>
+                  <pic:spPr>
+                    <a:xfrm>
+                      <a:off x="0" y="0"/>
+                      <a:ext cx="5087812" cy="2346052"/>
+                    </a:xfrm>
+                    <a:prstGeom prst="rect">
+                      <a:avLst/>
+                    </a:prstGeom>
+                  </pic:spPr>
+                </pic:pic>
+              </a:graphicData>
+            </a:graphic>
+          </wp:inline>
+        </w:drawing>
+      </w:r>
+    </w:p>
+    <w:p>
+      <w:pPr>
+        <w:spacing w:after="0"/>
+        <w:rPr>
+          <w:rFonts w:ascii="Arial" w:hAnsi="Arial" w:cs="Arial"/>
+          <w:sz w:val="28"/>
+          <w:szCs w:val="28"/>
+        </w:rPr>
+      </w:pPr>
+    </w:p>
+    <w:p>
+      <w:pPr>
+        <w:spacing w:after="0"/>
+        <w:rPr>
+          <w:rFonts w:ascii="Arial" w:hAnsi="Arial" w:cs="Arial"/>
+          <w:sz w:val="28"/>
+          <w:szCs w:val="28"/>
+        </w:rPr>
+      </w:pPr>
+      <w:proofErr w:type="spellStart"/>
+      <w:r>
+        <w:rPr>
+          <w:rFonts w:ascii="Arial" w:hAnsi="Arial" w:cs="Arial"/>
+          <w:sz w:val="28"/>
+          <w:szCs w:val="28"/>
+        </w:rPr>
+        <w:t>Màn</w:t>
+      </w:r>
+      <w:proofErr w:type="spellEnd"/>
+      <w:r>
+        <w:rPr>
+          <w:rFonts w:ascii="Arial" w:hAnsi="Arial" w:cs="Arial"/>
+          <w:sz w:val="28"/>
+          <w:szCs w:val="28"/>
+        </w:rPr>
+        <w:t xml:space="preserve"> </w:t>
+      </w:r>
+      <w:proofErr w:type="spellStart"/>
+      <w:r>
+        <w:rPr>
+          <w:rFonts w:ascii="Arial" w:hAnsi="Arial" w:cs="Arial"/>
+          <w:sz w:val="28"/>
+          <w:szCs w:val="28"/>
+        </w:rPr>
+        <w:t>hình</w:t>
+      </w:r>
+      <w:proofErr w:type="spellEnd"/>
+      <w:r>
+        <w:rPr>
+          <w:rFonts w:ascii="Arial" w:hAnsi="Arial" w:cs="Arial"/>
+          <w:sz w:val="28"/>
+          <w:szCs w:val="28"/>
+        </w:rPr>
+        <w:t xml:space="preserve"> </w:t>
+      </w:r>
+      <w:proofErr w:type="spellStart"/>
+      <w:r>
+        <w:rPr>
+          <w:rFonts w:ascii="Arial" w:hAnsi="Arial" w:cs="Arial"/>
+          <w:sz w:val="28"/>
+          <w:szCs w:val="28"/>
+        </w:rPr>
+        <w:t>chính</w:t>
+      </w:r>
+      <w:proofErr w:type="spellEnd"/>
       <w:r>
         <w:rPr>
           <w:rFonts w:ascii="Arial" w:hAnsi="Arial" w:cs="Arial"/>
@@ -292,8 +603,9 @@
           <w:sz w:val="28"/>
           <w:szCs w:val="28"/>
         </w:rPr>
+        <w:lastRenderedPageBreak/>
         <w:drawing>
-          <wp:inline distT="0" distB="0" distL="0" distR="0">
+          <wp:inline distT="0" distB="0" distL="0" distR="0" wp14:anchorId="1B956F4B" wp14:editId="3ECEF687">
             <wp:extent cx="6644640" cy="3413760"/>
             <wp:effectExtent l="0" t="0" r="3810" b="0"/>
             <wp:docPr id="3" name="Picture 3"/>
@@ -310,7 +622,7 @@
                     </pic:cNvPicPr>
                   </pic:nvPicPr>
                   <pic:blipFill>
-                    <a:blip r:embed="rId6" cstate="print">
+                    <a:blip r:embed="rId7" cstate="print">
                       <a:extLst>
                         <a:ext uri="{28A0092B-C50C-407E-A947-70E740481C1C}">
                           <a14:useLocalDpi xmlns:a14="http://schemas.microsoft.com/office/drawing/2010/main" val="0"/>
@@ -372,6 +684,7 @@
           <w:szCs w:val="28"/>
         </w:rPr>
       </w:pPr>
+      <w:proofErr w:type="spellStart"/>
       <w:r>
         <w:rPr>
           <w:rFonts w:ascii="Arial" w:hAnsi="Arial" w:cs="Arial"/>
@@ -379,54 +692,274 @@
           <w:sz w:val="28"/>
           <w:szCs w:val="28"/>
         </w:rPr>
-        <w:lastRenderedPageBreak/>
-        <w:t>Tạo SandBox</w:t>
-      </w:r>
-    </w:p>
-    <w:p>
-      <w:pPr>
-        <w:spacing w:after="0"/>
-        <w:rPr>
-          <w:rFonts w:ascii="Arial" w:hAnsi="Arial" w:cs="Arial"/>
-          <w:sz w:val="28"/>
-          <w:szCs w:val="28"/>
-        </w:rPr>
-      </w:pPr>
-    </w:p>
-    <w:p>
-      <w:pPr>
-        <w:spacing w:after="0"/>
-        <w:rPr>
-          <w:rFonts w:ascii="Arial" w:hAnsi="Arial" w:cs="Arial"/>
-          <w:sz w:val="28"/>
-          <w:szCs w:val="28"/>
-        </w:rPr>
-      </w:pPr>
-      <w:r>
-        <w:rPr>
-          <w:rFonts w:ascii="Arial" w:hAnsi="Arial" w:cs="Arial"/>
-          <w:sz w:val="28"/>
-          <w:szCs w:val="28"/>
-        </w:rPr>
-        <w:t>Kế bên nút chuông có nút PayPal Developer.</w:t>
-      </w:r>
-    </w:p>
-    <w:p>
-      <w:pPr>
-        <w:spacing w:after="0"/>
-        <w:rPr>
-          <w:rFonts w:ascii="Arial" w:hAnsi="Arial" w:cs="Arial"/>
-          <w:sz w:val="28"/>
-          <w:szCs w:val="28"/>
-        </w:rPr>
-      </w:pPr>
-      <w:r>
-        <w:rPr>
-          <w:rFonts w:ascii="Arial" w:hAnsi="Arial" w:cs="Arial"/>
-          <w:sz w:val="28"/>
-          <w:szCs w:val="28"/>
-        </w:rPr>
-        <w:t xml:space="preserve">Hoặc có thể truy cập vào link: </w:t>
+        <w:t>Tạo</w:t>
+      </w:r>
+      <w:proofErr w:type="spellEnd"/>
+      <w:r>
+        <w:rPr>
+          <w:rFonts w:ascii="Arial" w:hAnsi="Arial" w:cs="Arial"/>
+          <w:b/>
+          <w:sz w:val="28"/>
+          <w:szCs w:val="28"/>
+        </w:rPr>
+        <w:t xml:space="preserve"> </w:t>
+      </w:r>
+      <w:proofErr w:type="spellStart"/>
+      <w:r>
+        <w:rPr>
+          <w:rFonts w:ascii="Arial" w:hAnsi="Arial" w:cs="Arial"/>
+          <w:b/>
+          <w:sz w:val="28"/>
+          <w:szCs w:val="28"/>
+        </w:rPr>
+        <w:t>SandBox</w:t>
+      </w:r>
+      <w:proofErr w:type="spellEnd"/>
+    </w:p>
+    <w:p>
+      <w:pPr>
+        <w:spacing w:after="0"/>
+        <w:rPr>
+          <w:rFonts w:ascii="Arial" w:hAnsi="Arial" w:cs="Arial"/>
+          <w:sz w:val="28"/>
+          <w:szCs w:val="28"/>
+        </w:rPr>
+      </w:pPr>
+    </w:p>
+    <w:p>
+      <w:pPr>
+        <w:spacing w:after="0"/>
+        <w:rPr>
+          <w:rFonts w:ascii="Arial" w:hAnsi="Arial" w:cs="Arial"/>
+          <w:sz w:val="28"/>
+          <w:szCs w:val="28"/>
+        </w:rPr>
+      </w:pPr>
+      <w:proofErr w:type="spellStart"/>
+      <w:r>
+        <w:rPr>
+          <w:rFonts w:ascii="Arial" w:hAnsi="Arial" w:cs="Arial"/>
+          <w:sz w:val="28"/>
+          <w:szCs w:val="28"/>
+        </w:rPr>
+        <w:t>Kế</w:t>
+      </w:r>
+      <w:proofErr w:type="spellEnd"/>
+      <w:r>
+        <w:rPr>
+          <w:rFonts w:ascii="Arial" w:hAnsi="Arial" w:cs="Arial"/>
+          <w:sz w:val="28"/>
+          <w:szCs w:val="28"/>
+        </w:rPr>
+        <w:t xml:space="preserve"> </w:t>
+      </w:r>
+      <w:proofErr w:type="spellStart"/>
+      <w:r>
+        <w:rPr>
+          <w:rFonts w:ascii="Arial" w:hAnsi="Arial" w:cs="Arial"/>
+          <w:sz w:val="28"/>
+          <w:szCs w:val="28"/>
+        </w:rPr>
+        <w:t>bên</w:t>
+      </w:r>
+      <w:proofErr w:type="spellEnd"/>
+      <w:r>
+        <w:rPr>
+          <w:rFonts w:ascii="Arial" w:hAnsi="Arial" w:cs="Arial"/>
+          <w:sz w:val="28"/>
+          <w:szCs w:val="28"/>
+        </w:rPr>
+        <w:t xml:space="preserve"> </w:t>
+      </w:r>
+      <w:proofErr w:type="spellStart"/>
+      <w:r>
+        <w:rPr>
+          <w:rFonts w:ascii="Arial" w:hAnsi="Arial" w:cs="Arial"/>
+          <w:sz w:val="28"/>
+          <w:szCs w:val="28"/>
+        </w:rPr>
+        <w:t>nút</w:t>
+      </w:r>
+      <w:proofErr w:type="spellEnd"/>
+      <w:r>
+        <w:rPr>
+          <w:rFonts w:ascii="Arial" w:hAnsi="Arial" w:cs="Arial"/>
+          <w:sz w:val="28"/>
+          <w:szCs w:val="28"/>
+        </w:rPr>
+        <w:t xml:space="preserve"> </w:t>
+      </w:r>
+      <w:proofErr w:type="spellStart"/>
+      <w:r>
+        <w:rPr>
+          <w:rFonts w:ascii="Arial" w:hAnsi="Arial" w:cs="Arial"/>
+          <w:sz w:val="28"/>
+          <w:szCs w:val="28"/>
+        </w:rPr>
+        <w:t>chuông</w:t>
+      </w:r>
+      <w:proofErr w:type="spellEnd"/>
+      <w:r>
+        <w:rPr>
+          <w:rFonts w:ascii="Arial" w:hAnsi="Arial" w:cs="Arial"/>
+          <w:sz w:val="28"/>
+          <w:szCs w:val="28"/>
+        </w:rPr>
+        <w:t xml:space="preserve"> </w:t>
+      </w:r>
+      <w:proofErr w:type="spellStart"/>
+      <w:r>
+        <w:rPr>
+          <w:rFonts w:ascii="Arial" w:hAnsi="Arial" w:cs="Arial"/>
+          <w:sz w:val="28"/>
+          <w:szCs w:val="28"/>
+        </w:rPr>
+        <w:t>có</w:t>
+      </w:r>
+      <w:proofErr w:type="spellEnd"/>
+      <w:r>
+        <w:rPr>
+          <w:rFonts w:ascii="Arial" w:hAnsi="Arial" w:cs="Arial"/>
+          <w:sz w:val="28"/>
+          <w:szCs w:val="28"/>
+        </w:rPr>
+        <w:t xml:space="preserve"> </w:t>
+      </w:r>
+      <w:proofErr w:type="spellStart"/>
+      <w:r>
+        <w:rPr>
+          <w:rFonts w:ascii="Arial" w:hAnsi="Arial" w:cs="Arial"/>
+          <w:sz w:val="28"/>
+          <w:szCs w:val="28"/>
+        </w:rPr>
+        <w:t>nút</w:t>
+      </w:r>
+      <w:proofErr w:type="spellEnd"/>
+      <w:r>
+        <w:rPr>
+          <w:rFonts w:ascii="Arial" w:hAnsi="Arial" w:cs="Arial"/>
+          <w:sz w:val="28"/>
+          <w:szCs w:val="28"/>
+        </w:rPr>
+        <w:t xml:space="preserve"> PayPal Developer.</w:t>
+      </w:r>
+    </w:p>
+    <w:p>
+      <w:pPr>
+        <w:spacing w:after="0"/>
+        <w:rPr>
+          <w:rFonts w:ascii="Arial" w:hAnsi="Arial" w:cs="Arial"/>
+          <w:sz w:val="28"/>
+          <w:szCs w:val="28"/>
+        </w:rPr>
+      </w:pPr>
+      <w:proofErr w:type="spellStart"/>
+      <w:r>
+        <w:rPr>
+          <w:rFonts w:ascii="Arial" w:hAnsi="Arial" w:cs="Arial"/>
+          <w:sz w:val="28"/>
+          <w:szCs w:val="28"/>
+        </w:rPr>
+        <w:t>Hoặc</w:t>
+      </w:r>
+      <w:proofErr w:type="spellEnd"/>
+      <w:r>
+        <w:rPr>
+          <w:rFonts w:ascii="Arial" w:hAnsi="Arial" w:cs="Arial"/>
+          <w:sz w:val="28"/>
+          <w:szCs w:val="28"/>
+        </w:rPr>
+        <w:t xml:space="preserve"> </w:t>
+      </w:r>
+      <w:proofErr w:type="spellStart"/>
+      <w:r>
+        <w:rPr>
+          <w:rFonts w:ascii="Arial" w:hAnsi="Arial" w:cs="Arial"/>
+          <w:sz w:val="28"/>
+          <w:szCs w:val="28"/>
+        </w:rPr>
+        <w:t>có</w:t>
+      </w:r>
+      <w:proofErr w:type="spellEnd"/>
+      <w:r>
+        <w:rPr>
+          <w:rFonts w:ascii="Arial" w:hAnsi="Arial" w:cs="Arial"/>
+          <w:sz w:val="28"/>
+          <w:szCs w:val="28"/>
+        </w:rPr>
+        <w:t xml:space="preserve"> </w:t>
+      </w:r>
+      <w:proofErr w:type="spellStart"/>
+      <w:r>
+        <w:rPr>
+          <w:rFonts w:ascii="Arial" w:hAnsi="Arial" w:cs="Arial"/>
+          <w:sz w:val="28"/>
+          <w:szCs w:val="28"/>
+        </w:rPr>
+        <w:t>thể</w:t>
+      </w:r>
+      <w:proofErr w:type="spellEnd"/>
+      <w:r>
+        <w:rPr>
+          <w:rFonts w:ascii="Arial" w:hAnsi="Arial" w:cs="Arial"/>
+          <w:sz w:val="28"/>
+          <w:szCs w:val="28"/>
+        </w:rPr>
+        <w:t xml:space="preserve"> </w:t>
+      </w:r>
+      <w:proofErr w:type="spellStart"/>
+      <w:r>
+        <w:rPr>
+          <w:rFonts w:ascii="Arial" w:hAnsi="Arial" w:cs="Arial"/>
+          <w:sz w:val="28"/>
+          <w:szCs w:val="28"/>
+        </w:rPr>
+        <w:t>truy</w:t>
+      </w:r>
+      <w:proofErr w:type="spellEnd"/>
+      <w:r>
+        <w:rPr>
+          <w:rFonts w:ascii="Arial" w:hAnsi="Arial" w:cs="Arial"/>
+          <w:sz w:val="28"/>
+          <w:szCs w:val="28"/>
+        </w:rPr>
+        <w:t xml:space="preserve"> </w:t>
+      </w:r>
+      <w:proofErr w:type="spellStart"/>
+      <w:r>
+        <w:rPr>
+          <w:rFonts w:ascii="Arial" w:hAnsi="Arial" w:cs="Arial"/>
+          <w:sz w:val="28"/>
+          <w:szCs w:val="28"/>
+        </w:rPr>
+        <w:t>cập</w:t>
+      </w:r>
+      <w:proofErr w:type="spellEnd"/>
+      <w:r>
+        <w:rPr>
+          <w:rFonts w:ascii="Arial" w:hAnsi="Arial" w:cs="Arial"/>
+          <w:sz w:val="28"/>
+          <w:szCs w:val="28"/>
+        </w:rPr>
+        <w:t xml:space="preserve"> </w:t>
+      </w:r>
+      <w:proofErr w:type="spellStart"/>
+      <w:r>
+        <w:rPr>
+          <w:rFonts w:ascii="Arial" w:hAnsi="Arial" w:cs="Arial"/>
+          <w:sz w:val="28"/>
+          <w:szCs w:val="28"/>
+        </w:rPr>
+        <w:t>vào</w:t>
+      </w:r>
+      <w:proofErr w:type="spellEnd"/>
+      <w:r>
+        <w:rPr>
+          <w:rFonts w:ascii="Arial" w:hAnsi="Arial" w:cs="Arial"/>
+          <w:sz w:val="28"/>
+          <w:szCs w:val="28"/>
+        </w:rPr>
+        <w:t xml:space="preserve"> link: </w:t>
       </w:r>
       <w:r>
         <w:rPr>
@@ -465,7 +998,7 @@
           <w:szCs w:val="28"/>
         </w:rPr>
         <w:drawing>
-          <wp:inline distT="0" distB="0" distL="0" distR="0">
+          <wp:inline distT="0" distB="0" distL="0" distR="0" wp14:anchorId="505C985D" wp14:editId="0B4E1509">
             <wp:extent cx="3048000" cy="891540"/>
             <wp:effectExtent l="0" t="0" r="0" b="3810"/>
             <wp:docPr id="5" name="Picture 5"/>
@@ -482,7 +1015,7 @@
                     </pic:cNvPicPr>
                   </pic:nvPicPr>
                   <pic:blipFill>
-                    <a:blip r:embed="rId7">
+                    <a:blip r:embed="rId8">
                       <a:extLst>
                         <a:ext uri="{28A0092B-C50C-407E-A947-70E740481C1C}">
                           <a14:useLocalDpi xmlns:a14="http://schemas.microsoft.com/office/drawing/2010/main" val="0"/>
@@ -542,7 +1075,7 @@
           <w:szCs w:val="28"/>
         </w:rPr>
         <w:drawing>
-          <wp:inline distT="0" distB="0" distL="0" distR="0">
+          <wp:inline distT="0" distB="0" distL="0" distR="0" wp14:anchorId="4D89A74D" wp14:editId="1D577277">
             <wp:extent cx="6644640" cy="3368040"/>
             <wp:effectExtent l="0" t="0" r="3810" b="3810"/>
             <wp:docPr id="6" name="Picture 6"/>
@@ -559,7 +1092,7 @@
                     </pic:cNvPicPr>
                   </pic:nvPicPr>
                   <pic:blipFill>
-                    <a:blip r:embed="rId8" cstate="print">
+                    <a:blip r:embed="rId9" cstate="print">
                       <a:extLst>
                         <a:ext uri="{28A0092B-C50C-407E-A947-70E740481C1C}">
                           <a14:useLocalDpi xmlns:a14="http://schemas.microsoft.com/office/drawing/2010/main" val="0"/>
@@ -616,7 +1149,62 @@
           <w:sz w:val="28"/>
           <w:szCs w:val="28"/>
         </w:rPr>
-        <w:t>Menu bên trái, chọn App &amp; Credentials</w:t>
+        <w:lastRenderedPageBreak/>
+        <w:t xml:space="preserve">Menu </w:t>
+      </w:r>
+      <w:proofErr w:type="spellStart"/>
+      <w:r>
+        <w:rPr>
+          <w:rFonts w:ascii="Arial" w:hAnsi="Arial" w:cs="Arial"/>
+          <w:sz w:val="28"/>
+          <w:szCs w:val="28"/>
+        </w:rPr>
+        <w:t>bên</w:t>
+      </w:r>
+      <w:proofErr w:type="spellEnd"/>
+      <w:r>
+        <w:rPr>
+          <w:rFonts w:ascii="Arial" w:hAnsi="Arial" w:cs="Arial"/>
+          <w:sz w:val="28"/>
+          <w:szCs w:val="28"/>
+        </w:rPr>
+        <w:t xml:space="preserve"> </w:t>
+      </w:r>
+      <w:proofErr w:type="spellStart"/>
+      <w:r>
+        <w:rPr>
+          <w:rFonts w:ascii="Arial" w:hAnsi="Arial" w:cs="Arial"/>
+          <w:sz w:val="28"/>
+          <w:szCs w:val="28"/>
+        </w:rPr>
+        <w:t>trái</w:t>
+      </w:r>
+      <w:proofErr w:type="spellEnd"/>
+      <w:r>
+        <w:rPr>
+          <w:rFonts w:ascii="Arial" w:hAnsi="Arial" w:cs="Arial"/>
+          <w:sz w:val="28"/>
+          <w:szCs w:val="28"/>
+        </w:rPr>
+        <w:t xml:space="preserve">, </w:t>
+      </w:r>
+      <w:proofErr w:type="spellStart"/>
+      <w:r>
+        <w:rPr>
+          <w:rFonts w:ascii="Arial" w:hAnsi="Arial" w:cs="Arial"/>
+          <w:sz w:val="28"/>
+          <w:szCs w:val="28"/>
+        </w:rPr>
+        <w:t>chọn</w:t>
+      </w:r>
+      <w:proofErr w:type="spellEnd"/>
+      <w:r>
+        <w:rPr>
+          <w:rFonts w:ascii="Arial" w:hAnsi="Arial" w:cs="Arial"/>
+          <w:sz w:val="28"/>
+          <w:szCs w:val="28"/>
+        </w:rPr>
+        <w:t xml:space="preserve"> App &amp; Credentials</w:t>
       </w:r>
     </w:p>
     <w:p>
@@ -646,7 +1234,7 @@
           <w:szCs w:val="28"/>
         </w:rPr>
         <w:drawing>
-          <wp:inline distT="0" distB="0" distL="0" distR="0">
+          <wp:inline distT="0" distB="0" distL="0" distR="0" wp14:anchorId="2D0D683E" wp14:editId="421AE888">
             <wp:extent cx="6644640" cy="2971800"/>
             <wp:effectExtent l="0" t="0" r="3810" b="0"/>
             <wp:docPr id="7" name="Picture 7"/>
@@ -663,7 +1251,7 @@
                     </pic:cNvPicPr>
                   </pic:nvPicPr>
                   <pic:blipFill>
-                    <a:blip r:embed="rId9" cstate="print">
+                    <a:blip r:embed="rId10" cstate="print">
                       <a:extLst>
                         <a:ext uri="{28A0092B-C50C-407E-A947-70E740481C1C}">
                           <a14:useLocalDpi xmlns:a14="http://schemas.microsoft.com/office/drawing/2010/main" val="0"/>
@@ -743,7 +1331,7 @@
           <w:szCs w:val="28"/>
         </w:rPr>
         <w:drawing>
-          <wp:inline distT="0" distB="0" distL="0" distR="0">
+          <wp:inline distT="0" distB="0" distL="0" distR="0" wp14:anchorId="17FAA6E7" wp14:editId="05E198F4">
             <wp:extent cx="3299460" cy="3867788"/>
             <wp:effectExtent l="0" t="0" r="0" b="0"/>
             <wp:docPr id="9" name="Picture 9"/>
@@ -760,7 +1348,7 @@
                     </pic:cNvPicPr>
                   </pic:nvPicPr>
                   <pic:blipFill>
-                    <a:blip r:embed="rId10">
+                    <a:blip r:embed="rId11">
                       <a:extLst>
                         <a:ext uri="{28A0092B-C50C-407E-A947-70E740481C1C}">
                           <a14:useLocalDpi xmlns:a14="http://schemas.microsoft.com/office/drawing/2010/main" val="0"/>
@@ -817,42 +1405,154 @@
           <w:sz w:val="28"/>
           <w:szCs w:val="28"/>
         </w:rPr>
-        <w:t>App Name cannot contain paypal</w:t>
-      </w:r>
-      <w:r>
-        <w:rPr>
-          <w:rFonts w:ascii="Arial" w:hAnsi="Arial" w:cs="Arial"/>
-          <w:sz w:val="28"/>
-          <w:szCs w:val="28"/>
-        </w:rPr>
-        <w:t xml:space="preserve"> </w:t>
-      </w:r>
-    </w:p>
-    <w:p>
-      <w:pPr>
-        <w:spacing w:after="0"/>
-        <w:rPr>
-          <w:rFonts w:ascii="Arial" w:hAnsi="Arial" w:cs="Arial"/>
-          <w:sz w:val="28"/>
-          <w:szCs w:val="28"/>
-        </w:rPr>
-      </w:pPr>
-      <w:r>
-        <w:rPr>
-          <w:rFonts w:ascii="Arial" w:hAnsi="Arial" w:cs="Arial"/>
-          <w:sz w:val="28"/>
-          <w:szCs w:val="28"/>
-        </w:rPr>
-        <w:t>Tên ứng dụng không thể chứa</w:t>
-      </w:r>
-      <w:r>
-        <w:rPr>
-          <w:rFonts w:ascii="Arial" w:hAnsi="Arial" w:cs="Arial"/>
-          <w:sz w:val="28"/>
-          <w:szCs w:val="28"/>
-        </w:rPr>
-        <w:t xml:space="preserve"> từ</w:t>
-      </w:r>
+        <w:t xml:space="preserve">App Name cannot contain </w:t>
+      </w:r>
+      <w:proofErr w:type="spellStart"/>
+      <w:r>
+        <w:rPr>
+          <w:rFonts w:ascii="Arial" w:hAnsi="Arial" w:cs="Arial"/>
+          <w:sz w:val="28"/>
+          <w:szCs w:val="28"/>
+        </w:rPr>
+        <w:t>paypal</w:t>
+      </w:r>
+      <w:proofErr w:type="spellEnd"/>
+      <w:r>
+        <w:rPr>
+          <w:rFonts w:ascii="Arial" w:hAnsi="Arial" w:cs="Arial"/>
+          <w:sz w:val="28"/>
+          <w:szCs w:val="28"/>
+        </w:rPr>
+        <w:t xml:space="preserve"> </w:t>
+      </w:r>
+    </w:p>
+    <w:p>
+      <w:pPr>
+        <w:spacing w:after="0"/>
+        <w:rPr>
+          <w:rFonts w:ascii="Arial" w:hAnsi="Arial" w:cs="Arial"/>
+          <w:sz w:val="28"/>
+          <w:szCs w:val="28"/>
+        </w:rPr>
+      </w:pPr>
+      <w:proofErr w:type="spellStart"/>
+      <w:r>
+        <w:rPr>
+          <w:rFonts w:ascii="Arial" w:hAnsi="Arial" w:cs="Arial"/>
+          <w:sz w:val="28"/>
+          <w:szCs w:val="28"/>
+        </w:rPr>
+        <w:t>Tên</w:t>
+      </w:r>
+      <w:proofErr w:type="spellEnd"/>
+      <w:r>
+        <w:rPr>
+          <w:rFonts w:ascii="Arial" w:hAnsi="Arial" w:cs="Arial"/>
+          <w:sz w:val="28"/>
+          <w:szCs w:val="28"/>
+        </w:rPr>
+        <w:t xml:space="preserve"> </w:t>
+      </w:r>
+      <w:proofErr w:type="spellStart"/>
+      <w:r>
+        <w:rPr>
+          <w:rFonts w:ascii="Arial" w:hAnsi="Arial" w:cs="Arial"/>
+          <w:sz w:val="28"/>
+          <w:szCs w:val="28"/>
+        </w:rPr>
+        <w:t>ứng</w:t>
+      </w:r>
+      <w:proofErr w:type="spellEnd"/>
+      <w:r>
+        <w:rPr>
+          <w:rFonts w:ascii="Arial" w:hAnsi="Arial" w:cs="Arial"/>
+          <w:sz w:val="28"/>
+          <w:szCs w:val="28"/>
+        </w:rPr>
+        <w:t xml:space="preserve"> </w:t>
+      </w:r>
+      <w:proofErr w:type="spellStart"/>
+      <w:r>
+        <w:rPr>
+          <w:rFonts w:ascii="Arial" w:hAnsi="Arial" w:cs="Arial"/>
+          <w:sz w:val="28"/>
+          <w:szCs w:val="28"/>
+        </w:rPr>
+        <w:t>dụng</w:t>
+      </w:r>
+      <w:proofErr w:type="spellEnd"/>
+      <w:r>
+        <w:rPr>
+          <w:rFonts w:ascii="Arial" w:hAnsi="Arial" w:cs="Arial"/>
+          <w:sz w:val="28"/>
+          <w:szCs w:val="28"/>
+        </w:rPr>
+        <w:t xml:space="preserve"> </w:t>
+      </w:r>
+      <w:proofErr w:type="spellStart"/>
+      <w:r>
+        <w:rPr>
+          <w:rFonts w:ascii="Arial" w:hAnsi="Arial" w:cs="Arial"/>
+          <w:sz w:val="28"/>
+          <w:szCs w:val="28"/>
+        </w:rPr>
+        <w:t>không</w:t>
+      </w:r>
+      <w:proofErr w:type="spellEnd"/>
+      <w:r>
+        <w:rPr>
+          <w:rFonts w:ascii="Arial" w:hAnsi="Arial" w:cs="Arial"/>
+          <w:sz w:val="28"/>
+          <w:szCs w:val="28"/>
+        </w:rPr>
+        <w:t xml:space="preserve"> </w:t>
+      </w:r>
+      <w:proofErr w:type="spellStart"/>
+      <w:r>
+        <w:rPr>
+          <w:rFonts w:ascii="Arial" w:hAnsi="Arial" w:cs="Arial"/>
+          <w:sz w:val="28"/>
+          <w:szCs w:val="28"/>
+        </w:rPr>
+        <w:t>thể</w:t>
+      </w:r>
+      <w:proofErr w:type="spellEnd"/>
+      <w:r>
+        <w:rPr>
+          <w:rFonts w:ascii="Arial" w:hAnsi="Arial" w:cs="Arial"/>
+          <w:sz w:val="28"/>
+          <w:szCs w:val="28"/>
+        </w:rPr>
+        <w:t xml:space="preserve"> </w:t>
+      </w:r>
+      <w:proofErr w:type="spellStart"/>
+      <w:r>
+        <w:rPr>
+          <w:rFonts w:ascii="Arial" w:hAnsi="Arial" w:cs="Arial"/>
+          <w:sz w:val="28"/>
+          <w:szCs w:val="28"/>
+        </w:rPr>
+        <w:t>chứa</w:t>
+      </w:r>
+      <w:proofErr w:type="spellEnd"/>
+      <w:r>
+        <w:rPr>
+          <w:rFonts w:ascii="Arial" w:hAnsi="Arial" w:cs="Arial"/>
+          <w:sz w:val="28"/>
+          <w:szCs w:val="28"/>
+        </w:rPr>
+        <w:t xml:space="preserve"> </w:t>
+      </w:r>
+      <w:proofErr w:type="spellStart"/>
+      <w:r>
+        <w:rPr>
+          <w:rFonts w:ascii="Arial" w:hAnsi="Arial" w:cs="Arial"/>
+          <w:sz w:val="28"/>
+          <w:szCs w:val="28"/>
+        </w:rPr>
+        <w:t>từ</w:t>
+      </w:r>
+      <w:proofErr w:type="spellEnd"/>
       <w:r>
         <w:rPr>
           <w:rFonts w:ascii="Arial" w:hAnsi="Arial" w:cs="Arial"/>
@@ -869,6 +1569,7 @@
         </w:rPr>
         <w:t>“</w:t>
       </w:r>
+      <w:proofErr w:type="spellStart"/>
       <w:r>
         <w:rPr>
           <w:rFonts w:ascii="Arial" w:hAnsi="Arial" w:cs="Arial"/>
@@ -877,6 +1578,7 @@
         </w:rPr>
         <w:t>paypal</w:t>
       </w:r>
+      <w:proofErr w:type="spellEnd"/>
       <w:r>
         <w:rPr>
           <w:rFonts w:ascii="Arial" w:hAnsi="Arial" w:cs="Arial"/>
@@ -913,8 +1615,9 @@
           <w:sz w:val="28"/>
           <w:szCs w:val="28"/>
         </w:rPr>
+        <w:lastRenderedPageBreak/>
         <w:drawing>
-          <wp:inline distT="0" distB="0" distL="0" distR="0">
+          <wp:inline distT="0" distB="0" distL="0" distR="0" wp14:anchorId="3AB5827C" wp14:editId="605BB193">
             <wp:extent cx="5247156" cy="3032760"/>
             <wp:effectExtent l="0" t="0" r="0" b="0"/>
             <wp:docPr id="10" name="Picture 10"/>
@@ -931,7 +1634,7 @@
                     </pic:cNvPicPr>
                   </pic:nvPicPr>
                   <pic:blipFill>
-                    <a:blip r:embed="rId11">
+                    <a:blip r:embed="rId12">
                       <a:extLst>
                         <a:ext uri="{28A0092B-C50C-407E-A947-70E740481C1C}">
                           <a14:useLocalDpi xmlns:a14="http://schemas.microsoft.com/office/drawing/2010/main" val="0"/>
@@ -982,41 +1685,89 @@
           <w:szCs w:val="28"/>
         </w:rPr>
       </w:pPr>
-      <w:r>
-        <w:rPr>
-          <w:rFonts w:ascii="Arial" w:hAnsi="Arial" w:cs="Arial"/>
-          <w:sz w:val="28"/>
-          <w:szCs w:val="28"/>
-        </w:rPr>
-        <w:t>Tạo nút</w:t>
-      </w:r>
-    </w:p>
-    <w:p>
-      <w:pPr>
-        <w:spacing w:after="0"/>
-        <w:rPr>
-          <w:rFonts w:ascii="Arial" w:hAnsi="Arial" w:cs="Arial"/>
-          <w:sz w:val="28"/>
-          <w:szCs w:val="28"/>
-        </w:rPr>
-      </w:pPr>
-    </w:p>
-    <w:p>
-      <w:pPr>
-        <w:spacing w:after="0"/>
-        <w:rPr>
-          <w:rFonts w:ascii="Arial" w:hAnsi="Arial" w:cs="Arial"/>
-          <w:sz w:val="28"/>
-          <w:szCs w:val="28"/>
-        </w:rPr>
-      </w:pPr>
-      <w:r>
-        <w:rPr>
-          <w:rFonts w:ascii="Arial" w:hAnsi="Arial" w:cs="Arial"/>
-          <w:sz w:val="28"/>
-          <w:szCs w:val="28"/>
-        </w:rPr>
-        <w:t xml:space="preserve">Vào trang </w:t>
+      <w:proofErr w:type="spellStart"/>
+      <w:r>
+        <w:rPr>
+          <w:rFonts w:ascii="Arial" w:hAnsi="Arial" w:cs="Arial"/>
+          <w:sz w:val="28"/>
+          <w:szCs w:val="28"/>
+        </w:rPr>
+        <w:t>Tạo</w:t>
+      </w:r>
+      <w:proofErr w:type="spellEnd"/>
+      <w:r>
+        <w:rPr>
+          <w:rFonts w:ascii="Arial" w:hAnsi="Arial" w:cs="Arial"/>
+          <w:sz w:val="28"/>
+          <w:szCs w:val="28"/>
+        </w:rPr>
+        <w:t xml:space="preserve"> </w:t>
+      </w:r>
+      <w:proofErr w:type="spellStart"/>
+      <w:r>
+        <w:rPr>
+          <w:rFonts w:ascii="Arial" w:hAnsi="Arial" w:cs="Arial"/>
+          <w:sz w:val="28"/>
+          <w:szCs w:val="28"/>
+        </w:rPr>
+        <w:t>nút</w:t>
+      </w:r>
+      <w:proofErr w:type="spellEnd"/>
+    </w:p>
+    <w:p>
+      <w:pPr>
+        <w:spacing w:after="0"/>
+        <w:rPr>
+          <w:rFonts w:ascii="Arial" w:hAnsi="Arial" w:cs="Arial"/>
+          <w:sz w:val="28"/>
+          <w:szCs w:val="28"/>
+        </w:rPr>
+      </w:pPr>
+    </w:p>
+    <w:p>
+      <w:pPr>
+        <w:spacing w:after="0"/>
+        <w:rPr>
+          <w:rFonts w:ascii="Arial" w:hAnsi="Arial" w:cs="Arial"/>
+          <w:sz w:val="28"/>
+          <w:szCs w:val="28"/>
+        </w:rPr>
+      </w:pPr>
+      <w:proofErr w:type="spellStart"/>
+      <w:r>
+        <w:rPr>
+          <w:rFonts w:ascii="Arial" w:hAnsi="Arial" w:cs="Arial"/>
+          <w:sz w:val="28"/>
+          <w:szCs w:val="28"/>
+        </w:rPr>
+        <w:t>Vào</w:t>
+      </w:r>
+      <w:proofErr w:type="spellEnd"/>
+      <w:r>
+        <w:rPr>
+          <w:rFonts w:ascii="Arial" w:hAnsi="Arial" w:cs="Arial"/>
+          <w:sz w:val="28"/>
+          <w:szCs w:val="28"/>
+        </w:rPr>
+        <w:t xml:space="preserve"> </w:t>
+      </w:r>
+      <w:proofErr w:type="spellStart"/>
+      <w:r>
+        <w:rPr>
+          <w:rFonts w:ascii="Arial" w:hAnsi="Arial" w:cs="Arial"/>
+          <w:sz w:val="28"/>
+          <w:szCs w:val="28"/>
+        </w:rPr>
+        <w:t>trang</w:t>
+      </w:r>
+      <w:proofErr w:type="spellEnd"/>
+      <w:r>
+        <w:rPr>
+          <w:rFonts w:ascii="Arial" w:hAnsi="Arial" w:cs="Arial"/>
+          <w:sz w:val="28"/>
+          <w:szCs w:val="28"/>
+        </w:rPr>
+        <w:t xml:space="preserve"> </w:t>
       </w:r>
       <w:r>
         <w:rPr>
@@ -1036,13 +1787,41 @@
           <w:szCs w:val="28"/>
         </w:rPr>
       </w:pPr>
-      <w:r>
-        <w:rPr>
-          <w:rFonts w:ascii="Arial" w:hAnsi="Arial" w:cs="Arial"/>
-          <w:sz w:val="28"/>
-          <w:szCs w:val="28"/>
-        </w:rPr>
-        <w:t>Chọn nút Buy Now – Mua Ngay</w:t>
+      <w:proofErr w:type="spellStart"/>
+      <w:r>
+        <w:rPr>
+          <w:rFonts w:ascii="Arial" w:hAnsi="Arial" w:cs="Arial"/>
+          <w:sz w:val="28"/>
+          <w:szCs w:val="28"/>
+        </w:rPr>
+        <w:t>Chọn</w:t>
+      </w:r>
+      <w:proofErr w:type="spellEnd"/>
+      <w:r>
+        <w:rPr>
+          <w:rFonts w:ascii="Arial" w:hAnsi="Arial" w:cs="Arial"/>
+          <w:sz w:val="28"/>
+          <w:szCs w:val="28"/>
+        </w:rPr>
+        <w:t xml:space="preserve"> </w:t>
+      </w:r>
+      <w:proofErr w:type="spellStart"/>
+      <w:r>
+        <w:rPr>
+          <w:rFonts w:ascii="Arial" w:hAnsi="Arial" w:cs="Arial"/>
+          <w:sz w:val="28"/>
+          <w:szCs w:val="28"/>
+        </w:rPr>
+        <w:t>nút</w:t>
+      </w:r>
+      <w:proofErr w:type="spellEnd"/>
+      <w:r>
+        <w:rPr>
+          <w:rFonts w:ascii="Arial" w:hAnsi="Arial" w:cs="Arial"/>
+          <w:sz w:val="28"/>
+          <w:szCs w:val="28"/>
+        </w:rPr>
+        <w:t xml:space="preserve"> Buy Now – Mua Ngay</w:t>
       </w:r>
     </w:p>
     <w:p>
@@ -1071,9 +1850,8 @@
           <w:sz w:val="28"/>
           <w:szCs w:val="28"/>
         </w:rPr>
-        <w:lastRenderedPageBreak/>
         <w:drawing>
-          <wp:inline distT="0" distB="0" distL="0" distR="0">
+          <wp:inline distT="0" distB="0" distL="0" distR="0" wp14:anchorId="38B84F23" wp14:editId="11C0B96D">
             <wp:extent cx="6629400" cy="2590800"/>
             <wp:effectExtent l="0" t="0" r="0" b="0"/>
             <wp:docPr id="11" name="Picture 11"/>
@@ -1090,7 +1868,7 @@
                     </pic:cNvPicPr>
                   </pic:nvPicPr>
                   <pic:blipFill>
-                    <a:blip r:embed="rId12">
+                    <a:blip r:embed="rId13">
                       <a:extLst>
                         <a:ext uri="{28A0092B-C50C-407E-A947-70E740481C1C}">
                           <a14:useLocalDpi xmlns:a14="http://schemas.microsoft.com/office/drawing/2010/main" val="0"/>
@@ -1141,31 +1919,311 @@
           <w:szCs w:val="28"/>
         </w:rPr>
       </w:pPr>
-      <w:r>
-        <w:rPr>
-          <w:rFonts w:ascii="Arial" w:hAnsi="Arial" w:cs="Arial"/>
-          <w:sz w:val="28"/>
-          <w:szCs w:val="28"/>
-        </w:rPr>
-        <w:t>Chọn liên kết thanh toán và mã QR</w:t>
-      </w:r>
-    </w:p>
-    <w:p>
-      <w:pPr>
-        <w:spacing w:after="0"/>
-        <w:rPr>
-          <w:rFonts w:ascii="Arial" w:hAnsi="Arial" w:cs="Arial"/>
-          <w:sz w:val="28"/>
-          <w:szCs w:val="28"/>
-        </w:rPr>
-      </w:pPr>
-      <w:r>
-        <w:rPr>
-          <w:rFonts w:ascii="Arial" w:hAnsi="Arial" w:cs="Arial"/>
-          <w:sz w:val="28"/>
-          <w:szCs w:val="28"/>
-        </w:rPr>
-        <w:t>Tab Sản Phẩm, nhập thông tin sản phẩm và thanh toán.</w:t>
+      <w:proofErr w:type="spellStart"/>
+      <w:r>
+        <w:rPr>
+          <w:rFonts w:ascii="Arial" w:hAnsi="Arial" w:cs="Arial"/>
+          <w:sz w:val="28"/>
+          <w:szCs w:val="28"/>
+        </w:rPr>
+        <w:t>Chọn</w:t>
+      </w:r>
+      <w:proofErr w:type="spellEnd"/>
+      <w:r>
+        <w:rPr>
+          <w:rFonts w:ascii="Arial" w:hAnsi="Arial" w:cs="Arial"/>
+          <w:sz w:val="28"/>
+          <w:szCs w:val="28"/>
+        </w:rPr>
+        <w:t xml:space="preserve"> </w:t>
+      </w:r>
+      <w:proofErr w:type="spellStart"/>
+      <w:r>
+        <w:rPr>
+          <w:rFonts w:ascii="Arial" w:hAnsi="Arial" w:cs="Arial"/>
+          <w:sz w:val="28"/>
+          <w:szCs w:val="28"/>
+        </w:rPr>
+        <w:t>liên</w:t>
+      </w:r>
+      <w:proofErr w:type="spellEnd"/>
+      <w:r>
+        <w:rPr>
+          <w:rFonts w:ascii="Arial" w:hAnsi="Arial" w:cs="Arial"/>
+          <w:sz w:val="28"/>
+          <w:szCs w:val="28"/>
+        </w:rPr>
+        <w:t xml:space="preserve"> </w:t>
+      </w:r>
+      <w:proofErr w:type="spellStart"/>
+      <w:r>
+        <w:rPr>
+          <w:rFonts w:ascii="Arial" w:hAnsi="Arial" w:cs="Arial"/>
+          <w:sz w:val="28"/>
+          <w:szCs w:val="28"/>
+        </w:rPr>
+        <w:t>kết</w:t>
+      </w:r>
+      <w:proofErr w:type="spellEnd"/>
+      <w:r>
+        <w:rPr>
+          <w:rFonts w:ascii="Arial" w:hAnsi="Arial" w:cs="Arial"/>
+          <w:sz w:val="28"/>
+          <w:szCs w:val="28"/>
+        </w:rPr>
+        <w:t xml:space="preserve"> </w:t>
+      </w:r>
+      <w:proofErr w:type="spellStart"/>
+      <w:r>
+        <w:rPr>
+          <w:rFonts w:ascii="Arial" w:hAnsi="Arial" w:cs="Arial"/>
+          <w:sz w:val="28"/>
+          <w:szCs w:val="28"/>
+        </w:rPr>
+        <w:t>thanh</w:t>
+      </w:r>
+      <w:proofErr w:type="spellEnd"/>
+      <w:r>
+        <w:rPr>
+          <w:rFonts w:ascii="Arial" w:hAnsi="Arial" w:cs="Arial"/>
+          <w:sz w:val="28"/>
+          <w:szCs w:val="28"/>
+        </w:rPr>
+        <w:t xml:space="preserve"> </w:t>
+      </w:r>
+      <w:proofErr w:type="spellStart"/>
+      <w:r>
+        <w:rPr>
+          <w:rFonts w:ascii="Arial" w:hAnsi="Arial" w:cs="Arial"/>
+          <w:sz w:val="28"/>
+          <w:szCs w:val="28"/>
+        </w:rPr>
+        <w:t>toán</w:t>
+      </w:r>
+      <w:proofErr w:type="spellEnd"/>
+      <w:r>
+        <w:rPr>
+          <w:rFonts w:ascii="Arial" w:hAnsi="Arial" w:cs="Arial"/>
+          <w:sz w:val="28"/>
+          <w:szCs w:val="28"/>
+        </w:rPr>
+        <w:t xml:space="preserve"> </w:t>
+      </w:r>
+      <w:proofErr w:type="spellStart"/>
+      <w:r>
+        <w:rPr>
+          <w:rFonts w:ascii="Arial" w:hAnsi="Arial" w:cs="Arial"/>
+          <w:sz w:val="28"/>
+          <w:szCs w:val="28"/>
+        </w:rPr>
+        <w:t>và</w:t>
+      </w:r>
+      <w:proofErr w:type="spellEnd"/>
+      <w:r>
+        <w:rPr>
+          <w:rFonts w:ascii="Arial" w:hAnsi="Arial" w:cs="Arial"/>
+          <w:sz w:val="28"/>
+          <w:szCs w:val="28"/>
+        </w:rPr>
+        <w:t xml:space="preserve"> </w:t>
+      </w:r>
+      <w:proofErr w:type="spellStart"/>
+      <w:r>
+        <w:rPr>
+          <w:rFonts w:ascii="Arial" w:hAnsi="Arial" w:cs="Arial"/>
+          <w:sz w:val="28"/>
+          <w:szCs w:val="28"/>
+        </w:rPr>
+        <w:t>mã</w:t>
+      </w:r>
+      <w:proofErr w:type="spellEnd"/>
+      <w:r>
+        <w:rPr>
+          <w:rFonts w:ascii="Arial" w:hAnsi="Arial" w:cs="Arial"/>
+          <w:sz w:val="28"/>
+          <w:szCs w:val="28"/>
+        </w:rPr>
+        <w:t xml:space="preserve"> QR</w:t>
+      </w:r>
+    </w:p>
+    <w:p>
+      <w:pPr>
+        <w:spacing w:after="0"/>
+        <w:rPr>
+          <w:rFonts w:ascii="Arial" w:hAnsi="Arial" w:cs="Arial"/>
+          <w:sz w:val="28"/>
+          <w:szCs w:val="28"/>
+        </w:rPr>
+      </w:pPr>
+      <w:r>
+        <w:rPr>
+          <w:rFonts w:ascii="Arial" w:hAnsi="Arial" w:cs="Arial"/>
+          <w:sz w:val="28"/>
+          <w:szCs w:val="28"/>
+        </w:rPr>
+        <w:t xml:space="preserve">Tab </w:t>
+      </w:r>
+      <w:proofErr w:type="spellStart"/>
+      <w:r>
+        <w:rPr>
+          <w:rFonts w:ascii="Arial" w:hAnsi="Arial" w:cs="Arial"/>
+          <w:sz w:val="28"/>
+          <w:szCs w:val="28"/>
+        </w:rPr>
+        <w:t>Sản</w:t>
+      </w:r>
+      <w:proofErr w:type="spellEnd"/>
+      <w:r>
+        <w:rPr>
+          <w:rFonts w:ascii="Arial" w:hAnsi="Arial" w:cs="Arial"/>
+          <w:sz w:val="28"/>
+          <w:szCs w:val="28"/>
+        </w:rPr>
+        <w:t xml:space="preserve"> </w:t>
+      </w:r>
+      <w:proofErr w:type="spellStart"/>
+      <w:r>
+        <w:rPr>
+          <w:rFonts w:ascii="Arial" w:hAnsi="Arial" w:cs="Arial"/>
+          <w:sz w:val="28"/>
+          <w:szCs w:val="28"/>
+        </w:rPr>
+        <w:t>Phẩm</w:t>
+      </w:r>
+      <w:proofErr w:type="spellEnd"/>
+      <w:r>
+        <w:rPr>
+          <w:rFonts w:ascii="Arial" w:hAnsi="Arial" w:cs="Arial"/>
+          <w:sz w:val="28"/>
+          <w:szCs w:val="28"/>
+        </w:rPr>
+        <w:t xml:space="preserve">, </w:t>
+      </w:r>
+      <w:proofErr w:type="spellStart"/>
+      <w:r>
+        <w:rPr>
+          <w:rFonts w:ascii="Arial" w:hAnsi="Arial" w:cs="Arial"/>
+          <w:sz w:val="28"/>
+          <w:szCs w:val="28"/>
+        </w:rPr>
+        <w:t>nhập</w:t>
+      </w:r>
+      <w:proofErr w:type="spellEnd"/>
+      <w:r>
+        <w:rPr>
+          <w:rFonts w:ascii="Arial" w:hAnsi="Arial" w:cs="Arial"/>
+          <w:sz w:val="28"/>
+          <w:szCs w:val="28"/>
+        </w:rPr>
+        <w:t xml:space="preserve"> </w:t>
+      </w:r>
+      <w:proofErr w:type="spellStart"/>
+      <w:r>
+        <w:rPr>
+          <w:rFonts w:ascii="Arial" w:hAnsi="Arial" w:cs="Arial"/>
+          <w:sz w:val="28"/>
+          <w:szCs w:val="28"/>
+        </w:rPr>
+        <w:t>thông</w:t>
+      </w:r>
+      <w:proofErr w:type="spellEnd"/>
+      <w:r>
+        <w:rPr>
+          <w:rFonts w:ascii="Arial" w:hAnsi="Arial" w:cs="Arial"/>
+          <w:sz w:val="28"/>
+          <w:szCs w:val="28"/>
+        </w:rPr>
+        <w:t xml:space="preserve"> tin </w:t>
+      </w:r>
+      <w:proofErr w:type="spellStart"/>
+      <w:r>
+        <w:rPr>
+          <w:rFonts w:ascii="Arial" w:hAnsi="Arial" w:cs="Arial"/>
+          <w:sz w:val="28"/>
+          <w:szCs w:val="28"/>
+        </w:rPr>
+        <w:t>sản</w:t>
+      </w:r>
+      <w:proofErr w:type="spellEnd"/>
+      <w:r>
+        <w:rPr>
+          <w:rFonts w:ascii="Arial" w:hAnsi="Arial" w:cs="Arial"/>
+          <w:sz w:val="28"/>
+          <w:szCs w:val="28"/>
+        </w:rPr>
+        <w:t xml:space="preserve"> </w:t>
+      </w:r>
+      <w:proofErr w:type="spellStart"/>
+      <w:r>
+        <w:rPr>
+          <w:rFonts w:ascii="Arial" w:hAnsi="Arial" w:cs="Arial"/>
+          <w:sz w:val="28"/>
+          <w:szCs w:val="28"/>
+        </w:rPr>
+        <w:t>phẩm</w:t>
+      </w:r>
+      <w:proofErr w:type="spellEnd"/>
+      <w:r>
+        <w:rPr>
+          <w:rFonts w:ascii="Arial" w:hAnsi="Arial" w:cs="Arial"/>
+          <w:sz w:val="28"/>
+          <w:szCs w:val="28"/>
+        </w:rPr>
+        <w:t xml:space="preserve"> </w:t>
+      </w:r>
+      <w:proofErr w:type="spellStart"/>
+      <w:r>
+        <w:rPr>
+          <w:rFonts w:ascii="Arial" w:hAnsi="Arial" w:cs="Arial"/>
+          <w:sz w:val="28"/>
+          <w:szCs w:val="28"/>
+        </w:rPr>
+        <w:t>và</w:t>
+      </w:r>
+      <w:proofErr w:type="spellEnd"/>
+      <w:r>
+        <w:rPr>
+          <w:rFonts w:ascii="Arial" w:hAnsi="Arial" w:cs="Arial"/>
+          <w:sz w:val="28"/>
+          <w:szCs w:val="28"/>
+        </w:rPr>
+        <w:t xml:space="preserve"> </w:t>
+      </w:r>
+      <w:proofErr w:type="spellStart"/>
+      <w:r>
+        <w:rPr>
+          <w:rFonts w:ascii="Arial" w:hAnsi="Arial" w:cs="Arial"/>
+          <w:sz w:val="28"/>
+          <w:szCs w:val="28"/>
+        </w:rPr>
+        <w:t>thanh</w:t>
+      </w:r>
+      <w:proofErr w:type="spellEnd"/>
+      <w:r>
+        <w:rPr>
+          <w:rFonts w:ascii="Arial" w:hAnsi="Arial" w:cs="Arial"/>
+          <w:sz w:val="28"/>
+          <w:szCs w:val="28"/>
+        </w:rPr>
+        <w:t xml:space="preserve"> </w:t>
+      </w:r>
+      <w:proofErr w:type="spellStart"/>
+      <w:r>
+        <w:rPr>
+          <w:rFonts w:ascii="Arial" w:hAnsi="Arial" w:cs="Arial"/>
+          <w:sz w:val="28"/>
+          <w:szCs w:val="28"/>
+        </w:rPr>
+        <w:t>toán</w:t>
+      </w:r>
+      <w:proofErr w:type="spellEnd"/>
+      <w:r>
+        <w:rPr>
+          <w:rFonts w:ascii="Arial" w:hAnsi="Arial" w:cs="Arial"/>
+          <w:sz w:val="28"/>
+          <w:szCs w:val="28"/>
+        </w:rPr>
+        <w:t>.</w:t>
       </w:r>
     </w:p>
     <w:p>
@@ -1195,8 +2253,9 @@
           <w:sz w:val="28"/>
           <w:szCs w:val="28"/>
         </w:rPr>
+        <w:lastRenderedPageBreak/>
         <w:drawing>
-          <wp:inline distT="0" distB="0" distL="0" distR="0">
+          <wp:inline distT="0" distB="0" distL="0" distR="0" wp14:anchorId="2996378E" wp14:editId="02DE1BD4">
             <wp:extent cx="4914900" cy="4649991"/>
             <wp:effectExtent l="0" t="0" r="0" b="0"/>
             <wp:docPr id="13" name="Picture 13"/>
@@ -1213,7 +2272,7 @@
                     </pic:cNvPicPr>
                   </pic:nvPicPr>
                   <pic:blipFill>
-                    <a:blip r:embed="rId13">
+                    <a:blip r:embed="rId14">
                       <a:extLst>
                         <a:ext uri="{28A0092B-C50C-407E-A947-70E740481C1C}">
                           <a14:useLocalDpi xmlns:a14="http://schemas.microsoft.com/office/drawing/2010/main" val="0"/>
@@ -1270,8 +2329,144 @@
           <w:sz w:val="28"/>
           <w:szCs w:val="28"/>
         </w:rPr>
-        <w:t>Tab Thanh Toán, thêm các loại phí vận chuyển, thuế</w:t>
-      </w:r>
+        <w:t xml:space="preserve">Tab Thanh </w:t>
+      </w:r>
+      <w:proofErr w:type="spellStart"/>
+      <w:r>
+        <w:rPr>
+          <w:rFonts w:ascii="Arial" w:hAnsi="Arial" w:cs="Arial"/>
+          <w:sz w:val="28"/>
+          <w:szCs w:val="28"/>
+        </w:rPr>
+        <w:t>Toán</w:t>
+      </w:r>
+      <w:proofErr w:type="spellEnd"/>
+      <w:r>
+        <w:rPr>
+          <w:rFonts w:ascii="Arial" w:hAnsi="Arial" w:cs="Arial"/>
+          <w:sz w:val="28"/>
+          <w:szCs w:val="28"/>
+        </w:rPr>
+        <w:t xml:space="preserve">, </w:t>
+      </w:r>
+      <w:proofErr w:type="spellStart"/>
+      <w:r>
+        <w:rPr>
+          <w:rFonts w:ascii="Arial" w:hAnsi="Arial" w:cs="Arial"/>
+          <w:sz w:val="28"/>
+          <w:szCs w:val="28"/>
+        </w:rPr>
+        <w:t>thêm</w:t>
+      </w:r>
+      <w:proofErr w:type="spellEnd"/>
+      <w:r>
+        <w:rPr>
+          <w:rFonts w:ascii="Arial" w:hAnsi="Arial" w:cs="Arial"/>
+          <w:sz w:val="28"/>
+          <w:szCs w:val="28"/>
+        </w:rPr>
+        <w:t xml:space="preserve"> </w:t>
+      </w:r>
+      <w:proofErr w:type="spellStart"/>
+      <w:r>
+        <w:rPr>
+          <w:rFonts w:ascii="Arial" w:hAnsi="Arial" w:cs="Arial"/>
+          <w:sz w:val="28"/>
+          <w:szCs w:val="28"/>
+        </w:rPr>
+        <w:t>các</w:t>
+      </w:r>
+      <w:proofErr w:type="spellEnd"/>
+      <w:r>
+        <w:rPr>
+          <w:rFonts w:ascii="Arial" w:hAnsi="Arial" w:cs="Arial"/>
+          <w:sz w:val="28"/>
+          <w:szCs w:val="28"/>
+        </w:rPr>
+        <w:t xml:space="preserve"> </w:t>
+      </w:r>
+      <w:proofErr w:type="spellStart"/>
+      <w:r>
+        <w:rPr>
+          <w:rFonts w:ascii="Arial" w:hAnsi="Arial" w:cs="Arial"/>
+          <w:sz w:val="28"/>
+          <w:szCs w:val="28"/>
+        </w:rPr>
+        <w:t>loại</w:t>
+      </w:r>
+      <w:proofErr w:type="spellEnd"/>
+      <w:r>
+        <w:rPr>
+          <w:rFonts w:ascii="Arial" w:hAnsi="Arial" w:cs="Arial"/>
+          <w:sz w:val="28"/>
+          <w:szCs w:val="28"/>
+        </w:rPr>
+        <w:t xml:space="preserve"> </w:t>
+      </w:r>
+      <w:proofErr w:type="spellStart"/>
+      <w:r>
+        <w:rPr>
+          <w:rFonts w:ascii="Arial" w:hAnsi="Arial" w:cs="Arial"/>
+          <w:sz w:val="28"/>
+          <w:szCs w:val="28"/>
+        </w:rPr>
+        <w:t>phí</w:t>
+      </w:r>
+      <w:proofErr w:type="spellEnd"/>
+      <w:r>
+        <w:rPr>
+          <w:rFonts w:ascii="Arial" w:hAnsi="Arial" w:cs="Arial"/>
+          <w:sz w:val="28"/>
+          <w:szCs w:val="28"/>
+        </w:rPr>
+        <w:t xml:space="preserve"> </w:t>
+      </w:r>
+      <w:proofErr w:type="spellStart"/>
+      <w:r>
+        <w:rPr>
+          <w:rFonts w:ascii="Arial" w:hAnsi="Arial" w:cs="Arial"/>
+          <w:sz w:val="28"/>
+          <w:szCs w:val="28"/>
+        </w:rPr>
+        <w:t>vận</w:t>
+      </w:r>
+      <w:proofErr w:type="spellEnd"/>
+      <w:r>
+        <w:rPr>
+          <w:rFonts w:ascii="Arial" w:hAnsi="Arial" w:cs="Arial"/>
+          <w:sz w:val="28"/>
+          <w:szCs w:val="28"/>
+        </w:rPr>
+        <w:t xml:space="preserve"> </w:t>
+      </w:r>
+      <w:proofErr w:type="spellStart"/>
+      <w:r>
+        <w:rPr>
+          <w:rFonts w:ascii="Arial" w:hAnsi="Arial" w:cs="Arial"/>
+          <w:sz w:val="28"/>
+          <w:szCs w:val="28"/>
+        </w:rPr>
+        <w:t>chuyển</w:t>
+      </w:r>
+      <w:proofErr w:type="spellEnd"/>
+      <w:r>
+        <w:rPr>
+          <w:rFonts w:ascii="Arial" w:hAnsi="Arial" w:cs="Arial"/>
+          <w:sz w:val="28"/>
+          <w:szCs w:val="28"/>
+        </w:rPr>
+        <w:t xml:space="preserve">, </w:t>
+      </w:r>
+      <w:proofErr w:type="spellStart"/>
+      <w:r>
+        <w:rPr>
+          <w:rFonts w:ascii="Arial" w:hAnsi="Arial" w:cs="Arial"/>
+          <w:sz w:val="28"/>
+          <w:szCs w:val="28"/>
+        </w:rPr>
+        <w:t>thuế</w:t>
+      </w:r>
+      <w:proofErr w:type="spellEnd"/>
     </w:p>
     <w:p>
       <w:pPr>
@@ -1300,9 +2495,8 @@
           <w:sz w:val="28"/>
           <w:szCs w:val="28"/>
         </w:rPr>
-        <w:lastRenderedPageBreak/>
         <w:drawing>
-          <wp:inline distT="0" distB="0" distL="0" distR="0">
+          <wp:inline distT="0" distB="0" distL="0" distR="0" wp14:anchorId="1DDE544E" wp14:editId="75550854">
             <wp:extent cx="4674236" cy="3253740"/>
             <wp:effectExtent l="0" t="0" r="0" b="3810"/>
             <wp:docPr id="14" name="Picture 14"/>
@@ -1319,7 +2513,7 @@
                     </pic:cNvPicPr>
                   </pic:nvPicPr>
                   <pic:blipFill>
-                    <a:blip r:embed="rId14">
+                    <a:blip r:embed="rId15">
                       <a:extLst>
                         <a:ext uri="{28A0092B-C50C-407E-A947-70E740481C1C}">
                           <a14:useLocalDpi xmlns:a14="http://schemas.microsoft.com/office/drawing/2010/main" val="0"/>
@@ -1377,16 +2571,234 @@
           <w:sz w:val="28"/>
           <w:szCs w:val="28"/>
         </w:rPr>
-        <w:t>Tab Xác Nhận</w:t>
-      </w:r>
-      <w:r>
-        <w:rPr>
-          <w:rFonts w:ascii="Arial" w:hAnsi="Arial" w:cs="Arial"/>
-          <w:sz w:val="28"/>
-          <w:szCs w:val="28"/>
-        </w:rPr>
-        <w:t>, chỉ có URL tự động quay lại sau khi thanh toán thành công</w:t>
-      </w:r>
+        <w:t xml:space="preserve">Tab </w:t>
+      </w:r>
+      <w:proofErr w:type="spellStart"/>
+      <w:r>
+        <w:rPr>
+          <w:rFonts w:ascii="Arial" w:hAnsi="Arial" w:cs="Arial"/>
+          <w:sz w:val="28"/>
+          <w:szCs w:val="28"/>
+        </w:rPr>
+        <w:t>Xác</w:t>
+      </w:r>
+      <w:proofErr w:type="spellEnd"/>
+      <w:r>
+        <w:rPr>
+          <w:rFonts w:ascii="Arial" w:hAnsi="Arial" w:cs="Arial"/>
+          <w:sz w:val="28"/>
+          <w:szCs w:val="28"/>
+        </w:rPr>
+        <w:t xml:space="preserve"> </w:t>
+      </w:r>
+      <w:proofErr w:type="spellStart"/>
+      <w:r>
+        <w:rPr>
+          <w:rFonts w:ascii="Arial" w:hAnsi="Arial" w:cs="Arial"/>
+          <w:sz w:val="28"/>
+          <w:szCs w:val="28"/>
+        </w:rPr>
+        <w:t>Nhận</w:t>
+      </w:r>
+      <w:proofErr w:type="spellEnd"/>
+      <w:r>
+        <w:rPr>
+          <w:rFonts w:ascii="Arial" w:hAnsi="Arial" w:cs="Arial"/>
+          <w:sz w:val="28"/>
+          <w:szCs w:val="28"/>
+        </w:rPr>
+        <w:t xml:space="preserve">, </w:t>
+      </w:r>
+      <w:proofErr w:type="spellStart"/>
+      <w:r>
+        <w:rPr>
+          <w:rFonts w:ascii="Arial" w:hAnsi="Arial" w:cs="Arial"/>
+          <w:sz w:val="28"/>
+          <w:szCs w:val="28"/>
+        </w:rPr>
+        <w:t>chỉ</w:t>
+      </w:r>
+      <w:proofErr w:type="spellEnd"/>
+      <w:r>
+        <w:rPr>
+          <w:rFonts w:ascii="Arial" w:hAnsi="Arial" w:cs="Arial"/>
+          <w:sz w:val="28"/>
+          <w:szCs w:val="28"/>
+        </w:rPr>
+        <w:t xml:space="preserve"> </w:t>
+      </w:r>
+      <w:proofErr w:type="spellStart"/>
+      <w:r>
+        <w:rPr>
+          <w:rFonts w:ascii="Arial" w:hAnsi="Arial" w:cs="Arial"/>
+          <w:sz w:val="28"/>
+          <w:szCs w:val="28"/>
+        </w:rPr>
+        <w:t>có</w:t>
+      </w:r>
+      <w:proofErr w:type="spellEnd"/>
+      <w:r>
+        <w:rPr>
+          <w:rFonts w:ascii="Arial" w:hAnsi="Arial" w:cs="Arial"/>
+          <w:sz w:val="28"/>
+          <w:szCs w:val="28"/>
+        </w:rPr>
+        <w:t xml:space="preserve"> URL </w:t>
+      </w:r>
+      <w:proofErr w:type="spellStart"/>
+      <w:r>
+        <w:rPr>
+          <w:rFonts w:ascii="Arial" w:hAnsi="Arial" w:cs="Arial"/>
+          <w:sz w:val="28"/>
+          <w:szCs w:val="28"/>
+        </w:rPr>
+        <w:t>tự</w:t>
+      </w:r>
+      <w:proofErr w:type="spellEnd"/>
+      <w:r>
+        <w:rPr>
+          <w:rFonts w:ascii="Arial" w:hAnsi="Arial" w:cs="Arial"/>
+          <w:sz w:val="28"/>
+          <w:szCs w:val="28"/>
+        </w:rPr>
+        <w:t xml:space="preserve"> </w:t>
+      </w:r>
+      <w:proofErr w:type="spellStart"/>
+      <w:r>
+        <w:rPr>
+          <w:rFonts w:ascii="Arial" w:hAnsi="Arial" w:cs="Arial"/>
+          <w:sz w:val="28"/>
+          <w:szCs w:val="28"/>
+        </w:rPr>
+        <w:t>động</w:t>
+      </w:r>
+      <w:proofErr w:type="spellEnd"/>
+      <w:r>
+        <w:rPr>
+          <w:rFonts w:ascii="Arial" w:hAnsi="Arial" w:cs="Arial"/>
+          <w:sz w:val="28"/>
+          <w:szCs w:val="28"/>
+        </w:rPr>
+        <w:t xml:space="preserve"> quay </w:t>
+      </w:r>
+      <w:proofErr w:type="spellStart"/>
+      <w:r>
+        <w:rPr>
+          <w:rFonts w:ascii="Arial" w:hAnsi="Arial" w:cs="Arial"/>
+          <w:sz w:val="28"/>
+          <w:szCs w:val="28"/>
+        </w:rPr>
+        <w:t>lại</w:t>
+      </w:r>
+      <w:proofErr w:type="spellEnd"/>
+      <w:r>
+        <w:rPr>
+          <w:rFonts w:ascii="Arial" w:hAnsi="Arial" w:cs="Arial"/>
+          <w:sz w:val="28"/>
+          <w:szCs w:val="28"/>
+        </w:rPr>
+        <w:t xml:space="preserve"> </w:t>
+      </w:r>
+      <w:proofErr w:type="spellStart"/>
+      <w:r>
+        <w:rPr>
+          <w:rFonts w:ascii="Arial" w:hAnsi="Arial" w:cs="Arial"/>
+          <w:sz w:val="28"/>
+          <w:szCs w:val="28"/>
+        </w:rPr>
+        <w:t>sau</w:t>
+      </w:r>
+      <w:proofErr w:type="spellEnd"/>
+      <w:r>
+        <w:rPr>
+          <w:rFonts w:ascii="Arial" w:hAnsi="Arial" w:cs="Arial"/>
+          <w:sz w:val="28"/>
+          <w:szCs w:val="28"/>
+        </w:rPr>
+        <w:t xml:space="preserve"> </w:t>
+      </w:r>
+      <w:proofErr w:type="spellStart"/>
+      <w:r>
+        <w:rPr>
+          <w:rFonts w:ascii="Arial" w:hAnsi="Arial" w:cs="Arial"/>
+          <w:sz w:val="28"/>
+          <w:szCs w:val="28"/>
+        </w:rPr>
+        <w:t>khi</w:t>
+      </w:r>
+      <w:proofErr w:type="spellEnd"/>
+      <w:r>
+        <w:rPr>
+          <w:rFonts w:ascii="Arial" w:hAnsi="Arial" w:cs="Arial"/>
+          <w:sz w:val="28"/>
+          <w:szCs w:val="28"/>
+        </w:rPr>
+        <w:t xml:space="preserve"> </w:t>
+      </w:r>
+      <w:proofErr w:type="spellStart"/>
+      <w:r>
+        <w:rPr>
+          <w:rFonts w:ascii="Arial" w:hAnsi="Arial" w:cs="Arial"/>
+          <w:sz w:val="28"/>
+          <w:szCs w:val="28"/>
+        </w:rPr>
+        <w:t>thanh</w:t>
+      </w:r>
+      <w:proofErr w:type="spellEnd"/>
+      <w:r>
+        <w:rPr>
+          <w:rFonts w:ascii="Arial" w:hAnsi="Arial" w:cs="Arial"/>
+          <w:sz w:val="28"/>
+          <w:szCs w:val="28"/>
+        </w:rPr>
+        <w:t xml:space="preserve"> </w:t>
+      </w:r>
+      <w:proofErr w:type="spellStart"/>
+      <w:r>
+        <w:rPr>
+          <w:rFonts w:ascii="Arial" w:hAnsi="Arial" w:cs="Arial"/>
+          <w:sz w:val="28"/>
+          <w:szCs w:val="28"/>
+        </w:rPr>
+        <w:t>toán</w:t>
+      </w:r>
+      <w:proofErr w:type="spellEnd"/>
+      <w:r>
+        <w:rPr>
+          <w:rFonts w:ascii="Arial" w:hAnsi="Arial" w:cs="Arial"/>
+          <w:sz w:val="28"/>
+          <w:szCs w:val="28"/>
+        </w:rPr>
+        <w:t xml:space="preserve"> </w:t>
+      </w:r>
+      <w:proofErr w:type="spellStart"/>
+      <w:r>
+        <w:rPr>
+          <w:rFonts w:ascii="Arial" w:hAnsi="Arial" w:cs="Arial"/>
+          <w:sz w:val="28"/>
+          <w:szCs w:val="28"/>
+        </w:rPr>
+        <w:t>thành</w:t>
+      </w:r>
+      <w:proofErr w:type="spellEnd"/>
+      <w:r>
+        <w:rPr>
+          <w:rFonts w:ascii="Arial" w:hAnsi="Arial" w:cs="Arial"/>
+          <w:sz w:val="28"/>
+          <w:szCs w:val="28"/>
+        </w:rPr>
+        <w:t xml:space="preserve"> </w:t>
+      </w:r>
+      <w:proofErr w:type="spellStart"/>
+      <w:r>
+        <w:rPr>
+          <w:rFonts w:ascii="Arial" w:hAnsi="Arial" w:cs="Arial"/>
+          <w:sz w:val="28"/>
+          <w:szCs w:val="28"/>
+        </w:rPr>
+        <w:t>công</w:t>
+      </w:r>
+      <w:proofErr w:type="spellEnd"/>
     </w:p>
     <w:p>
       <w:pPr>
@@ -1414,8 +2826,9 @@
           <w:sz w:val="28"/>
           <w:szCs w:val="28"/>
         </w:rPr>
+        <w:lastRenderedPageBreak/>
         <w:drawing>
-          <wp:inline distT="0" distB="0" distL="0" distR="0">
+          <wp:inline distT="0" distB="0" distL="0" distR="0" wp14:anchorId="5A2D871C" wp14:editId="1FA51C1C">
             <wp:extent cx="6644640" cy="1577340"/>
             <wp:effectExtent l="0" t="0" r="3810" b="3810"/>
             <wp:docPr id="15" name="Picture 15"/>
@@ -1432,7 +2845,7 @@
                     </pic:cNvPicPr>
                   </pic:nvPicPr>
                   <pic:blipFill>
-                    <a:blip r:embed="rId15">
+                    <a:blip r:embed="rId16">
                       <a:extLst>
                         <a:ext uri="{28A0092B-C50C-407E-A947-70E740481C1C}">
                           <a14:useLocalDpi xmlns:a14="http://schemas.microsoft.com/office/drawing/2010/main" val="0"/>
@@ -1483,14 +2896,88 @@
           <w:szCs w:val="28"/>
         </w:rPr>
       </w:pPr>
-      <w:r>
-        <w:rPr>
-          <w:rFonts w:ascii="Arial" w:hAnsi="Arial" w:cs="Arial"/>
-          <w:sz w:val="28"/>
-          <w:szCs w:val="28"/>
-        </w:rPr>
-        <w:t>Cuối cùng, click nút Xây Dựng</w:t>
-      </w:r>
+      <w:proofErr w:type="spellStart"/>
+      <w:r>
+        <w:rPr>
+          <w:rFonts w:ascii="Arial" w:hAnsi="Arial" w:cs="Arial"/>
+          <w:sz w:val="28"/>
+          <w:szCs w:val="28"/>
+        </w:rPr>
+        <w:t>Cuối</w:t>
+      </w:r>
+      <w:proofErr w:type="spellEnd"/>
+      <w:r>
+        <w:rPr>
+          <w:rFonts w:ascii="Arial" w:hAnsi="Arial" w:cs="Arial"/>
+          <w:sz w:val="28"/>
+          <w:szCs w:val="28"/>
+        </w:rPr>
+        <w:t xml:space="preserve"> </w:t>
+      </w:r>
+      <w:proofErr w:type="spellStart"/>
+      <w:r>
+        <w:rPr>
+          <w:rFonts w:ascii="Arial" w:hAnsi="Arial" w:cs="Arial"/>
+          <w:sz w:val="28"/>
+          <w:szCs w:val="28"/>
+        </w:rPr>
+        <w:t>cùng</w:t>
+      </w:r>
+      <w:proofErr w:type="spellEnd"/>
+      <w:r>
+        <w:rPr>
+          <w:rFonts w:ascii="Arial" w:hAnsi="Arial" w:cs="Arial"/>
+          <w:sz w:val="28"/>
+          <w:szCs w:val="28"/>
+        </w:rPr>
+        <w:t xml:space="preserve">, click </w:t>
+      </w:r>
+      <w:proofErr w:type="spellStart"/>
+      <w:r>
+        <w:rPr>
+          <w:rFonts w:ascii="Arial" w:hAnsi="Arial" w:cs="Arial"/>
+          <w:sz w:val="28"/>
+          <w:szCs w:val="28"/>
+        </w:rPr>
+        <w:t>nút</w:t>
+      </w:r>
+      <w:proofErr w:type="spellEnd"/>
+      <w:r>
+        <w:rPr>
+          <w:rFonts w:ascii="Arial" w:hAnsi="Arial" w:cs="Arial"/>
+          <w:sz w:val="28"/>
+          <w:szCs w:val="28"/>
+        </w:rPr>
+        <w:t xml:space="preserve"> </w:t>
+      </w:r>
+      <w:proofErr w:type="spellStart"/>
+      <w:r>
+        <w:rPr>
+          <w:rFonts w:ascii="Arial" w:hAnsi="Arial" w:cs="Arial"/>
+          <w:sz w:val="28"/>
+          <w:szCs w:val="28"/>
+        </w:rPr>
+        <w:t>Xây</w:t>
+      </w:r>
+      <w:proofErr w:type="spellEnd"/>
+      <w:r>
+        <w:rPr>
+          <w:rFonts w:ascii="Arial" w:hAnsi="Arial" w:cs="Arial"/>
+          <w:sz w:val="28"/>
+          <w:szCs w:val="28"/>
+        </w:rPr>
+        <w:t xml:space="preserve"> </w:t>
+      </w:r>
+      <w:proofErr w:type="spellStart"/>
+      <w:r>
+        <w:rPr>
+          <w:rFonts w:ascii="Arial" w:hAnsi="Arial" w:cs="Arial"/>
+          <w:sz w:val="28"/>
+          <w:szCs w:val="28"/>
+        </w:rPr>
+        <w:t>Dựng</w:t>
+      </w:r>
+      <w:proofErr w:type="spellEnd"/>
     </w:p>
     <w:p>
       <w:pPr>
@@ -1519,7 +3006,7 @@
           <w:szCs w:val="28"/>
         </w:rPr>
         <w:drawing>
-          <wp:inline distT="0" distB="0" distL="0" distR="0">
+          <wp:inline distT="0" distB="0" distL="0" distR="0" wp14:anchorId="1C3416F8" wp14:editId="1561F5CC">
             <wp:extent cx="6637020" cy="617220"/>
             <wp:effectExtent l="0" t="0" r="0" b="0"/>
             <wp:docPr id="16" name="Picture 16"/>
@@ -1536,7 +3023,7 @@
                     </pic:cNvPicPr>
                   </pic:nvPicPr>
                   <pic:blipFill>
-                    <a:blip r:embed="rId16">
+                    <a:blip r:embed="rId17">
                       <a:extLst>
                         <a:ext uri="{28A0092B-C50C-407E-A947-70E740481C1C}">
                           <a14:useLocalDpi xmlns:a14="http://schemas.microsoft.com/office/drawing/2010/main" val="0"/>
@@ -1593,26 +3080,118 @@
           <w:sz w:val="28"/>
           <w:szCs w:val="28"/>
         </w:rPr>
-        <w:t>Tab Liên Kết Thanh Toán</w:t>
-      </w:r>
-    </w:p>
-    <w:p>
-      <w:pPr>
-        <w:spacing w:after="0"/>
-        <w:rPr>
-          <w:rFonts w:ascii="Arial" w:hAnsi="Arial" w:cs="Arial"/>
-          <w:sz w:val="28"/>
-          <w:szCs w:val="28"/>
-        </w:rPr>
-      </w:pPr>
-      <w:r>
-        <w:rPr>
-          <w:rFonts w:ascii="Arial" w:hAnsi="Arial" w:cs="Arial"/>
-          <w:sz w:val="28"/>
-          <w:szCs w:val="28"/>
-        </w:rPr>
-        <w:t>Copy liên kết thanh toán</w:t>
-      </w:r>
+        <w:t xml:space="preserve">Tab Liên </w:t>
+      </w:r>
+      <w:proofErr w:type="spellStart"/>
+      <w:r>
+        <w:rPr>
+          <w:rFonts w:ascii="Arial" w:hAnsi="Arial" w:cs="Arial"/>
+          <w:sz w:val="28"/>
+          <w:szCs w:val="28"/>
+        </w:rPr>
+        <w:t>Kết</w:t>
+      </w:r>
+      <w:proofErr w:type="spellEnd"/>
+      <w:r>
+        <w:rPr>
+          <w:rFonts w:ascii="Arial" w:hAnsi="Arial" w:cs="Arial"/>
+          <w:sz w:val="28"/>
+          <w:szCs w:val="28"/>
+        </w:rPr>
+        <w:t xml:space="preserve"> Thanh </w:t>
+      </w:r>
+      <w:proofErr w:type="spellStart"/>
+      <w:r>
+        <w:rPr>
+          <w:rFonts w:ascii="Arial" w:hAnsi="Arial" w:cs="Arial"/>
+          <w:sz w:val="28"/>
+          <w:szCs w:val="28"/>
+        </w:rPr>
+        <w:t>Toán</w:t>
+      </w:r>
+      <w:proofErr w:type="spellEnd"/>
+    </w:p>
+    <w:p>
+      <w:pPr>
+        <w:spacing w:after="0"/>
+        <w:rPr>
+          <w:rFonts w:ascii="Arial" w:hAnsi="Arial" w:cs="Arial"/>
+          <w:sz w:val="28"/>
+          <w:szCs w:val="28"/>
+        </w:rPr>
+      </w:pPr>
+      <w:r>
+        <w:rPr>
+          <w:rFonts w:ascii="Arial" w:hAnsi="Arial" w:cs="Arial"/>
+          <w:sz w:val="28"/>
+          <w:szCs w:val="28"/>
+        </w:rPr>
+        <w:t xml:space="preserve">Copy </w:t>
+      </w:r>
+      <w:proofErr w:type="spellStart"/>
+      <w:r>
+        <w:rPr>
+          <w:rFonts w:ascii="Arial" w:hAnsi="Arial" w:cs="Arial"/>
+          <w:sz w:val="28"/>
+          <w:szCs w:val="28"/>
+        </w:rPr>
+        <w:t>liên</w:t>
+      </w:r>
+      <w:proofErr w:type="spellEnd"/>
+      <w:r>
+        <w:rPr>
+          <w:rFonts w:ascii="Arial" w:hAnsi="Arial" w:cs="Arial"/>
+          <w:sz w:val="28"/>
+          <w:szCs w:val="28"/>
+        </w:rPr>
+        <w:t xml:space="preserve"> </w:t>
+      </w:r>
+      <w:proofErr w:type="spellStart"/>
+      <w:r>
+        <w:rPr>
+          <w:rFonts w:ascii="Arial" w:hAnsi="Arial" w:cs="Arial"/>
+          <w:sz w:val="28"/>
+          <w:szCs w:val="28"/>
+        </w:rPr>
+        <w:t>kết</w:t>
+      </w:r>
+      <w:proofErr w:type="spellEnd"/>
+      <w:r>
+        <w:rPr>
+          <w:rFonts w:ascii="Arial" w:hAnsi="Arial" w:cs="Arial"/>
+          <w:sz w:val="28"/>
+          <w:szCs w:val="28"/>
+        </w:rPr>
+        <w:t xml:space="preserve"> </w:t>
+      </w:r>
+      <w:proofErr w:type="spellStart"/>
+      <w:r>
+        <w:rPr>
+          <w:rFonts w:ascii="Arial" w:hAnsi="Arial" w:cs="Arial"/>
+          <w:sz w:val="28"/>
+          <w:szCs w:val="28"/>
+        </w:rPr>
+        <w:t>thanh</w:t>
+      </w:r>
+      <w:proofErr w:type="spellEnd"/>
+      <w:r>
+        <w:rPr>
+          <w:rFonts w:ascii="Arial" w:hAnsi="Arial" w:cs="Arial"/>
+          <w:sz w:val="28"/>
+          <w:szCs w:val="28"/>
+        </w:rPr>
+        <w:t xml:space="preserve"> </w:t>
+      </w:r>
+      <w:proofErr w:type="spellStart"/>
+      <w:r>
+        <w:rPr>
+          <w:rFonts w:ascii="Arial" w:hAnsi="Arial" w:cs="Arial"/>
+          <w:sz w:val="28"/>
+          <w:szCs w:val="28"/>
+        </w:rPr>
+        <w:t>toán</w:t>
+      </w:r>
+      <w:proofErr w:type="spellEnd"/>
     </w:p>
     <w:p>
       <w:pPr>
@@ -1658,9 +3237,8 @@
           <w:sz w:val="28"/>
           <w:szCs w:val="28"/>
         </w:rPr>
-        <w:lastRenderedPageBreak/>
         <w:drawing>
-          <wp:inline distT="0" distB="0" distL="0" distR="0">
+          <wp:inline distT="0" distB="0" distL="0" distR="0" wp14:anchorId="6A1F5472" wp14:editId="03DCA10B">
             <wp:extent cx="6644640" cy="2110740"/>
             <wp:effectExtent l="0" t="0" r="3810" b="3810"/>
             <wp:docPr id="17" name="Picture 17"/>
@@ -1677,7 +3255,7 @@
                     </pic:cNvPicPr>
                   </pic:nvPicPr>
                   <pic:blipFill>
-                    <a:blip r:embed="rId17" cstate="print">
+                    <a:blip r:embed="rId18" cstate="print">
                       <a:extLst>
                         <a:ext uri="{28A0092B-C50C-407E-A947-70E740481C1C}">
                           <a14:useLocalDpi xmlns:a14="http://schemas.microsoft.com/office/drawing/2010/main" val="0"/>
@@ -1734,35 +3312,197 @@
           <w:sz w:val="28"/>
           <w:szCs w:val="28"/>
         </w:rPr>
-        <w:t>Tab Mã QR cung cấp mã QR</w:t>
-      </w:r>
-    </w:p>
-    <w:p>
-      <w:pPr>
-        <w:spacing w:after="0"/>
-        <w:rPr>
-          <w:rFonts w:ascii="Arial" w:hAnsi="Arial" w:cs="Arial"/>
-          <w:sz w:val="28"/>
-          <w:szCs w:val="28"/>
-        </w:rPr>
-      </w:pPr>
-    </w:p>
-    <w:p>
-      <w:pPr>
-        <w:spacing w:after="0"/>
-        <w:rPr>
-          <w:rFonts w:ascii="Arial" w:hAnsi="Arial" w:cs="Arial"/>
-          <w:sz w:val="28"/>
-          <w:szCs w:val="28"/>
-        </w:rPr>
-      </w:pPr>
-      <w:r>
-        <w:rPr>
-          <w:rFonts w:ascii="Arial" w:hAnsi="Arial" w:cs="Arial"/>
-          <w:sz w:val="28"/>
-          <w:szCs w:val="28"/>
-        </w:rPr>
-        <w:t>Tab Các Nút Xếp Chồng cung cấp HTML</w:t>
+        <w:t xml:space="preserve">Tab </w:t>
+      </w:r>
+      <w:proofErr w:type="spellStart"/>
+      <w:r>
+        <w:rPr>
+          <w:rFonts w:ascii="Arial" w:hAnsi="Arial" w:cs="Arial"/>
+          <w:sz w:val="28"/>
+          <w:szCs w:val="28"/>
+        </w:rPr>
+        <w:t>Mã</w:t>
+      </w:r>
+      <w:proofErr w:type="spellEnd"/>
+      <w:r>
+        <w:rPr>
+          <w:rFonts w:ascii="Arial" w:hAnsi="Arial" w:cs="Arial"/>
+          <w:sz w:val="28"/>
+          <w:szCs w:val="28"/>
+        </w:rPr>
+        <w:t xml:space="preserve"> QR </w:t>
+      </w:r>
+      <w:proofErr w:type="spellStart"/>
+      <w:r>
+        <w:rPr>
+          <w:rFonts w:ascii="Arial" w:hAnsi="Arial" w:cs="Arial"/>
+          <w:sz w:val="28"/>
+          <w:szCs w:val="28"/>
+        </w:rPr>
+        <w:t>cung</w:t>
+      </w:r>
+      <w:proofErr w:type="spellEnd"/>
+      <w:r>
+        <w:rPr>
+          <w:rFonts w:ascii="Arial" w:hAnsi="Arial" w:cs="Arial"/>
+          <w:sz w:val="28"/>
+          <w:szCs w:val="28"/>
+        </w:rPr>
+        <w:t xml:space="preserve"> </w:t>
+      </w:r>
+      <w:proofErr w:type="spellStart"/>
+      <w:r>
+        <w:rPr>
+          <w:rFonts w:ascii="Arial" w:hAnsi="Arial" w:cs="Arial"/>
+          <w:sz w:val="28"/>
+          <w:szCs w:val="28"/>
+        </w:rPr>
+        <w:t>cấp</w:t>
+      </w:r>
+      <w:proofErr w:type="spellEnd"/>
+      <w:r>
+        <w:rPr>
+          <w:rFonts w:ascii="Arial" w:hAnsi="Arial" w:cs="Arial"/>
+          <w:sz w:val="28"/>
+          <w:szCs w:val="28"/>
+        </w:rPr>
+        <w:t xml:space="preserve"> </w:t>
+      </w:r>
+      <w:proofErr w:type="spellStart"/>
+      <w:r>
+        <w:rPr>
+          <w:rFonts w:ascii="Arial" w:hAnsi="Arial" w:cs="Arial"/>
+          <w:sz w:val="28"/>
+          <w:szCs w:val="28"/>
+        </w:rPr>
+        <w:t>mã</w:t>
+      </w:r>
+      <w:proofErr w:type="spellEnd"/>
+      <w:r>
+        <w:rPr>
+          <w:rFonts w:ascii="Arial" w:hAnsi="Arial" w:cs="Arial"/>
+          <w:sz w:val="28"/>
+          <w:szCs w:val="28"/>
+        </w:rPr>
+        <w:t xml:space="preserve"> QR</w:t>
+      </w:r>
+    </w:p>
+    <w:p>
+      <w:pPr>
+        <w:spacing w:after="0"/>
+        <w:rPr>
+          <w:rFonts w:ascii="Arial" w:hAnsi="Arial" w:cs="Arial"/>
+          <w:sz w:val="28"/>
+          <w:szCs w:val="28"/>
+        </w:rPr>
+      </w:pPr>
+    </w:p>
+    <w:p>
+      <w:pPr>
+        <w:spacing w:after="0"/>
+        <w:rPr>
+          <w:rFonts w:ascii="Arial" w:hAnsi="Arial" w:cs="Arial"/>
+          <w:sz w:val="28"/>
+          <w:szCs w:val="28"/>
+        </w:rPr>
+      </w:pPr>
+      <w:r>
+        <w:rPr>
+          <w:rFonts w:ascii="Arial" w:hAnsi="Arial" w:cs="Arial"/>
+          <w:sz w:val="28"/>
+          <w:szCs w:val="28"/>
+        </w:rPr>
+        <w:t xml:space="preserve">Tab Các </w:t>
+      </w:r>
+      <w:proofErr w:type="spellStart"/>
+      <w:r>
+        <w:rPr>
+          <w:rFonts w:ascii="Arial" w:hAnsi="Arial" w:cs="Arial"/>
+          <w:sz w:val="28"/>
+          <w:szCs w:val="28"/>
+        </w:rPr>
+        <w:t>Nút</w:t>
+      </w:r>
+      <w:proofErr w:type="spellEnd"/>
+      <w:r>
+        <w:rPr>
+          <w:rFonts w:ascii="Arial" w:hAnsi="Arial" w:cs="Arial"/>
+          <w:sz w:val="28"/>
+          <w:szCs w:val="28"/>
+        </w:rPr>
+        <w:t xml:space="preserve"> </w:t>
+      </w:r>
+      <w:proofErr w:type="spellStart"/>
+      <w:r>
+        <w:rPr>
+          <w:rFonts w:ascii="Arial" w:hAnsi="Arial" w:cs="Arial"/>
+          <w:sz w:val="28"/>
+          <w:szCs w:val="28"/>
+        </w:rPr>
+        <w:t>Xếp</w:t>
+      </w:r>
+      <w:proofErr w:type="spellEnd"/>
+      <w:r>
+        <w:rPr>
+          <w:rFonts w:ascii="Arial" w:hAnsi="Arial" w:cs="Arial"/>
+          <w:sz w:val="28"/>
+          <w:szCs w:val="28"/>
+        </w:rPr>
+        <w:t xml:space="preserve"> </w:t>
+      </w:r>
+      <w:proofErr w:type="spellStart"/>
+      <w:r>
+        <w:rPr>
+          <w:rFonts w:ascii="Arial" w:hAnsi="Arial" w:cs="Arial"/>
+          <w:sz w:val="28"/>
+          <w:szCs w:val="28"/>
+        </w:rPr>
+        <w:t>Chồng</w:t>
+      </w:r>
+      <w:proofErr w:type="spellEnd"/>
+      <w:r>
+        <w:rPr>
+          <w:rFonts w:ascii="Arial" w:hAnsi="Arial" w:cs="Arial"/>
+          <w:sz w:val="28"/>
+          <w:szCs w:val="28"/>
+        </w:rPr>
+        <w:t xml:space="preserve"> </w:t>
+      </w:r>
+      <w:proofErr w:type="spellStart"/>
+      <w:r>
+        <w:rPr>
+          <w:rFonts w:ascii="Arial" w:hAnsi="Arial" w:cs="Arial"/>
+          <w:sz w:val="28"/>
+          <w:szCs w:val="28"/>
+        </w:rPr>
+        <w:t>cung</w:t>
+      </w:r>
+      <w:proofErr w:type="spellEnd"/>
+      <w:r>
+        <w:rPr>
+          <w:rFonts w:ascii="Arial" w:hAnsi="Arial" w:cs="Arial"/>
+          <w:sz w:val="28"/>
+          <w:szCs w:val="28"/>
+        </w:rPr>
+        <w:t xml:space="preserve"> </w:t>
+      </w:r>
+      <w:proofErr w:type="spellStart"/>
+      <w:r>
+        <w:rPr>
+          <w:rFonts w:ascii="Arial" w:hAnsi="Arial" w:cs="Arial"/>
+          <w:sz w:val="28"/>
+          <w:szCs w:val="28"/>
+        </w:rPr>
+        <w:t>cấp</w:t>
+      </w:r>
+      <w:proofErr w:type="spellEnd"/>
+      <w:r>
+        <w:rPr>
+          <w:rFonts w:ascii="Arial" w:hAnsi="Arial" w:cs="Arial"/>
+          <w:sz w:val="28"/>
+          <w:szCs w:val="28"/>
+        </w:rPr>
+        <w:t xml:space="preserve"> HTML</w:t>
       </w:r>
     </w:p>
     <w:p>
@@ -1854,16 +3594,188 @@
           <w:sz w:val="28"/>
           <w:szCs w:val="28"/>
         </w:rPr>
-        <w:t>Tab Nút Đơn đặt nút PayPal lên web</w:t>
-      </w:r>
-      <w:r>
-        <w:rPr>
-          <w:rFonts w:ascii="Arial" w:hAnsi="Arial" w:cs="Arial"/>
-          <w:sz w:val="28"/>
-          <w:szCs w:val="28"/>
-        </w:rPr>
-        <w:t>. Chúng ta chọn loại nút này</w:t>
-      </w:r>
+        <w:t xml:space="preserve">Tab </w:t>
+      </w:r>
+      <w:proofErr w:type="spellStart"/>
+      <w:r>
+        <w:rPr>
+          <w:rFonts w:ascii="Arial" w:hAnsi="Arial" w:cs="Arial"/>
+          <w:sz w:val="28"/>
+          <w:szCs w:val="28"/>
+        </w:rPr>
+        <w:t>Nút</w:t>
+      </w:r>
+      <w:proofErr w:type="spellEnd"/>
+      <w:r>
+        <w:rPr>
+          <w:rFonts w:ascii="Arial" w:hAnsi="Arial" w:cs="Arial"/>
+          <w:sz w:val="28"/>
+          <w:szCs w:val="28"/>
+        </w:rPr>
+        <w:t xml:space="preserve"> </w:t>
+      </w:r>
+      <w:proofErr w:type="spellStart"/>
+      <w:r>
+        <w:rPr>
+          <w:rFonts w:ascii="Arial" w:hAnsi="Arial" w:cs="Arial"/>
+          <w:sz w:val="28"/>
+          <w:szCs w:val="28"/>
+        </w:rPr>
+        <w:t>Đơn</w:t>
+      </w:r>
+      <w:proofErr w:type="spellEnd"/>
+      <w:r>
+        <w:rPr>
+          <w:rFonts w:ascii="Arial" w:hAnsi="Arial" w:cs="Arial"/>
+          <w:sz w:val="28"/>
+          <w:szCs w:val="28"/>
+        </w:rPr>
+        <w:t xml:space="preserve"> </w:t>
+      </w:r>
+      <w:proofErr w:type="spellStart"/>
+      <w:r>
+        <w:rPr>
+          <w:rFonts w:ascii="Arial" w:hAnsi="Arial" w:cs="Arial"/>
+          <w:sz w:val="28"/>
+          <w:szCs w:val="28"/>
+        </w:rPr>
+        <w:t>đặt</w:t>
+      </w:r>
+      <w:proofErr w:type="spellEnd"/>
+      <w:r>
+        <w:rPr>
+          <w:rFonts w:ascii="Arial" w:hAnsi="Arial" w:cs="Arial"/>
+          <w:sz w:val="28"/>
+          <w:szCs w:val="28"/>
+        </w:rPr>
+        <w:t xml:space="preserve"> </w:t>
+      </w:r>
+      <w:proofErr w:type="spellStart"/>
+      <w:r>
+        <w:rPr>
+          <w:rFonts w:ascii="Arial" w:hAnsi="Arial" w:cs="Arial"/>
+          <w:sz w:val="28"/>
+          <w:szCs w:val="28"/>
+        </w:rPr>
+        <w:t>nút</w:t>
+      </w:r>
+      <w:proofErr w:type="spellEnd"/>
+      <w:r>
+        <w:rPr>
+          <w:rFonts w:ascii="Arial" w:hAnsi="Arial" w:cs="Arial"/>
+          <w:sz w:val="28"/>
+          <w:szCs w:val="28"/>
+        </w:rPr>
+        <w:t xml:space="preserve"> PayPal </w:t>
+      </w:r>
+      <w:proofErr w:type="spellStart"/>
+      <w:r>
+        <w:rPr>
+          <w:rFonts w:ascii="Arial" w:hAnsi="Arial" w:cs="Arial"/>
+          <w:sz w:val="28"/>
+          <w:szCs w:val="28"/>
+        </w:rPr>
+        <w:t>lên</w:t>
+      </w:r>
+      <w:proofErr w:type="spellEnd"/>
+      <w:r>
+        <w:rPr>
+          <w:rFonts w:ascii="Arial" w:hAnsi="Arial" w:cs="Arial"/>
+          <w:sz w:val="28"/>
+          <w:szCs w:val="28"/>
+        </w:rPr>
+        <w:t xml:space="preserve"> web</w:t>
+      </w:r>
+      <w:r>
+        <w:rPr>
+          <w:rFonts w:ascii="Arial" w:hAnsi="Arial" w:cs="Arial"/>
+          <w:sz w:val="28"/>
+          <w:szCs w:val="28"/>
+        </w:rPr>
+        <w:t xml:space="preserve">. </w:t>
+      </w:r>
+      <w:proofErr w:type="spellStart"/>
+      <w:r>
+        <w:rPr>
+          <w:rFonts w:ascii="Arial" w:hAnsi="Arial" w:cs="Arial"/>
+          <w:sz w:val="28"/>
+          <w:szCs w:val="28"/>
+        </w:rPr>
+        <w:t>Chúng</w:t>
+      </w:r>
+      <w:proofErr w:type="spellEnd"/>
+      <w:r>
+        <w:rPr>
+          <w:rFonts w:ascii="Arial" w:hAnsi="Arial" w:cs="Arial"/>
+          <w:sz w:val="28"/>
+          <w:szCs w:val="28"/>
+        </w:rPr>
+        <w:t xml:space="preserve"> ta </w:t>
+      </w:r>
+      <w:proofErr w:type="spellStart"/>
+      <w:r>
+        <w:rPr>
+          <w:rFonts w:ascii="Arial" w:hAnsi="Arial" w:cs="Arial"/>
+          <w:sz w:val="28"/>
+          <w:szCs w:val="28"/>
+        </w:rPr>
+        <w:t>chọn</w:t>
+      </w:r>
+      <w:proofErr w:type="spellEnd"/>
+      <w:r>
+        <w:rPr>
+          <w:rFonts w:ascii="Arial" w:hAnsi="Arial" w:cs="Arial"/>
+          <w:sz w:val="28"/>
+          <w:szCs w:val="28"/>
+        </w:rPr>
+        <w:t xml:space="preserve"> </w:t>
+      </w:r>
+      <w:proofErr w:type="spellStart"/>
+      <w:r>
+        <w:rPr>
+          <w:rFonts w:ascii="Arial" w:hAnsi="Arial" w:cs="Arial"/>
+          <w:sz w:val="28"/>
+          <w:szCs w:val="28"/>
+        </w:rPr>
+        <w:t>loại</w:t>
+      </w:r>
+      <w:proofErr w:type="spellEnd"/>
+      <w:r>
+        <w:rPr>
+          <w:rFonts w:ascii="Arial" w:hAnsi="Arial" w:cs="Arial"/>
+          <w:sz w:val="28"/>
+          <w:szCs w:val="28"/>
+        </w:rPr>
+        <w:t xml:space="preserve"> </w:t>
+      </w:r>
+      <w:proofErr w:type="spellStart"/>
+      <w:r>
+        <w:rPr>
+          <w:rFonts w:ascii="Arial" w:hAnsi="Arial" w:cs="Arial"/>
+          <w:sz w:val="28"/>
+          <w:szCs w:val="28"/>
+        </w:rPr>
+        <w:t>nút</w:t>
+      </w:r>
+      <w:proofErr w:type="spellEnd"/>
+      <w:r>
+        <w:rPr>
+          <w:rFonts w:ascii="Arial" w:hAnsi="Arial" w:cs="Arial"/>
+          <w:sz w:val="28"/>
+          <w:szCs w:val="28"/>
+        </w:rPr>
+        <w:t xml:space="preserve"> </w:t>
+      </w:r>
+      <w:proofErr w:type="spellStart"/>
+      <w:r>
+        <w:rPr>
+          <w:rFonts w:ascii="Arial" w:hAnsi="Arial" w:cs="Arial"/>
+          <w:sz w:val="28"/>
+          <w:szCs w:val="28"/>
+        </w:rPr>
+        <w:t>này</w:t>
+      </w:r>
+      <w:proofErr w:type="spellEnd"/>
     </w:p>
     <w:p>
       <w:pPr>
@@ -1908,79 +3820,656 @@
           <w:sz w:val="28"/>
           <w:szCs w:val="28"/>
         </w:rPr>
-        <w:t xml:space="preserve">  &lt;style&gt;.pp-2WD7SUEXD8BZW{text-align:center;border:none;border-radius:0.25rem;min-width:11.625rem;padding:0 2rem;height:2.625rem;font-weight:bold;background-color:#FFD140;color:#000000;font-family:"Helvetica Neue",Arial,sans-serif;font-size:1rem;line-height:1.25rem;cursor:pointer;}&lt;/style&gt;</w:t>
-      </w:r>
-    </w:p>
-    <w:p>
-      <w:pPr>
-        <w:spacing w:after="0"/>
-        <w:rPr>
-          <w:rFonts w:ascii="Arial" w:hAnsi="Arial" w:cs="Arial"/>
-          <w:sz w:val="28"/>
-          <w:szCs w:val="28"/>
-        </w:rPr>
-      </w:pPr>
-      <w:r>
-        <w:rPr>
-          <w:rFonts w:ascii="Arial" w:hAnsi="Arial" w:cs="Arial"/>
-          <w:sz w:val="28"/>
-          <w:szCs w:val="28"/>
-        </w:rPr>
-        <w:t xml:space="preserve">  &lt;form action="https://www.paypal.com/ncp/payment/2WD7SUEXD8BZW" method="post" target="_blank" style="display:inline-grid;justify-items:center;align-content:start;gap:0.5rem;"&gt;</w:t>
-      </w:r>
-    </w:p>
-    <w:p>
-      <w:pPr>
-        <w:spacing w:after="0"/>
-        <w:rPr>
-          <w:rFonts w:ascii="Arial" w:hAnsi="Arial" w:cs="Arial"/>
-          <w:sz w:val="28"/>
-          <w:szCs w:val="28"/>
-        </w:rPr>
-      </w:pPr>
-      <w:r>
-        <w:rPr>
-          <w:rFonts w:ascii="Arial" w:hAnsi="Arial" w:cs="Arial"/>
-          <w:sz w:val="28"/>
-          <w:szCs w:val="28"/>
-        </w:rPr>
-        <w:t xml:space="preserve">    &lt;input class="pp-2WD7SUEXD8BZW" type="submit" value="Mua ngay" /&gt;</w:t>
-      </w:r>
-    </w:p>
-    <w:p>
-      <w:pPr>
-        <w:spacing w:after="0"/>
-        <w:rPr>
-          <w:rFonts w:ascii="Arial" w:hAnsi="Arial" w:cs="Arial"/>
-          <w:sz w:val="28"/>
-          <w:szCs w:val="28"/>
-        </w:rPr>
-      </w:pPr>
-      <w:r>
-        <w:rPr>
-          <w:rFonts w:ascii="Arial" w:hAnsi="Arial" w:cs="Arial"/>
-          <w:sz w:val="28"/>
-          <w:szCs w:val="28"/>
-        </w:rPr>
-        <w:t xml:space="preserve">    &lt;img src=https://www.paypalobjects.com/images/Debit_Credit.svg alt="cards" /&gt;</w:t>
-      </w:r>
-    </w:p>
-    <w:p>
-      <w:pPr>
-        <w:spacing w:after="0"/>
-        <w:rPr>
-          <w:rFonts w:ascii="Arial" w:hAnsi="Arial" w:cs="Arial"/>
-          <w:sz w:val="28"/>
-          <w:szCs w:val="28"/>
-        </w:rPr>
-      </w:pPr>
-      <w:r>
-        <w:rPr>
-          <w:rFonts w:ascii="Arial" w:hAnsi="Arial" w:cs="Arial"/>
-          <w:sz w:val="28"/>
-          <w:szCs w:val="28"/>
-        </w:rPr>
-        <w:t xml:space="preserve">    &lt;section style="font-size: 0.75rem;"&gt; Được cung cấp bởi &lt;img src="https://www.paypalobjects.com/paypal-ui/logos/svg/paypal-wordmark-color.svg" alt="paypal" style="height:0.875rem;vertical-align:middle;"/&gt;&lt;/section&gt;</w:t>
+        <w:lastRenderedPageBreak/>
+        <w:t xml:space="preserve">  &lt;style</w:t>
+      </w:r>
+      <w:proofErr w:type="gramStart"/>
+      <w:r>
+        <w:rPr>
+          <w:rFonts w:ascii="Arial" w:hAnsi="Arial" w:cs="Arial"/>
+          <w:sz w:val="28"/>
+          <w:szCs w:val="28"/>
+        </w:rPr>
+        <w:t>&gt;.pp</w:t>
+      </w:r>
+      <w:proofErr w:type="gramEnd"/>
+      <w:r>
+        <w:rPr>
+          <w:rFonts w:ascii="Arial" w:hAnsi="Arial" w:cs="Arial"/>
+          <w:sz w:val="28"/>
+          <w:szCs w:val="28"/>
+        </w:rPr>
+        <w:t>-2WD7SUEXD8</w:t>
+      </w:r>
+      <w:proofErr w:type="gramStart"/>
+      <w:r>
+        <w:rPr>
+          <w:rFonts w:ascii="Arial" w:hAnsi="Arial" w:cs="Arial"/>
+          <w:sz w:val="28"/>
+          <w:szCs w:val="28"/>
+        </w:rPr>
+        <w:t>BZW{</w:t>
+      </w:r>
+      <w:proofErr w:type="gramEnd"/>
+      <w:r>
+        <w:rPr>
+          <w:rFonts w:ascii="Arial" w:hAnsi="Arial" w:cs="Arial"/>
+          <w:sz w:val="28"/>
+          <w:szCs w:val="28"/>
+        </w:rPr>
+        <w:t>text-</w:t>
+      </w:r>
+      <w:proofErr w:type="gramStart"/>
+      <w:r>
+        <w:rPr>
+          <w:rFonts w:ascii="Arial" w:hAnsi="Arial" w:cs="Arial"/>
+          <w:sz w:val="28"/>
+          <w:szCs w:val="28"/>
+        </w:rPr>
+        <w:t>align:center</w:t>
+      </w:r>
+      <w:proofErr w:type="gramEnd"/>
+      <w:r>
+        <w:rPr>
+          <w:rFonts w:ascii="Arial" w:hAnsi="Arial" w:cs="Arial"/>
+          <w:sz w:val="28"/>
+          <w:szCs w:val="28"/>
+        </w:rPr>
+        <w:t>;</w:t>
+      </w:r>
+      <w:proofErr w:type="gramStart"/>
+      <w:r>
+        <w:rPr>
+          <w:rFonts w:ascii="Arial" w:hAnsi="Arial" w:cs="Arial"/>
+          <w:sz w:val="28"/>
+          <w:szCs w:val="28"/>
+        </w:rPr>
+        <w:t>border:none</w:t>
+      </w:r>
+      <w:proofErr w:type="gramEnd"/>
+      <w:r>
+        <w:rPr>
+          <w:rFonts w:ascii="Arial" w:hAnsi="Arial" w:cs="Arial"/>
+          <w:sz w:val="28"/>
+          <w:szCs w:val="28"/>
+        </w:rPr>
+        <w:t>;border-radius:0.25</w:t>
+      </w:r>
+      <w:proofErr w:type="gramStart"/>
+      <w:r>
+        <w:rPr>
+          <w:rFonts w:ascii="Arial" w:hAnsi="Arial" w:cs="Arial"/>
+          <w:sz w:val="28"/>
+          <w:szCs w:val="28"/>
+        </w:rPr>
+        <w:t>rem;min</w:t>
+      </w:r>
+      <w:proofErr w:type="gramEnd"/>
+      <w:r>
+        <w:rPr>
+          <w:rFonts w:ascii="Arial" w:hAnsi="Arial" w:cs="Arial"/>
+          <w:sz w:val="28"/>
+          <w:szCs w:val="28"/>
+        </w:rPr>
+        <w:t>-width:11.625</w:t>
+      </w:r>
+      <w:proofErr w:type="gramStart"/>
+      <w:r>
+        <w:rPr>
+          <w:rFonts w:ascii="Arial" w:hAnsi="Arial" w:cs="Arial"/>
+          <w:sz w:val="28"/>
+          <w:szCs w:val="28"/>
+        </w:rPr>
+        <w:t>rem;padding</w:t>
+      </w:r>
+      <w:proofErr w:type="gramEnd"/>
+      <w:r>
+        <w:rPr>
+          <w:rFonts w:ascii="Arial" w:hAnsi="Arial" w:cs="Arial"/>
+          <w:sz w:val="28"/>
+          <w:szCs w:val="28"/>
+        </w:rPr>
+        <w:t>:0 2</w:t>
+      </w:r>
+      <w:proofErr w:type="gramStart"/>
+      <w:r>
+        <w:rPr>
+          <w:rFonts w:ascii="Arial" w:hAnsi="Arial" w:cs="Arial"/>
+          <w:sz w:val="28"/>
+          <w:szCs w:val="28"/>
+        </w:rPr>
+        <w:t>rem;height</w:t>
+      </w:r>
+      <w:proofErr w:type="gramEnd"/>
+      <w:r>
+        <w:rPr>
+          <w:rFonts w:ascii="Arial" w:hAnsi="Arial" w:cs="Arial"/>
+          <w:sz w:val="28"/>
+          <w:szCs w:val="28"/>
+        </w:rPr>
+        <w:t>:2.625</w:t>
+      </w:r>
+      <w:proofErr w:type="gramStart"/>
+      <w:r>
+        <w:rPr>
+          <w:rFonts w:ascii="Arial" w:hAnsi="Arial" w:cs="Arial"/>
+          <w:sz w:val="28"/>
+          <w:szCs w:val="28"/>
+        </w:rPr>
+        <w:t>rem;font</w:t>
+      </w:r>
+      <w:proofErr w:type="gramEnd"/>
+      <w:r>
+        <w:rPr>
+          <w:rFonts w:ascii="Arial" w:hAnsi="Arial" w:cs="Arial"/>
+          <w:sz w:val="28"/>
+          <w:szCs w:val="28"/>
+        </w:rPr>
+        <w:t>-</w:t>
+      </w:r>
+      <w:proofErr w:type="gramStart"/>
+      <w:r>
+        <w:rPr>
+          <w:rFonts w:ascii="Arial" w:hAnsi="Arial" w:cs="Arial"/>
+          <w:sz w:val="28"/>
+          <w:szCs w:val="28"/>
+        </w:rPr>
+        <w:t>weight:bold</w:t>
+      </w:r>
+      <w:proofErr w:type="gramEnd"/>
+      <w:r>
+        <w:rPr>
+          <w:rFonts w:ascii="Arial" w:hAnsi="Arial" w:cs="Arial"/>
+          <w:sz w:val="28"/>
+          <w:szCs w:val="28"/>
+        </w:rPr>
+        <w:t>;background-</w:t>
+      </w:r>
+      <w:proofErr w:type="gramStart"/>
+      <w:r>
+        <w:rPr>
+          <w:rFonts w:ascii="Arial" w:hAnsi="Arial" w:cs="Arial"/>
+          <w:sz w:val="28"/>
+          <w:szCs w:val="28"/>
+        </w:rPr>
+        <w:t>color:#</w:t>
+      </w:r>
+      <w:proofErr w:type="gramEnd"/>
+      <w:r>
+        <w:rPr>
+          <w:rFonts w:ascii="Arial" w:hAnsi="Arial" w:cs="Arial"/>
+          <w:sz w:val="28"/>
+          <w:szCs w:val="28"/>
+        </w:rPr>
+        <w:t>FFD</w:t>
+      </w:r>
+      <w:proofErr w:type="gramStart"/>
+      <w:r>
+        <w:rPr>
+          <w:rFonts w:ascii="Arial" w:hAnsi="Arial" w:cs="Arial"/>
+          <w:sz w:val="28"/>
+          <w:szCs w:val="28"/>
+        </w:rPr>
+        <w:t>140;color</w:t>
+      </w:r>
+      <w:proofErr w:type="gramEnd"/>
+      <w:r>
+        <w:rPr>
+          <w:rFonts w:ascii="Arial" w:hAnsi="Arial" w:cs="Arial"/>
+          <w:sz w:val="28"/>
+          <w:szCs w:val="28"/>
+        </w:rPr>
+        <w:t>:#</w:t>
+      </w:r>
+      <w:proofErr w:type="gramStart"/>
+      <w:r>
+        <w:rPr>
+          <w:rFonts w:ascii="Arial" w:hAnsi="Arial" w:cs="Arial"/>
+          <w:sz w:val="28"/>
+          <w:szCs w:val="28"/>
+        </w:rPr>
+        <w:t>000000;font</w:t>
+      </w:r>
+      <w:proofErr w:type="gramEnd"/>
+      <w:r>
+        <w:rPr>
+          <w:rFonts w:ascii="Arial" w:hAnsi="Arial" w:cs="Arial"/>
+          <w:sz w:val="28"/>
+          <w:szCs w:val="28"/>
+        </w:rPr>
+        <w:t>-family:"Helvetica Neue</w:t>
+      </w:r>
+      <w:proofErr w:type="gramStart"/>
+      <w:r>
+        <w:rPr>
+          <w:rFonts w:ascii="Arial" w:hAnsi="Arial" w:cs="Arial"/>
+          <w:sz w:val="28"/>
+          <w:szCs w:val="28"/>
+        </w:rPr>
+        <w:t>",Arial</w:t>
+      </w:r>
+      <w:proofErr w:type="gramEnd"/>
+      <w:r>
+        <w:rPr>
+          <w:rFonts w:ascii="Arial" w:hAnsi="Arial" w:cs="Arial"/>
+          <w:sz w:val="28"/>
+          <w:szCs w:val="28"/>
+        </w:rPr>
+        <w:t>,sans-</w:t>
+      </w:r>
+      <w:proofErr w:type="gramStart"/>
+      <w:r>
+        <w:rPr>
+          <w:rFonts w:ascii="Arial" w:hAnsi="Arial" w:cs="Arial"/>
+          <w:sz w:val="28"/>
+          <w:szCs w:val="28"/>
+        </w:rPr>
+        <w:t>serif;font</w:t>
+      </w:r>
+      <w:proofErr w:type="gramEnd"/>
+      <w:r>
+        <w:rPr>
+          <w:rFonts w:ascii="Arial" w:hAnsi="Arial" w:cs="Arial"/>
+          <w:sz w:val="28"/>
+          <w:szCs w:val="28"/>
+        </w:rPr>
+        <w:t>-size:1</w:t>
+      </w:r>
+      <w:proofErr w:type="gramStart"/>
+      <w:r>
+        <w:rPr>
+          <w:rFonts w:ascii="Arial" w:hAnsi="Arial" w:cs="Arial"/>
+          <w:sz w:val="28"/>
+          <w:szCs w:val="28"/>
+        </w:rPr>
+        <w:t>rem;line</w:t>
+      </w:r>
+      <w:proofErr w:type="gramEnd"/>
+      <w:r>
+        <w:rPr>
+          <w:rFonts w:ascii="Arial" w:hAnsi="Arial" w:cs="Arial"/>
+          <w:sz w:val="28"/>
+          <w:szCs w:val="28"/>
+        </w:rPr>
+        <w:t>-height:1.25</w:t>
+      </w:r>
+      <w:proofErr w:type="gramStart"/>
+      <w:r>
+        <w:rPr>
+          <w:rFonts w:ascii="Arial" w:hAnsi="Arial" w:cs="Arial"/>
+          <w:sz w:val="28"/>
+          <w:szCs w:val="28"/>
+        </w:rPr>
+        <w:t>rem;cursor</w:t>
+      </w:r>
+      <w:proofErr w:type="gramEnd"/>
+      <w:r>
+        <w:rPr>
+          <w:rFonts w:ascii="Arial" w:hAnsi="Arial" w:cs="Arial"/>
+          <w:sz w:val="28"/>
+          <w:szCs w:val="28"/>
+        </w:rPr>
+        <w:t>:pointer</w:t>
+      </w:r>
+      <w:proofErr w:type="gramStart"/>
+      <w:r>
+        <w:rPr>
+          <w:rFonts w:ascii="Arial" w:hAnsi="Arial" w:cs="Arial"/>
+          <w:sz w:val="28"/>
+          <w:szCs w:val="28"/>
+        </w:rPr>
+        <w:t>;}&lt;</w:t>
+      </w:r>
+      <w:proofErr w:type="gramEnd"/>
+      <w:r>
+        <w:rPr>
+          <w:rFonts w:ascii="Arial" w:hAnsi="Arial" w:cs="Arial"/>
+          <w:sz w:val="28"/>
+          <w:szCs w:val="28"/>
+        </w:rPr>
+        <w:t>/style&gt;</w:t>
+      </w:r>
+    </w:p>
+    <w:p>
+      <w:pPr>
+        <w:spacing w:after="0"/>
+        <w:rPr>
+          <w:rFonts w:ascii="Arial" w:hAnsi="Arial" w:cs="Arial"/>
+          <w:sz w:val="28"/>
+          <w:szCs w:val="28"/>
+        </w:rPr>
+      </w:pPr>
+      <w:r>
+        <w:rPr>
+          <w:rFonts w:ascii="Arial" w:hAnsi="Arial" w:cs="Arial"/>
+          <w:sz w:val="28"/>
+          <w:szCs w:val="28"/>
+        </w:rPr>
+        <w:t xml:space="preserve">  &lt;form action="https://www.paypal.com/ncp/payment/2WD7SUEXD8BZW" method="post" target="_blank" style="</w:t>
+      </w:r>
+      <w:proofErr w:type="gramStart"/>
+      <w:r>
+        <w:rPr>
+          <w:rFonts w:ascii="Arial" w:hAnsi="Arial" w:cs="Arial"/>
+          <w:sz w:val="28"/>
+          <w:szCs w:val="28"/>
+        </w:rPr>
+        <w:t>display:inline</w:t>
+      </w:r>
+      <w:proofErr w:type="gramEnd"/>
+      <w:r>
+        <w:rPr>
+          <w:rFonts w:ascii="Arial" w:hAnsi="Arial" w:cs="Arial"/>
+          <w:sz w:val="28"/>
+          <w:szCs w:val="28"/>
+        </w:rPr>
+        <w:t>-</w:t>
+      </w:r>
+      <w:proofErr w:type="gramStart"/>
+      <w:r>
+        <w:rPr>
+          <w:rFonts w:ascii="Arial" w:hAnsi="Arial" w:cs="Arial"/>
+          <w:sz w:val="28"/>
+          <w:szCs w:val="28"/>
+        </w:rPr>
+        <w:t>grid;justify</w:t>
+      </w:r>
+      <w:proofErr w:type="gramEnd"/>
+      <w:r>
+        <w:rPr>
+          <w:rFonts w:ascii="Arial" w:hAnsi="Arial" w:cs="Arial"/>
+          <w:sz w:val="28"/>
+          <w:szCs w:val="28"/>
+        </w:rPr>
+        <w:t>-</w:t>
+      </w:r>
+      <w:proofErr w:type="gramStart"/>
+      <w:r>
+        <w:rPr>
+          <w:rFonts w:ascii="Arial" w:hAnsi="Arial" w:cs="Arial"/>
+          <w:sz w:val="28"/>
+          <w:szCs w:val="28"/>
+        </w:rPr>
+        <w:t>items:center</w:t>
+      </w:r>
+      <w:proofErr w:type="gramEnd"/>
+      <w:r>
+        <w:rPr>
+          <w:rFonts w:ascii="Arial" w:hAnsi="Arial" w:cs="Arial"/>
+          <w:sz w:val="28"/>
+          <w:szCs w:val="28"/>
+        </w:rPr>
+        <w:t>;align-</w:t>
+      </w:r>
+      <w:proofErr w:type="gramStart"/>
+      <w:r>
+        <w:rPr>
+          <w:rFonts w:ascii="Arial" w:hAnsi="Arial" w:cs="Arial"/>
+          <w:sz w:val="28"/>
+          <w:szCs w:val="28"/>
+        </w:rPr>
+        <w:t>content:start</w:t>
+      </w:r>
+      <w:proofErr w:type="gramEnd"/>
+      <w:r>
+        <w:rPr>
+          <w:rFonts w:ascii="Arial" w:hAnsi="Arial" w:cs="Arial"/>
+          <w:sz w:val="28"/>
+          <w:szCs w:val="28"/>
+        </w:rPr>
+        <w:t>;gap:0.5rem;"&gt;</w:t>
+      </w:r>
+    </w:p>
+    <w:p>
+      <w:pPr>
+        <w:spacing w:after="0"/>
+        <w:rPr>
+          <w:rFonts w:ascii="Arial" w:hAnsi="Arial" w:cs="Arial"/>
+          <w:sz w:val="28"/>
+          <w:szCs w:val="28"/>
+        </w:rPr>
+      </w:pPr>
+      <w:r>
+        <w:rPr>
+          <w:rFonts w:ascii="Arial" w:hAnsi="Arial" w:cs="Arial"/>
+          <w:sz w:val="28"/>
+          <w:szCs w:val="28"/>
+        </w:rPr>
+        <w:t xml:space="preserve">    &lt;input class="pp-2WD7SUEXD8BZW" type="submit" value="Mua </w:t>
+      </w:r>
+      <w:proofErr w:type="spellStart"/>
+      <w:r>
+        <w:rPr>
+          <w:rFonts w:ascii="Arial" w:hAnsi="Arial" w:cs="Arial"/>
+          <w:sz w:val="28"/>
+          <w:szCs w:val="28"/>
+        </w:rPr>
+        <w:t>ngay</w:t>
+      </w:r>
+      <w:proofErr w:type="spellEnd"/>
+      <w:r>
+        <w:rPr>
+          <w:rFonts w:ascii="Arial" w:hAnsi="Arial" w:cs="Arial"/>
+          <w:sz w:val="28"/>
+          <w:szCs w:val="28"/>
+        </w:rPr>
+        <w:t>" /&gt;</w:t>
+      </w:r>
+    </w:p>
+    <w:p>
+      <w:pPr>
+        <w:spacing w:after="0"/>
+        <w:rPr>
+          <w:rFonts w:ascii="Arial" w:hAnsi="Arial" w:cs="Arial"/>
+          <w:sz w:val="28"/>
+          <w:szCs w:val="28"/>
+        </w:rPr>
+      </w:pPr>
+      <w:r>
+        <w:rPr>
+          <w:rFonts w:ascii="Arial" w:hAnsi="Arial" w:cs="Arial"/>
+          <w:sz w:val="28"/>
+          <w:szCs w:val="28"/>
+        </w:rPr>
+        <w:t xml:space="preserve">    &lt;</w:t>
+      </w:r>
+      <w:proofErr w:type="spellStart"/>
+      <w:r>
+        <w:rPr>
+          <w:rFonts w:ascii="Arial" w:hAnsi="Arial" w:cs="Arial"/>
+          <w:sz w:val="28"/>
+          <w:szCs w:val="28"/>
+        </w:rPr>
+        <w:t>img</w:t>
+      </w:r>
+      <w:proofErr w:type="spellEnd"/>
+      <w:r>
+        <w:rPr>
+          <w:rFonts w:ascii="Arial" w:hAnsi="Arial" w:cs="Arial"/>
+          <w:sz w:val="28"/>
+          <w:szCs w:val="28"/>
+        </w:rPr>
+        <w:t xml:space="preserve"> </w:t>
+      </w:r>
+      <w:proofErr w:type="spellStart"/>
+      <w:r>
+        <w:rPr>
+          <w:rFonts w:ascii="Arial" w:hAnsi="Arial" w:cs="Arial"/>
+          <w:sz w:val="28"/>
+          <w:szCs w:val="28"/>
+        </w:rPr>
+        <w:t>src</w:t>
+      </w:r>
+      <w:proofErr w:type="spellEnd"/>
+      <w:r>
+        <w:rPr>
+          <w:rFonts w:ascii="Arial" w:hAnsi="Arial" w:cs="Arial"/>
+          <w:sz w:val="28"/>
+          <w:szCs w:val="28"/>
+        </w:rPr>
+        <w:t>=https://www.paypalobjects.com/images/Debit_Credit.svg alt="cards" /&gt;</w:t>
+      </w:r>
+    </w:p>
+    <w:p>
+      <w:pPr>
+        <w:spacing w:after="0"/>
+        <w:rPr>
+          <w:rFonts w:ascii="Arial" w:hAnsi="Arial" w:cs="Arial"/>
+          <w:sz w:val="28"/>
+          <w:szCs w:val="28"/>
+        </w:rPr>
+      </w:pPr>
+      <w:r>
+        <w:rPr>
+          <w:rFonts w:ascii="Arial" w:hAnsi="Arial" w:cs="Arial"/>
+          <w:sz w:val="28"/>
+          <w:szCs w:val="28"/>
+        </w:rPr>
+        <w:t xml:space="preserve">    &lt;section style="font-size: 0.75rem;"&gt; </w:t>
+      </w:r>
+      <w:proofErr w:type="spellStart"/>
+      <w:r>
+        <w:rPr>
+          <w:rFonts w:ascii="Arial" w:hAnsi="Arial" w:cs="Arial"/>
+          <w:sz w:val="28"/>
+          <w:szCs w:val="28"/>
+        </w:rPr>
+        <w:t>Được</w:t>
+      </w:r>
+      <w:proofErr w:type="spellEnd"/>
+      <w:r>
+        <w:rPr>
+          <w:rFonts w:ascii="Arial" w:hAnsi="Arial" w:cs="Arial"/>
+          <w:sz w:val="28"/>
+          <w:szCs w:val="28"/>
+        </w:rPr>
+        <w:t xml:space="preserve"> </w:t>
+      </w:r>
+      <w:proofErr w:type="spellStart"/>
+      <w:r>
+        <w:rPr>
+          <w:rFonts w:ascii="Arial" w:hAnsi="Arial" w:cs="Arial"/>
+          <w:sz w:val="28"/>
+          <w:szCs w:val="28"/>
+        </w:rPr>
+        <w:t>cung</w:t>
+      </w:r>
+      <w:proofErr w:type="spellEnd"/>
+      <w:r>
+        <w:rPr>
+          <w:rFonts w:ascii="Arial" w:hAnsi="Arial" w:cs="Arial"/>
+          <w:sz w:val="28"/>
+          <w:szCs w:val="28"/>
+        </w:rPr>
+        <w:t xml:space="preserve"> </w:t>
+      </w:r>
+      <w:proofErr w:type="spellStart"/>
+      <w:r>
+        <w:rPr>
+          <w:rFonts w:ascii="Arial" w:hAnsi="Arial" w:cs="Arial"/>
+          <w:sz w:val="28"/>
+          <w:szCs w:val="28"/>
+        </w:rPr>
+        <w:t>cấp</w:t>
+      </w:r>
+      <w:proofErr w:type="spellEnd"/>
+      <w:r>
+        <w:rPr>
+          <w:rFonts w:ascii="Arial" w:hAnsi="Arial" w:cs="Arial"/>
+          <w:sz w:val="28"/>
+          <w:szCs w:val="28"/>
+        </w:rPr>
+        <w:t xml:space="preserve"> </w:t>
+      </w:r>
+      <w:proofErr w:type="spellStart"/>
+      <w:r>
+        <w:rPr>
+          <w:rFonts w:ascii="Arial" w:hAnsi="Arial" w:cs="Arial"/>
+          <w:sz w:val="28"/>
+          <w:szCs w:val="28"/>
+        </w:rPr>
+        <w:t>bởi</w:t>
+      </w:r>
+      <w:proofErr w:type="spellEnd"/>
+      <w:r>
+        <w:rPr>
+          <w:rFonts w:ascii="Arial" w:hAnsi="Arial" w:cs="Arial"/>
+          <w:sz w:val="28"/>
+          <w:szCs w:val="28"/>
+        </w:rPr>
+        <w:t xml:space="preserve"> &lt;</w:t>
+      </w:r>
+      <w:proofErr w:type="spellStart"/>
+      <w:r>
+        <w:rPr>
+          <w:rFonts w:ascii="Arial" w:hAnsi="Arial" w:cs="Arial"/>
+          <w:sz w:val="28"/>
+          <w:szCs w:val="28"/>
+        </w:rPr>
+        <w:t>img</w:t>
+      </w:r>
+      <w:proofErr w:type="spellEnd"/>
+      <w:r>
+        <w:rPr>
+          <w:rFonts w:ascii="Arial" w:hAnsi="Arial" w:cs="Arial"/>
+          <w:sz w:val="28"/>
+          <w:szCs w:val="28"/>
+        </w:rPr>
+        <w:t xml:space="preserve"> src="https://www.paypalobjects.com/paypal-ui/logos/svg/paypal-wordmark-color.svg" alt="</w:t>
+      </w:r>
+      <w:proofErr w:type="spellStart"/>
+      <w:r>
+        <w:rPr>
+          <w:rFonts w:ascii="Arial" w:hAnsi="Arial" w:cs="Arial"/>
+          <w:sz w:val="28"/>
+          <w:szCs w:val="28"/>
+        </w:rPr>
+        <w:t>paypal</w:t>
+      </w:r>
+      <w:proofErr w:type="spellEnd"/>
+      <w:r>
+        <w:rPr>
+          <w:rFonts w:ascii="Arial" w:hAnsi="Arial" w:cs="Arial"/>
+          <w:sz w:val="28"/>
+          <w:szCs w:val="28"/>
+        </w:rPr>
+        <w:t>" style="height:0.875</w:t>
+      </w:r>
+      <w:proofErr w:type="gramStart"/>
+      <w:r>
+        <w:rPr>
+          <w:rFonts w:ascii="Arial" w:hAnsi="Arial" w:cs="Arial"/>
+          <w:sz w:val="28"/>
+          <w:szCs w:val="28"/>
+        </w:rPr>
+        <w:t>rem;vertical</w:t>
+      </w:r>
+      <w:proofErr w:type="gramEnd"/>
+      <w:r>
+        <w:rPr>
+          <w:rFonts w:ascii="Arial" w:hAnsi="Arial" w:cs="Arial"/>
+          <w:sz w:val="28"/>
+          <w:szCs w:val="28"/>
+        </w:rPr>
+        <w:t>-</w:t>
+      </w:r>
+      <w:proofErr w:type="gramStart"/>
+      <w:r>
+        <w:rPr>
+          <w:rFonts w:ascii="Arial" w:hAnsi="Arial" w:cs="Arial"/>
+          <w:sz w:val="28"/>
+          <w:szCs w:val="28"/>
+        </w:rPr>
+        <w:t>align:middle</w:t>
+      </w:r>
+      <w:proofErr w:type="gramEnd"/>
+      <w:r>
+        <w:rPr>
+          <w:rFonts w:ascii="Arial" w:hAnsi="Arial" w:cs="Arial"/>
+          <w:sz w:val="28"/>
+          <w:szCs w:val="28"/>
+        </w:rPr>
+        <w:t>;"/&gt;&lt;/section&gt;</w:t>
       </w:r>
     </w:p>
     <w:p>
@@ -2079,6 +4568,7 @@
           <w:szCs w:val="28"/>
         </w:rPr>
       </w:pPr>
+      <w:proofErr w:type="spellStart"/>
       <w:r>
         <w:rPr>
           <w:rFonts w:ascii="Arial" w:hAnsi="Arial" w:cs="Arial"/>
@@ -2086,8 +4576,17 @@
           <w:sz w:val="28"/>
           <w:szCs w:val="28"/>
         </w:rPr>
-        <w:lastRenderedPageBreak/>
-        <w:t>Tạo Spring Boot</w:t>
+        <w:t>Tạo</w:t>
+      </w:r>
+      <w:proofErr w:type="spellEnd"/>
+      <w:r>
+        <w:rPr>
+          <w:rFonts w:ascii="Arial" w:hAnsi="Arial" w:cs="Arial"/>
+          <w:b/>
+          <w:sz w:val="28"/>
+          <w:szCs w:val="28"/>
+        </w:rPr>
+        <w:t xml:space="preserve"> Spring Boot</w:t>
       </w:r>
     </w:p>
     <w:p>
@@ -2117,7 +4616,7 @@
           <w:szCs w:val="28"/>
         </w:rPr>
         <w:drawing>
-          <wp:inline distT="0" distB="0" distL="0" distR="0">
+          <wp:inline distT="0" distB="0" distL="0" distR="0" wp14:anchorId="084C3C6C" wp14:editId="5DFB1189">
             <wp:extent cx="6644640" cy="2628900"/>
             <wp:effectExtent l="0" t="0" r="3810" b="0"/>
             <wp:docPr id="18" name="Picture 18"/>
@@ -2134,7 +4633,7 @@
                     </pic:cNvPicPr>
                   </pic:nvPicPr>
                   <pic:blipFill>
-                    <a:blip r:embed="rId18" cstate="print">
+                    <a:blip r:embed="rId19" cstate="print">
                       <a:extLst>
                         <a:ext uri="{28A0092B-C50C-407E-A947-70E740481C1C}">
                           <a14:useLocalDpi xmlns:a14="http://schemas.microsoft.com/office/drawing/2010/main" val="0"/>
@@ -2185,13 +4684,41 @@
           <w:szCs w:val="28"/>
         </w:rPr>
       </w:pPr>
-      <w:r>
-        <w:rPr>
-          <w:rFonts w:ascii="Arial" w:hAnsi="Arial" w:cs="Arial"/>
-          <w:sz w:val="28"/>
-          <w:szCs w:val="28"/>
-        </w:rPr>
-        <w:t>Tạo trang /cart</w:t>
+      <w:proofErr w:type="spellStart"/>
+      <w:r>
+        <w:rPr>
+          <w:rFonts w:ascii="Arial" w:hAnsi="Arial" w:cs="Arial"/>
+          <w:sz w:val="28"/>
+          <w:szCs w:val="28"/>
+        </w:rPr>
+        <w:t>Tạo</w:t>
+      </w:r>
+      <w:proofErr w:type="spellEnd"/>
+      <w:r>
+        <w:rPr>
+          <w:rFonts w:ascii="Arial" w:hAnsi="Arial" w:cs="Arial"/>
+          <w:sz w:val="28"/>
+          <w:szCs w:val="28"/>
+        </w:rPr>
+        <w:t xml:space="preserve"> </w:t>
+      </w:r>
+      <w:proofErr w:type="spellStart"/>
+      <w:r>
+        <w:rPr>
+          <w:rFonts w:ascii="Arial" w:hAnsi="Arial" w:cs="Arial"/>
+          <w:sz w:val="28"/>
+          <w:szCs w:val="28"/>
+        </w:rPr>
+        <w:t>trang</w:t>
+      </w:r>
+      <w:proofErr w:type="spellEnd"/>
+      <w:r>
+        <w:rPr>
+          <w:rFonts w:ascii="Arial" w:hAnsi="Arial" w:cs="Arial"/>
+          <w:sz w:val="28"/>
+          <w:szCs w:val="28"/>
+        </w:rPr>
+        <w:t xml:space="preserve"> /cart</w:t>
       </w:r>
     </w:p>
     <w:p>
@@ -2237,7 +4764,25 @@
           <w:sz w:val="28"/>
           <w:szCs w:val="28"/>
         </w:rPr>
-        <w:t>public class CartController {</w:t>
+        <w:t xml:space="preserve">public class </w:t>
+      </w:r>
+      <w:proofErr w:type="spellStart"/>
+      <w:r>
+        <w:rPr>
+          <w:rFonts w:ascii="Arial" w:hAnsi="Arial" w:cs="Arial"/>
+          <w:sz w:val="28"/>
+          <w:szCs w:val="28"/>
+        </w:rPr>
+        <w:t>CartController</w:t>
+      </w:r>
+      <w:proofErr w:type="spellEnd"/>
+      <w:r>
+        <w:rPr>
+          <w:rFonts w:ascii="Arial" w:hAnsi="Arial" w:cs="Arial"/>
+          <w:sz w:val="28"/>
+          <w:szCs w:val="28"/>
+        </w:rPr>
+        <w:t xml:space="preserve"> {</w:t>
       </w:r>
     </w:p>
     <w:p>
@@ -2283,79 +4828,232 @@
           <w:sz w:val="28"/>
           <w:szCs w:val="28"/>
         </w:rPr>
-        <w:t xml:space="preserve">    public String cart(Model model) {</w:t>
-      </w:r>
-    </w:p>
-    <w:p>
-      <w:pPr>
-        <w:spacing w:after="0"/>
-        <w:rPr>
-          <w:rFonts w:ascii="Arial" w:hAnsi="Arial" w:cs="Arial"/>
-          <w:sz w:val="28"/>
-          <w:szCs w:val="28"/>
-        </w:rPr>
-      </w:pPr>
-      <w:r>
-        <w:rPr>
-          <w:rFonts w:ascii="Arial" w:hAnsi="Arial" w:cs="Arial"/>
-          <w:sz w:val="28"/>
-          <w:szCs w:val="28"/>
-        </w:rPr>
-        <w:t xml:space="preserve">        model.addAttribute("productName", "Áo thun Premium");</w:t>
-      </w:r>
-    </w:p>
-    <w:p>
-      <w:pPr>
-        <w:spacing w:after="0"/>
-        <w:rPr>
-          <w:rFonts w:ascii="Arial" w:hAnsi="Arial" w:cs="Arial"/>
-          <w:sz w:val="28"/>
-          <w:szCs w:val="28"/>
-        </w:rPr>
-      </w:pPr>
-      <w:r>
-        <w:rPr>
-          <w:rFonts w:ascii="Arial" w:hAnsi="Arial" w:cs="Arial"/>
-          <w:sz w:val="28"/>
-          <w:szCs w:val="28"/>
-        </w:rPr>
-        <w:t xml:space="preserve">        model.addAttribute("price", 15.99);</w:t>
-      </w:r>
-    </w:p>
-    <w:p>
-      <w:pPr>
-        <w:spacing w:after="0"/>
-        <w:rPr>
-          <w:rFonts w:ascii="Arial" w:hAnsi="Arial" w:cs="Arial"/>
-          <w:sz w:val="28"/>
-          <w:szCs w:val="28"/>
-        </w:rPr>
-      </w:pPr>
-      <w:r>
-        <w:rPr>
-          <w:rFonts w:ascii="Arial" w:hAnsi="Arial" w:cs="Arial"/>
-          <w:sz w:val="28"/>
-          <w:szCs w:val="28"/>
-        </w:rPr>
-        <w:t xml:space="preserve">        model.addAttribute("qty", 2);</w:t>
-      </w:r>
-    </w:p>
-    <w:p>
-      <w:pPr>
-        <w:spacing w:after="0"/>
-        <w:rPr>
-          <w:rFonts w:ascii="Arial" w:hAnsi="Arial" w:cs="Arial"/>
-          <w:sz w:val="28"/>
-          <w:szCs w:val="28"/>
-        </w:rPr>
-      </w:pPr>
-      <w:r>
-        <w:rPr>
-          <w:rFonts w:ascii="Arial" w:hAnsi="Arial" w:cs="Arial"/>
-          <w:sz w:val="28"/>
-          <w:szCs w:val="28"/>
-        </w:rPr>
-        <w:t xml:space="preserve">        model.addAttribute("total", 31.98);</w:t>
+        <w:t xml:space="preserve">    public String </w:t>
+      </w:r>
+      <w:proofErr w:type="gramStart"/>
+      <w:r>
+        <w:rPr>
+          <w:rFonts w:ascii="Arial" w:hAnsi="Arial" w:cs="Arial"/>
+          <w:sz w:val="28"/>
+          <w:szCs w:val="28"/>
+        </w:rPr>
+        <w:t>cart(</w:t>
+      </w:r>
+      <w:proofErr w:type="gramEnd"/>
+      <w:r>
+        <w:rPr>
+          <w:rFonts w:ascii="Arial" w:hAnsi="Arial" w:cs="Arial"/>
+          <w:sz w:val="28"/>
+          <w:szCs w:val="28"/>
+        </w:rPr>
+        <w:t>Model model) {</w:t>
+      </w:r>
+    </w:p>
+    <w:p>
+      <w:pPr>
+        <w:spacing w:after="0"/>
+        <w:rPr>
+          <w:rFonts w:ascii="Arial" w:hAnsi="Arial" w:cs="Arial"/>
+          <w:sz w:val="28"/>
+          <w:szCs w:val="28"/>
+        </w:rPr>
+      </w:pPr>
+      <w:r>
+        <w:rPr>
+          <w:rFonts w:ascii="Arial" w:hAnsi="Arial" w:cs="Arial"/>
+          <w:sz w:val="28"/>
+          <w:szCs w:val="28"/>
+        </w:rPr>
+        <w:t xml:space="preserve">        </w:t>
+      </w:r>
+      <w:proofErr w:type="spellStart"/>
+      <w:proofErr w:type="gramStart"/>
+      <w:r>
+        <w:rPr>
+          <w:rFonts w:ascii="Arial" w:hAnsi="Arial" w:cs="Arial"/>
+          <w:sz w:val="28"/>
+          <w:szCs w:val="28"/>
+        </w:rPr>
+        <w:t>model.addAttribute</w:t>
+      </w:r>
+      <w:proofErr w:type="spellEnd"/>
+      <w:proofErr w:type="gramEnd"/>
+      <w:r>
+        <w:rPr>
+          <w:rFonts w:ascii="Arial" w:hAnsi="Arial" w:cs="Arial"/>
+          <w:sz w:val="28"/>
+          <w:szCs w:val="28"/>
+        </w:rPr>
+        <w:t>("</w:t>
+      </w:r>
+      <w:proofErr w:type="spellStart"/>
+      <w:r>
+        <w:rPr>
+          <w:rFonts w:ascii="Arial" w:hAnsi="Arial" w:cs="Arial"/>
+          <w:sz w:val="28"/>
+          <w:szCs w:val="28"/>
+        </w:rPr>
+        <w:t>productName</w:t>
+      </w:r>
+      <w:proofErr w:type="spellEnd"/>
+      <w:r>
+        <w:rPr>
+          <w:rFonts w:ascii="Arial" w:hAnsi="Arial" w:cs="Arial"/>
+          <w:sz w:val="28"/>
+          <w:szCs w:val="28"/>
+        </w:rPr>
+        <w:t>", "</w:t>
+      </w:r>
+      <w:proofErr w:type="spellStart"/>
+      <w:r>
+        <w:rPr>
+          <w:rFonts w:ascii="Arial" w:hAnsi="Arial" w:cs="Arial"/>
+          <w:sz w:val="28"/>
+          <w:szCs w:val="28"/>
+        </w:rPr>
+        <w:t>Áo</w:t>
+      </w:r>
+      <w:proofErr w:type="spellEnd"/>
+      <w:r>
+        <w:rPr>
+          <w:rFonts w:ascii="Arial" w:hAnsi="Arial" w:cs="Arial"/>
+          <w:sz w:val="28"/>
+          <w:szCs w:val="28"/>
+        </w:rPr>
+        <w:t xml:space="preserve"> </w:t>
+      </w:r>
+      <w:proofErr w:type="spellStart"/>
+      <w:r>
+        <w:rPr>
+          <w:rFonts w:ascii="Arial" w:hAnsi="Arial" w:cs="Arial"/>
+          <w:sz w:val="28"/>
+          <w:szCs w:val="28"/>
+        </w:rPr>
+        <w:t>thun</w:t>
+      </w:r>
+      <w:proofErr w:type="spellEnd"/>
+      <w:r>
+        <w:rPr>
+          <w:rFonts w:ascii="Arial" w:hAnsi="Arial" w:cs="Arial"/>
+          <w:sz w:val="28"/>
+          <w:szCs w:val="28"/>
+        </w:rPr>
+        <w:t xml:space="preserve"> Premium");</w:t>
+      </w:r>
+    </w:p>
+    <w:p>
+      <w:pPr>
+        <w:spacing w:after="0"/>
+        <w:rPr>
+          <w:rFonts w:ascii="Arial" w:hAnsi="Arial" w:cs="Arial"/>
+          <w:sz w:val="28"/>
+          <w:szCs w:val="28"/>
+        </w:rPr>
+      </w:pPr>
+      <w:r>
+        <w:rPr>
+          <w:rFonts w:ascii="Arial" w:hAnsi="Arial" w:cs="Arial"/>
+          <w:sz w:val="28"/>
+          <w:szCs w:val="28"/>
+        </w:rPr>
+        <w:t xml:space="preserve">        </w:t>
+      </w:r>
+      <w:proofErr w:type="spellStart"/>
+      <w:proofErr w:type="gramStart"/>
+      <w:r>
+        <w:rPr>
+          <w:rFonts w:ascii="Arial" w:hAnsi="Arial" w:cs="Arial"/>
+          <w:sz w:val="28"/>
+          <w:szCs w:val="28"/>
+        </w:rPr>
+        <w:t>model.addAttribute</w:t>
+      </w:r>
+      <w:proofErr w:type="spellEnd"/>
+      <w:proofErr w:type="gramEnd"/>
+      <w:r>
+        <w:rPr>
+          <w:rFonts w:ascii="Arial" w:hAnsi="Arial" w:cs="Arial"/>
+          <w:sz w:val="28"/>
+          <w:szCs w:val="28"/>
+        </w:rPr>
+        <w:t>("price", 15.99);</w:t>
+      </w:r>
+    </w:p>
+    <w:p>
+      <w:pPr>
+        <w:spacing w:after="0"/>
+        <w:rPr>
+          <w:rFonts w:ascii="Arial" w:hAnsi="Arial" w:cs="Arial"/>
+          <w:sz w:val="28"/>
+          <w:szCs w:val="28"/>
+        </w:rPr>
+      </w:pPr>
+      <w:r>
+        <w:rPr>
+          <w:rFonts w:ascii="Arial" w:hAnsi="Arial" w:cs="Arial"/>
+          <w:sz w:val="28"/>
+          <w:szCs w:val="28"/>
+        </w:rPr>
+        <w:t xml:space="preserve">        </w:t>
+      </w:r>
+      <w:proofErr w:type="spellStart"/>
+      <w:proofErr w:type="gramStart"/>
+      <w:r>
+        <w:rPr>
+          <w:rFonts w:ascii="Arial" w:hAnsi="Arial" w:cs="Arial"/>
+          <w:sz w:val="28"/>
+          <w:szCs w:val="28"/>
+        </w:rPr>
+        <w:t>model.addAttribute</w:t>
+      </w:r>
+      <w:proofErr w:type="spellEnd"/>
+      <w:proofErr w:type="gramEnd"/>
+      <w:r>
+        <w:rPr>
+          <w:rFonts w:ascii="Arial" w:hAnsi="Arial" w:cs="Arial"/>
+          <w:sz w:val="28"/>
+          <w:szCs w:val="28"/>
+        </w:rPr>
+        <w:t>("qty", 2);</w:t>
+      </w:r>
+    </w:p>
+    <w:p>
+      <w:pPr>
+        <w:spacing w:after="0"/>
+        <w:rPr>
+          <w:rFonts w:ascii="Arial" w:hAnsi="Arial" w:cs="Arial"/>
+          <w:sz w:val="28"/>
+          <w:szCs w:val="28"/>
+        </w:rPr>
+      </w:pPr>
+      <w:r>
+        <w:rPr>
+          <w:rFonts w:ascii="Arial" w:hAnsi="Arial" w:cs="Arial"/>
+          <w:sz w:val="28"/>
+          <w:szCs w:val="28"/>
+        </w:rPr>
+        <w:lastRenderedPageBreak/>
+        <w:t xml:space="preserve">        </w:t>
+      </w:r>
+      <w:proofErr w:type="spellStart"/>
+      <w:proofErr w:type="gramStart"/>
+      <w:r>
+        <w:rPr>
+          <w:rFonts w:ascii="Arial" w:hAnsi="Arial" w:cs="Arial"/>
+          <w:sz w:val="28"/>
+          <w:szCs w:val="28"/>
+        </w:rPr>
+        <w:t>model.addAttribute</w:t>
+      </w:r>
+      <w:proofErr w:type="spellEnd"/>
+      <w:proofErr w:type="gramEnd"/>
+      <w:r>
+        <w:rPr>
+          <w:rFonts w:ascii="Arial" w:hAnsi="Arial" w:cs="Arial"/>
+          <w:sz w:val="28"/>
+          <w:szCs w:val="28"/>
+        </w:rPr>
+        <w:t>("total", 31.98);</w:t>
       </w:r>
     </w:p>
     <w:p>
@@ -2431,13 +5129,23 @@
           <w:szCs w:val="28"/>
         </w:rPr>
       </w:pPr>
-      <w:r>
-        <w:rPr>
-          <w:rFonts w:ascii="Arial" w:hAnsi="Arial" w:cs="Arial"/>
-          <w:sz w:val="28"/>
-          <w:szCs w:val="28"/>
-        </w:rPr>
-        <w:t>Tạo cart.html</w:t>
+      <w:proofErr w:type="spellStart"/>
+      <w:r>
+        <w:rPr>
+          <w:rFonts w:ascii="Arial" w:hAnsi="Arial" w:cs="Arial"/>
+          <w:sz w:val="28"/>
+          <w:szCs w:val="28"/>
+        </w:rPr>
+        <w:t>Tạo</w:t>
+      </w:r>
+      <w:proofErr w:type="spellEnd"/>
+      <w:r>
+        <w:rPr>
+          <w:rFonts w:ascii="Arial" w:hAnsi="Arial" w:cs="Arial"/>
+          <w:sz w:val="28"/>
+          <w:szCs w:val="28"/>
+        </w:rPr>
+        <w:t xml:space="preserve"> cart.html</w:t>
       </w:r>
     </w:p>
     <w:p>
@@ -2501,61 +5209,277 @@
           <w:sz w:val="28"/>
           <w:szCs w:val="28"/>
         </w:rPr>
-        <w:t xml:space="preserve">        &lt;th&gt;Sản phẩm&lt;/th&gt;</w:t>
-      </w:r>
-    </w:p>
-    <w:p>
-      <w:pPr>
-        <w:spacing w:after="0"/>
-        <w:rPr>
-          <w:rFonts w:ascii="Arial" w:hAnsi="Arial" w:cs="Arial"/>
-          <w:sz w:val="28"/>
-          <w:szCs w:val="28"/>
-        </w:rPr>
-      </w:pPr>
-      <w:r>
-        <w:rPr>
-          <w:rFonts w:ascii="Arial" w:hAnsi="Arial" w:cs="Arial"/>
-          <w:sz w:val="28"/>
-          <w:szCs w:val="28"/>
-        </w:rPr>
-        <w:t xml:space="preserve">        &lt;th&gt;Giá&lt;/th&gt;</w:t>
-      </w:r>
-    </w:p>
-    <w:p>
-      <w:pPr>
-        <w:spacing w:after="0"/>
-        <w:rPr>
-          <w:rFonts w:ascii="Arial" w:hAnsi="Arial" w:cs="Arial"/>
-          <w:sz w:val="28"/>
-          <w:szCs w:val="28"/>
-        </w:rPr>
-      </w:pPr>
-      <w:r>
-        <w:rPr>
-          <w:rFonts w:ascii="Arial" w:hAnsi="Arial" w:cs="Arial"/>
-          <w:sz w:val="28"/>
-          <w:szCs w:val="28"/>
-        </w:rPr>
-        <w:t xml:space="preserve">        &lt;th&gt;SL&lt;/th&gt;</w:t>
-      </w:r>
-    </w:p>
-    <w:p>
-      <w:pPr>
-        <w:spacing w:after="0"/>
-        <w:rPr>
-          <w:rFonts w:ascii="Arial" w:hAnsi="Arial" w:cs="Arial"/>
-          <w:sz w:val="28"/>
-          <w:szCs w:val="28"/>
-        </w:rPr>
-      </w:pPr>
-      <w:r>
-        <w:rPr>
-          <w:rFonts w:ascii="Arial" w:hAnsi="Arial" w:cs="Arial"/>
-          <w:sz w:val="28"/>
-          <w:szCs w:val="28"/>
-        </w:rPr>
-        <w:t xml:space="preserve">        &lt;th&gt;Tổng&lt;/th&gt;</w:t>
+        <w:t xml:space="preserve">        &lt;</w:t>
+      </w:r>
+      <w:proofErr w:type="spellStart"/>
+      <w:r>
+        <w:rPr>
+          <w:rFonts w:ascii="Arial" w:hAnsi="Arial" w:cs="Arial"/>
+          <w:sz w:val="28"/>
+          <w:szCs w:val="28"/>
+        </w:rPr>
+        <w:t>th</w:t>
+      </w:r>
+      <w:proofErr w:type="spellEnd"/>
+      <w:r>
+        <w:rPr>
+          <w:rFonts w:ascii="Arial" w:hAnsi="Arial" w:cs="Arial"/>
+          <w:sz w:val="28"/>
+          <w:szCs w:val="28"/>
+        </w:rPr>
+        <w:t>&gt;</w:t>
+      </w:r>
+      <w:proofErr w:type="spellStart"/>
+      <w:r>
+        <w:rPr>
+          <w:rFonts w:ascii="Arial" w:hAnsi="Arial" w:cs="Arial"/>
+          <w:sz w:val="28"/>
+          <w:szCs w:val="28"/>
+        </w:rPr>
+        <w:t>Sản</w:t>
+      </w:r>
+      <w:proofErr w:type="spellEnd"/>
+      <w:r>
+        <w:rPr>
+          <w:rFonts w:ascii="Arial" w:hAnsi="Arial" w:cs="Arial"/>
+          <w:sz w:val="28"/>
+          <w:szCs w:val="28"/>
+        </w:rPr>
+        <w:t xml:space="preserve"> </w:t>
+      </w:r>
+      <w:proofErr w:type="spellStart"/>
+      <w:r>
+        <w:rPr>
+          <w:rFonts w:ascii="Arial" w:hAnsi="Arial" w:cs="Arial"/>
+          <w:sz w:val="28"/>
+          <w:szCs w:val="28"/>
+        </w:rPr>
+        <w:t>phẩm</w:t>
+      </w:r>
+      <w:proofErr w:type="spellEnd"/>
+      <w:r>
+        <w:rPr>
+          <w:rFonts w:ascii="Arial" w:hAnsi="Arial" w:cs="Arial"/>
+          <w:sz w:val="28"/>
+          <w:szCs w:val="28"/>
+        </w:rPr>
+        <w:t>&lt;/</w:t>
+      </w:r>
+      <w:proofErr w:type="spellStart"/>
+      <w:r>
+        <w:rPr>
+          <w:rFonts w:ascii="Arial" w:hAnsi="Arial" w:cs="Arial"/>
+          <w:sz w:val="28"/>
+          <w:szCs w:val="28"/>
+        </w:rPr>
+        <w:t>th</w:t>
+      </w:r>
+      <w:proofErr w:type="spellEnd"/>
+      <w:r>
+        <w:rPr>
+          <w:rFonts w:ascii="Arial" w:hAnsi="Arial" w:cs="Arial"/>
+          <w:sz w:val="28"/>
+          <w:szCs w:val="28"/>
+        </w:rPr>
+        <w:t>&gt;</w:t>
+      </w:r>
+    </w:p>
+    <w:p>
+      <w:pPr>
+        <w:spacing w:after="0"/>
+        <w:rPr>
+          <w:rFonts w:ascii="Arial" w:hAnsi="Arial" w:cs="Arial"/>
+          <w:sz w:val="28"/>
+          <w:szCs w:val="28"/>
+        </w:rPr>
+      </w:pPr>
+      <w:r>
+        <w:rPr>
+          <w:rFonts w:ascii="Arial" w:hAnsi="Arial" w:cs="Arial"/>
+          <w:sz w:val="28"/>
+          <w:szCs w:val="28"/>
+        </w:rPr>
+        <w:t xml:space="preserve">        &lt;</w:t>
+      </w:r>
+      <w:proofErr w:type="spellStart"/>
+      <w:r>
+        <w:rPr>
+          <w:rFonts w:ascii="Arial" w:hAnsi="Arial" w:cs="Arial"/>
+          <w:sz w:val="28"/>
+          <w:szCs w:val="28"/>
+        </w:rPr>
+        <w:t>th</w:t>
+      </w:r>
+      <w:proofErr w:type="spellEnd"/>
+      <w:r>
+        <w:rPr>
+          <w:rFonts w:ascii="Arial" w:hAnsi="Arial" w:cs="Arial"/>
+          <w:sz w:val="28"/>
+          <w:szCs w:val="28"/>
+        </w:rPr>
+        <w:t>&gt;</w:t>
+      </w:r>
+      <w:proofErr w:type="spellStart"/>
+      <w:r>
+        <w:rPr>
+          <w:rFonts w:ascii="Arial" w:hAnsi="Arial" w:cs="Arial"/>
+          <w:sz w:val="28"/>
+          <w:szCs w:val="28"/>
+        </w:rPr>
+        <w:t>Giá</w:t>
+      </w:r>
+      <w:proofErr w:type="spellEnd"/>
+      <w:r>
+        <w:rPr>
+          <w:rFonts w:ascii="Arial" w:hAnsi="Arial" w:cs="Arial"/>
+          <w:sz w:val="28"/>
+          <w:szCs w:val="28"/>
+        </w:rPr>
+        <w:t>&lt;/</w:t>
+      </w:r>
+      <w:proofErr w:type="spellStart"/>
+      <w:r>
+        <w:rPr>
+          <w:rFonts w:ascii="Arial" w:hAnsi="Arial" w:cs="Arial"/>
+          <w:sz w:val="28"/>
+          <w:szCs w:val="28"/>
+        </w:rPr>
+        <w:t>th</w:t>
+      </w:r>
+      <w:proofErr w:type="spellEnd"/>
+      <w:r>
+        <w:rPr>
+          <w:rFonts w:ascii="Arial" w:hAnsi="Arial" w:cs="Arial"/>
+          <w:sz w:val="28"/>
+          <w:szCs w:val="28"/>
+        </w:rPr>
+        <w:t>&gt;</w:t>
+      </w:r>
+    </w:p>
+    <w:p>
+      <w:pPr>
+        <w:spacing w:after="0"/>
+        <w:rPr>
+          <w:rFonts w:ascii="Arial" w:hAnsi="Arial" w:cs="Arial"/>
+          <w:sz w:val="28"/>
+          <w:szCs w:val="28"/>
+        </w:rPr>
+      </w:pPr>
+      <w:r>
+        <w:rPr>
+          <w:rFonts w:ascii="Arial" w:hAnsi="Arial" w:cs="Arial"/>
+          <w:sz w:val="28"/>
+          <w:szCs w:val="28"/>
+        </w:rPr>
+        <w:t xml:space="preserve">        &lt;</w:t>
+      </w:r>
+      <w:proofErr w:type="spellStart"/>
+      <w:r>
+        <w:rPr>
+          <w:rFonts w:ascii="Arial" w:hAnsi="Arial" w:cs="Arial"/>
+          <w:sz w:val="28"/>
+          <w:szCs w:val="28"/>
+        </w:rPr>
+        <w:t>th</w:t>
+      </w:r>
+      <w:proofErr w:type="spellEnd"/>
+      <w:r>
+        <w:rPr>
+          <w:rFonts w:ascii="Arial" w:hAnsi="Arial" w:cs="Arial"/>
+          <w:sz w:val="28"/>
+          <w:szCs w:val="28"/>
+        </w:rPr>
+        <w:t>&gt;SL&lt;/</w:t>
+      </w:r>
+      <w:proofErr w:type="spellStart"/>
+      <w:r>
+        <w:rPr>
+          <w:rFonts w:ascii="Arial" w:hAnsi="Arial" w:cs="Arial"/>
+          <w:sz w:val="28"/>
+          <w:szCs w:val="28"/>
+        </w:rPr>
+        <w:t>th</w:t>
+      </w:r>
+      <w:proofErr w:type="spellEnd"/>
+      <w:r>
+        <w:rPr>
+          <w:rFonts w:ascii="Arial" w:hAnsi="Arial" w:cs="Arial"/>
+          <w:sz w:val="28"/>
+          <w:szCs w:val="28"/>
+        </w:rPr>
+        <w:t>&gt;</w:t>
+      </w:r>
+    </w:p>
+    <w:p>
+      <w:pPr>
+        <w:spacing w:after="0"/>
+        <w:rPr>
+          <w:rFonts w:ascii="Arial" w:hAnsi="Arial" w:cs="Arial"/>
+          <w:sz w:val="28"/>
+          <w:szCs w:val="28"/>
+        </w:rPr>
+      </w:pPr>
+      <w:r>
+        <w:rPr>
+          <w:rFonts w:ascii="Arial" w:hAnsi="Arial" w:cs="Arial"/>
+          <w:sz w:val="28"/>
+          <w:szCs w:val="28"/>
+        </w:rPr>
+        <w:t xml:space="preserve">        &lt;</w:t>
+      </w:r>
+      <w:proofErr w:type="spellStart"/>
+      <w:r>
+        <w:rPr>
+          <w:rFonts w:ascii="Arial" w:hAnsi="Arial" w:cs="Arial"/>
+          <w:sz w:val="28"/>
+          <w:szCs w:val="28"/>
+        </w:rPr>
+        <w:t>th</w:t>
+      </w:r>
+      <w:proofErr w:type="spellEnd"/>
+      <w:r>
+        <w:rPr>
+          <w:rFonts w:ascii="Arial" w:hAnsi="Arial" w:cs="Arial"/>
+          <w:sz w:val="28"/>
+          <w:szCs w:val="28"/>
+        </w:rPr>
+        <w:t>&gt;</w:t>
+      </w:r>
+      <w:proofErr w:type="spellStart"/>
+      <w:r>
+        <w:rPr>
+          <w:rFonts w:ascii="Arial" w:hAnsi="Arial" w:cs="Arial"/>
+          <w:sz w:val="28"/>
+          <w:szCs w:val="28"/>
+        </w:rPr>
+        <w:t>Tổng</w:t>
+      </w:r>
+      <w:proofErr w:type="spellEnd"/>
+      <w:r>
+        <w:rPr>
+          <w:rFonts w:ascii="Arial" w:hAnsi="Arial" w:cs="Arial"/>
+          <w:sz w:val="28"/>
+          <w:szCs w:val="28"/>
+        </w:rPr>
+        <w:t>&lt;/</w:t>
+      </w:r>
+      <w:proofErr w:type="spellStart"/>
+      <w:r>
+        <w:rPr>
+          <w:rFonts w:ascii="Arial" w:hAnsi="Arial" w:cs="Arial"/>
+          <w:sz w:val="28"/>
+          <w:szCs w:val="28"/>
+        </w:rPr>
+        <w:t>th</w:t>
+      </w:r>
+      <w:proofErr w:type="spellEnd"/>
+      <w:r>
+        <w:rPr>
+          <w:rFonts w:ascii="Arial" w:hAnsi="Arial" w:cs="Arial"/>
+          <w:sz w:val="28"/>
+          <w:szCs w:val="28"/>
+        </w:rPr>
+        <w:t>&gt;</w:t>
       </w:r>
     </w:p>
     <w:p>
@@ -2619,62 +5543,151 @@
           <w:sz w:val="28"/>
           <w:szCs w:val="28"/>
         </w:rPr>
-        <w:t xml:space="preserve">        &lt;td th:text="${productName}"&gt;&lt;/td&gt;</w:t>
-      </w:r>
-    </w:p>
-    <w:p>
-      <w:pPr>
-        <w:spacing w:after="0"/>
-        <w:rPr>
-          <w:rFonts w:ascii="Arial" w:hAnsi="Arial" w:cs="Arial"/>
-          <w:sz w:val="28"/>
-          <w:szCs w:val="28"/>
-        </w:rPr>
-      </w:pPr>
-      <w:r>
-        <w:rPr>
-          <w:rFonts w:ascii="Arial" w:hAnsi="Arial" w:cs="Arial"/>
-          <w:sz w:val="28"/>
-          <w:szCs w:val="28"/>
-        </w:rPr>
-        <w:t xml:space="preserve">        &lt;td th:text="${price}"&gt;&lt;/td&gt;</w:t>
-      </w:r>
-    </w:p>
-    <w:p>
-      <w:pPr>
-        <w:spacing w:after="0"/>
-        <w:rPr>
-          <w:rFonts w:ascii="Arial" w:hAnsi="Arial" w:cs="Arial"/>
-          <w:sz w:val="28"/>
-          <w:szCs w:val="28"/>
-        </w:rPr>
-      </w:pPr>
-      <w:r>
-        <w:rPr>
-          <w:rFonts w:ascii="Arial" w:hAnsi="Arial" w:cs="Arial"/>
-          <w:sz w:val="28"/>
-          <w:szCs w:val="28"/>
-        </w:rPr>
-        <w:t xml:space="preserve">        &lt;td th:text="${qty}"&gt;&lt;/td&gt;</w:t>
-      </w:r>
-    </w:p>
-    <w:p>
-      <w:pPr>
-        <w:spacing w:after="0"/>
-        <w:rPr>
-          <w:rFonts w:ascii="Arial" w:hAnsi="Arial" w:cs="Arial"/>
-          <w:sz w:val="28"/>
-          <w:szCs w:val="28"/>
-        </w:rPr>
-      </w:pPr>
-      <w:r>
-        <w:rPr>
-          <w:rFonts w:ascii="Arial" w:hAnsi="Arial" w:cs="Arial"/>
-          <w:sz w:val="28"/>
-          <w:szCs w:val="28"/>
-        </w:rPr>
-        <w:lastRenderedPageBreak/>
-        <w:t xml:space="preserve">        &lt;td th:text="${total}"&gt;&lt;/td&gt;</w:t>
+        <w:t xml:space="preserve">        &lt;td </w:t>
+      </w:r>
+      <w:proofErr w:type="spellStart"/>
+      <w:r>
+        <w:rPr>
+          <w:rFonts w:ascii="Arial" w:hAnsi="Arial" w:cs="Arial"/>
+          <w:sz w:val="28"/>
+          <w:szCs w:val="28"/>
+        </w:rPr>
+        <w:t>th:text</w:t>
+      </w:r>
+      <w:proofErr w:type="spellEnd"/>
+      <w:r>
+        <w:rPr>
+          <w:rFonts w:ascii="Arial" w:hAnsi="Arial" w:cs="Arial"/>
+          <w:sz w:val="28"/>
+          <w:szCs w:val="28"/>
+        </w:rPr>
+        <w:t>="${</w:t>
+      </w:r>
+      <w:proofErr w:type="spellStart"/>
+      <w:r>
+        <w:rPr>
+          <w:rFonts w:ascii="Arial" w:hAnsi="Arial" w:cs="Arial"/>
+          <w:sz w:val="28"/>
+          <w:szCs w:val="28"/>
+        </w:rPr>
+        <w:t>productName</w:t>
+      </w:r>
+      <w:proofErr w:type="spellEnd"/>
+      <w:r>
+        <w:rPr>
+          <w:rFonts w:ascii="Arial" w:hAnsi="Arial" w:cs="Arial"/>
+          <w:sz w:val="28"/>
+          <w:szCs w:val="28"/>
+        </w:rPr>
+        <w:t>}"&gt;&lt;/td&gt;</w:t>
+      </w:r>
+    </w:p>
+    <w:p>
+      <w:pPr>
+        <w:spacing w:after="0"/>
+        <w:rPr>
+          <w:rFonts w:ascii="Arial" w:hAnsi="Arial" w:cs="Arial"/>
+          <w:sz w:val="28"/>
+          <w:szCs w:val="28"/>
+        </w:rPr>
+      </w:pPr>
+      <w:r>
+        <w:rPr>
+          <w:rFonts w:ascii="Arial" w:hAnsi="Arial" w:cs="Arial"/>
+          <w:sz w:val="28"/>
+          <w:szCs w:val="28"/>
+        </w:rPr>
+        <w:t xml:space="preserve">        &lt;td </w:t>
+      </w:r>
+      <w:proofErr w:type="spellStart"/>
+      <w:r>
+        <w:rPr>
+          <w:rFonts w:ascii="Arial" w:hAnsi="Arial" w:cs="Arial"/>
+          <w:sz w:val="28"/>
+          <w:szCs w:val="28"/>
+        </w:rPr>
+        <w:t>th:text</w:t>
+      </w:r>
+      <w:proofErr w:type="spellEnd"/>
+      <w:r>
+        <w:rPr>
+          <w:rFonts w:ascii="Arial" w:hAnsi="Arial" w:cs="Arial"/>
+          <w:sz w:val="28"/>
+          <w:szCs w:val="28"/>
+        </w:rPr>
+        <w:t>="${price}"&gt;&lt;/td&gt;</w:t>
+      </w:r>
+    </w:p>
+    <w:p>
+      <w:pPr>
+        <w:spacing w:after="0"/>
+        <w:rPr>
+          <w:rFonts w:ascii="Arial" w:hAnsi="Arial" w:cs="Arial"/>
+          <w:sz w:val="28"/>
+          <w:szCs w:val="28"/>
+        </w:rPr>
+      </w:pPr>
+      <w:r>
+        <w:rPr>
+          <w:rFonts w:ascii="Arial" w:hAnsi="Arial" w:cs="Arial"/>
+          <w:sz w:val="28"/>
+          <w:szCs w:val="28"/>
+        </w:rPr>
+        <w:t xml:space="preserve">        &lt;td </w:t>
+      </w:r>
+      <w:proofErr w:type="spellStart"/>
+      <w:r>
+        <w:rPr>
+          <w:rFonts w:ascii="Arial" w:hAnsi="Arial" w:cs="Arial"/>
+          <w:sz w:val="28"/>
+          <w:szCs w:val="28"/>
+        </w:rPr>
+        <w:t>th:text</w:t>
+      </w:r>
+      <w:proofErr w:type="spellEnd"/>
+      <w:r>
+        <w:rPr>
+          <w:rFonts w:ascii="Arial" w:hAnsi="Arial" w:cs="Arial"/>
+          <w:sz w:val="28"/>
+          <w:szCs w:val="28"/>
+        </w:rPr>
+        <w:t>="${qty}"&gt;&lt;/td&gt;</w:t>
+      </w:r>
+    </w:p>
+    <w:p>
+      <w:pPr>
+        <w:spacing w:after="0"/>
+        <w:rPr>
+          <w:rFonts w:ascii="Arial" w:hAnsi="Arial" w:cs="Arial"/>
+          <w:sz w:val="28"/>
+          <w:szCs w:val="28"/>
+        </w:rPr>
+      </w:pPr>
+      <w:r>
+        <w:rPr>
+          <w:rFonts w:ascii="Arial" w:hAnsi="Arial" w:cs="Arial"/>
+          <w:sz w:val="28"/>
+          <w:szCs w:val="28"/>
+        </w:rPr>
+        <w:t xml:space="preserve">        &lt;td </w:t>
+      </w:r>
+      <w:proofErr w:type="spellStart"/>
+      <w:r>
+        <w:rPr>
+          <w:rFonts w:ascii="Arial" w:hAnsi="Arial" w:cs="Arial"/>
+          <w:sz w:val="28"/>
+          <w:szCs w:val="28"/>
+        </w:rPr>
+        <w:t>th:text</w:t>
+      </w:r>
+      <w:proofErr w:type="spellEnd"/>
+      <w:r>
+        <w:rPr>
+          <w:rFonts w:ascii="Arial" w:hAnsi="Arial" w:cs="Arial"/>
+          <w:sz w:val="28"/>
+          <w:szCs w:val="28"/>
+        </w:rPr>
+        <w:t>="${total}"&gt;&lt;/td&gt;</w:t>
       </w:r>
     </w:p>
     <w:p>
@@ -2738,82 +5751,282 @@
           <w:sz w:val="28"/>
           <w:szCs w:val="28"/>
         </w:rPr>
-        <w:t>&lt;br&gt;</w:t>
-      </w:r>
-    </w:p>
-    <w:p>
-      <w:pPr>
-        <w:spacing w:after="0"/>
-        <w:rPr>
-          <w:rFonts w:ascii="Arial" w:hAnsi="Arial" w:cs="Arial"/>
-          <w:sz w:val="28"/>
-          <w:szCs w:val="28"/>
-        </w:rPr>
-      </w:pPr>
-    </w:p>
-    <w:p>
-      <w:pPr>
-        <w:spacing w:after="0"/>
-        <w:rPr>
-          <w:rFonts w:ascii="Arial" w:hAnsi="Arial" w:cs="Arial"/>
-          <w:sz w:val="28"/>
-          <w:szCs w:val="28"/>
-        </w:rPr>
-      </w:pPr>
-      <w:r>
-        <w:rPr>
-          <w:rFonts w:ascii="Arial" w:hAnsi="Arial" w:cs="Arial"/>
-          <w:sz w:val="28"/>
-          <w:szCs w:val="28"/>
-        </w:rPr>
-        <w:t>&lt;h2&gt;Tổng thanh toán: $&lt;span th:text="${total}"&gt;&lt;/span&gt;&lt;/h2&gt;</w:t>
-      </w:r>
-    </w:p>
-    <w:p>
-      <w:pPr>
-        <w:spacing w:after="0"/>
-        <w:rPr>
-          <w:rFonts w:ascii="Arial" w:hAnsi="Arial" w:cs="Arial"/>
-          <w:sz w:val="28"/>
-          <w:szCs w:val="28"/>
-        </w:rPr>
-      </w:pPr>
-    </w:p>
-    <w:p>
-      <w:pPr>
-        <w:spacing w:after="0"/>
-        <w:rPr>
-          <w:rFonts w:ascii="Arial" w:hAnsi="Arial" w:cs="Arial"/>
-          <w:sz w:val="28"/>
-          <w:szCs w:val="28"/>
-        </w:rPr>
-      </w:pPr>
-      <w:r>
-        <w:rPr>
-          <w:rFonts w:ascii="Arial" w:hAnsi="Arial" w:cs="Arial"/>
-          <w:sz w:val="28"/>
-          <w:szCs w:val="28"/>
-        </w:rPr>
-        <w:t xml:space="preserve">Ở cuối trang, copy đoạn code HTML của PayPal vào </w:t>
-      </w:r>
-    </w:p>
-    <w:p>
-      <w:pPr>
-        <w:spacing w:after="0"/>
-        <w:rPr>
-          <w:rFonts w:ascii="Arial" w:hAnsi="Arial" w:cs="Arial"/>
-          <w:sz w:val="28"/>
-          <w:szCs w:val="28"/>
-        </w:rPr>
-      </w:pPr>
-      <w:r>
-        <w:rPr>
-          <w:rFonts w:ascii="Arial" w:hAnsi="Arial" w:cs="Arial"/>
-          <w:sz w:val="28"/>
-          <w:szCs w:val="28"/>
-        </w:rPr>
-        <w:t>Kết quả</w:t>
-      </w:r>
+        <w:t>&lt;</w:t>
+      </w:r>
+      <w:proofErr w:type="spellStart"/>
+      <w:r>
+        <w:rPr>
+          <w:rFonts w:ascii="Arial" w:hAnsi="Arial" w:cs="Arial"/>
+          <w:sz w:val="28"/>
+          <w:szCs w:val="28"/>
+        </w:rPr>
+        <w:t>br</w:t>
+      </w:r>
+      <w:proofErr w:type="spellEnd"/>
+      <w:r>
+        <w:rPr>
+          <w:rFonts w:ascii="Arial" w:hAnsi="Arial" w:cs="Arial"/>
+          <w:sz w:val="28"/>
+          <w:szCs w:val="28"/>
+        </w:rPr>
+        <w:t>&gt;</w:t>
+      </w:r>
+    </w:p>
+    <w:p>
+      <w:pPr>
+        <w:spacing w:after="0"/>
+        <w:rPr>
+          <w:rFonts w:ascii="Arial" w:hAnsi="Arial" w:cs="Arial"/>
+          <w:sz w:val="28"/>
+          <w:szCs w:val="28"/>
+        </w:rPr>
+      </w:pPr>
+    </w:p>
+    <w:p>
+      <w:pPr>
+        <w:spacing w:after="0"/>
+        <w:rPr>
+          <w:rFonts w:ascii="Arial" w:hAnsi="Arial" w:cs="Arial"/>
+          <w:sz w:val="28"/>
+          <w:szCs w:val="28"/>
+        </w:rPr>
+      </w:pPr>
+      <w:r>
+        <w:rPr>
+          <w:rFonts w:ascii="Arial" w:hAnsi="Arial" w:cs="Arial"/>
+          <w:sz w:val="28"/>
+          <w:szCs w:val="28"/>
+        </w:rPr>
+        <w:t>&lt;h2&gt;</w:t>
+      </w:r>
+      <w:proofErr w:type="spellStart"/>
+      <w:r>
+        <w:rPr>
+          <w:rFonts w:ascii="Arial" w:hAnsi="Arial" w:cs="Arial"/>
+          <w:sz w:val="28"/>
+          <w:szCs w:val="28"/>
+        </w:rPr>
+        <w:t>Tổng</w:t>
+      </w:r>
+      <w:proofErr w:type="spellEnd"/>
+      <w:r>
+        <w:rPr>
+          <w:rFonts w:ascii="Arial" w:hAnsi="Arial" w:cs="Arial"/>
+          <w:sz w:val="28"/>
+          <w:szCs w:val="28"/>
+        </w:rPr>
+        <w:t xml:space="preserve"> </w:t>
+      </w:r>
+      <w:proofErr w:type="spellStart"/>
+      <w:r>
+        <w:rPr>
+          <w:rFonts w:ascii="Arial" w:hAnsi="Arial" w:cs="Arial"/>
+          <w:sz w:val="28"/>
+          <w:szCs w:val="28"/>
+        </w:rPr>
+        <w:t>thanh</w:t>
+      </w:r>
+      <w:proofErr w:type="spellEnd"/>
+      <w:r>
+        <w:rPr>
+          <w:rFonts w:ascii="Arial" w:hAnsi="Arial" w:cs="Arial"/>
+          <w:sz w:val="28"/>
+          <w:szCs w:val="28"/>
+        </w:rPr>
+        <w:t xml:space="preserve"> </w:t>
+      </w:r>
+      <w:proofErr w:type="spellStart"/>
+      <w:r>
+        <w:rPr>
+          <w:rFonts w:ascii="Arial" w:hAnsi="Arial" w:cs="Arial"/>
+          <w:sz w:val="28"/>
+          <w:szCs w:val="28"/>
+        </w:rPr>
+        <w:t>toán</w:t>
+      </w:r>
+      <w:proofErr w:type="spellEnd"/>
+      <w:r>
+        <w:rPr>
+          <w:rFonts w:ascii="Arial" w:hAnsi="Arial" w:cs="Arial"/>
+          <w:sz w:val="28"/>
+          <w:szCs w:val="28"/>
+        </w:rPr>
+        <w:t xml:space="preserve">: $&lt;span </w:t>
+      </w:r>
+      <w:proofErr w:type="spellStart"/>
+      <w:r>
+        <w:rPr>
+          <w:rFonts w:ascii="Arial" w:hAnsi="Arial" w:cs="Arial"/>
+          <w:sz w:val="28"/>
+          <w:szCs w:val="28"/>
+        </w:rPr>
+        <w:t>th:text</w:t>
+      </w:r>
+      <w:proofErr w:type="spellEnd"/>
+      <w:r>
+        <w:rPr>
+          <w:rFonts w:ascii="Arial" w:hAnsi="Arial" w:cs="Arial"/>
+          <w:sz w:val="28"/>
+          <w:szCs w:val="28"/>
+        </w:rPr>
+        <w:t>="${total}"&gt;&lt;/span&gt;&lt;/h2&gt;</w:t>
+      </w:r>
+    </w:p>
+    <w:p>
+      <w:pPr>
+        <w:spacing w:after="0"/>
+        <w:rPr>
+          <w:rFonts w:ascii="Arial" w:hAnsi="Arial" w:cs="Arial"/>
+          <w:sz w:val="28"/>
+          <w:szCs w:val="28"/>
+        </w:rPr>
+      </w:pPr>
+    </w:p>
+    <w:p>
+      <w:pPr>
+        <w:spacing w:after="0"/>
+        <w:rPr>
+          <w:rFonts w:ascii="Arial" w:hAnsi="Arial" w:cs="Arial"/>
+          <w:sz w:val="28"/>
+          <w:szCs w:val="28"/>
+        </w:rPr>
+      </w:pPr>
+      <w:r>
+        <w:rPr>
+          <w:rFonts w:ascii="Arial" w:hAnsi="Arial" w:cs="Arial"/>
+          <w:sz w:val="28"/>
+          <w:szCs w:val="28"/>
+        </w:rPr>
+        <w:t xml:space="preserve">Ở </w:t>
+      </w:r>
+      <w:proofErr w:type="spellStart"/>
+      <w:r>
+        <w:rPr>
+          <w:rFonts w:ascii="Arial" w:hAnsi="Arial" w:cs="Arial"/>
+          <w:sz w:val="28"/>
+          <w:szCs w:val="28"/>
+        </w:rPr>
+        <w:t>cuối</w:t>
+      </w:r>
+      <w:proofErr w:type="spellEnd"/>
+      <w:r>
+        <w:rPr>
+          <w:rFonts w:ascii="Arial" w:hAnsi="Arial" w:cs="Arial"/>
+          <w:sz w:val="28"/>
+          <w:szCs w:val="28"/>
+        </w:rPr>
+        <w:t xml:space="preserve"> </w:t>
+      </w:r>
+      <w:proofErr w:type="spellStart"/>
+      <w:r>
+        <w:rPr>
+          <w:rFonts w:ascii="Arial" w:hAnsi="Arial" w:cs="Arial"/>
+          <w:sz w:val="28"/>
+          <w:szCs w:val="28"/>
+        </w:rPr>
+        <w:t>trang</w:t>
+      </w:r>
+      <w:proofErr w:type="spellEnd"/>
+      <w:r>
+        <w:rPr>
+          <w:rFonts w:ascii="Arial" w:hAnsi="Arial" w:cs="Arial"/>
+          <w:sz w:val="28"/>
+          <w:szCs w:val="28"/>
+        </w:rPr>
+        <w:t xml:space="preserve">, copy </w:t>
+      </w:r>
+      <w:proofErr w:type="spellStart"/>
+      <w:r>
+        <w:rPr>
+          <w:rFonts w:ascii="Arial" w:hAnsi="Arial" w:cs="Arial"/>
+          <w:sz w:val="28"/>
+          <w:szCs w:val="28"/>
+        </w:rPr>
+        <w:t>đoạn</w:t>
+      </w:r>
+      <w:proofErr w:type="spellEnd"/>
+      <w:r>
+        <w:rPr>
+          <w:rFonts w:ascii="Arial" w:hAnsi="Arial" w:cs="Arial"/>
+          <w:sz w:val="28"/>
+          <w:szCs w:val="28"/>
+        </w:rPr>
+        <w:t xml:space="preserve"> code HTML </w:t>
+      </w:r>
+      <w:proofErr w:type="spellStart"/>
+      <w:r>
+        <w:rPr>
+          <w:rFonts w:ascii="Arial" w:hAnsi="Arial" w:cs="Arial"/>
+          <w:sz w:val="28"/>
+          <w:szCs w:val="28"/>
+        </w:rPr>
+        <w:t>của</w:t>
+      </w:r>
+      <w:proofErr w:type="spellEnd"/>
+      <w:r>
+        <w:rPr>
+          <w:rFonts w:ascii="Arial" w:hAnsi="Arial" w:cs="Arial"/>
+          <w:sz w:val="28"/>
+          <w:szCs w:val="28"/>
+        </w:rPr>
+        <w:t xml:space="preserve"> PayPal </w:t>
+      </w:r>
+      <w:proofErr w:type="spellStart"/>
+      <w:r>
+        <w:rPr>
+          <w:rFonts w:ascii="Arial" w:hAnsi="Arial" w:cs="Arial"/>
+          <w:sz w:val="28"/>
+          <w:szCs w:val="28"/>
+        </w:rPr>
+        <w:t>vào</w:t>
+      </w:r>
+      <w:proofErr w:type="spellEnd"/>
+      <w:r>
+        <w:rPr>
+          <w:rFonts w:ascii="Arial" w:hAnsi="Arial" w:cs="Arial"/>
+          <w:sz w:val="28"/>
+          <w:szCs w:val="28"/>
+        </w:rPr>
+        <w:t xml:space="preserve"> </w:t>
+      </w:r>
+    </w:p>
+    <w:p>
+      <w:pPr>
+        <w:spacing w:after="0"/>
+        <w:rPr>
+          <w:rFonts w:ascii="Arial" w:hAnsi="Arial" w:cs="Arial"/>
+          <w:sz w:val="28"/>
+          <w:szCs w:val="28"/>
+        </w:rPr>
+      </w:pPr>
+      <w:proofErr w:type="spellStart"/>
+      <w:r>
+        <w:rPr>
+          <w:rFonts w:ascii="Arial" w:hAnsi="Arial" w:cs="Arial"/>
+          <w:sz w:val="28"/>
+          <w:szCs w:val="28"/>
+        </w:rPr>
+        <w:t>Kết</w:t>
+      </w:r>
+      <w:proofErr w:type="spellEnd"/>
+      <w:r>
+        <w:rPr>
+          <w:rFonts w:ascii="Arial" w:hAnsi="Arial" w:cs="Arial"/>
+          <w:sz w:val="28"/>
+          <w:szCs w:val="28"/>
+        </w:rPr>
+        <w:t xml:space="preserve"> </w:t>
+      </w:r>
+      <w:proofErr w:type="spellStart"/>
+      <w:r>
+        <w:rPr>
+          <w:rFonts w:ascii="Arial" w:hAnsi="Arial" w:cs="Arial"/>
+          <w:sz w:val="28"/>
+          <w:szCs w:val="28"/>
+        </w:rPr>
+        <w:t>quả</w:t>
+      </w:r>
+      <w:proofErr w:type="spellEnd"/>
       <w:r>
         <w:rPr>
           <w:rFonts w:ascii="Arial" w:hAnsi="Arial" w:cs="Arial"/>
@@ -2851,7 +6064,7 @@
           <w:szCs w:val="28"/>
         </w:rPr>
         <w:drawing>
-          <wp:inline distT="0" distB="0" distL="0" distR="0">
+          <wp:inline distT="0" distB="0" distL="0" distR="0" wp14:anchorId="513EEC6C" wp14:editId="7600CF8F">
             <wp:extent cx="2667000" cy="2895600"/>
             <wp:effectExtent l="0" t="0" r="0" b="0"/>
             <wp:docPr id="19" name="Picture 19"/>
@@ -2868,7 +6081,7 @@
                     </pic:cNvPicPr>
                   </pic:nvPicPr>
                   <pic:blipFill>
-                    <a:blip r:embed="rId19">
+                    <a:blip r:embed="rId20">
                       <a:extLst>
                         <a:ext uri="{28A0092B-C50C-407E-A947-70E740481C1C}">
                           <a14:useLocalDpi xmlns:a14="http://schemas.microsoft.com/office/drawing/2010/main" val="0"/>
@@ -2930,6 +6143,7 @@
           <w:szCs w:val="28"/>
         </w:rPr>
       </w:pPr>
+      <w:proofErr w:type="spellStart"/>
       <w:r>
         <w:rPr>
           <w:rFonts w:ascii="Arial" w:hAnsi="Arial" w:cs="Arial"/>
@@ -2937,71 +6151,520 @@
           <w:sz w:val="28"/>
           <w:szCs w:val="28"/>
         </w:rPr>
-        <w:t>Lấy giá tiền dựa trên thực tế</w:t>
-      </w:r>
-    </w:p>
-    <w:p>
-      <w:pPr>
-        <w:spacing w:after="0"/>
-        <w:rPr>
-          <w:rFonts w:ascii="Arial" w:hAnsi="Arial" w:cs="Arial"/>
-          <w:sz w:val="28"/>
-          <w:szCs w:val="28"/>
-        </w:rPr>
-      </w:pPr>
-    </w:p>
-    <w:p>
-      <w:pPr>
-        <w:spacing w:after="0"/>
-        <w:rPr>
-          <w:rFonts w:ascii="Arial" w:hAnsi="Arial" w:cs="Arial"/>
-          <w:sz w:val="28"/>
-          <w:szCs w:val="28"/>
-        </w:rPr>
-      </w:pPr>
-      <w:r>
-        <w:rPr>
-          <w:rFonts w:ascii="Arial" w:hAnsi="Arial" w:cs="Arial"/>
-          <w:sz w:val="28"/>
-          <w:szCs w:val="28"/>
-        </w:rPr>
-        <w:t>Nút PayPal chỉ lấy đúng giá mà bạn đã nhập.</w:t>
-      </w:r>
-    </w:p>
-    <w:p>
-      <w:pPr>
-        <w:spacing w:after="0"/>
-        <w:rPr>
-          <w:rFonts w:ascii="Arial" w:hAnsi="Arial" w:cs="Arial"/>
-          <w:sz w:val="28"/>
-          <w:szCs w:val="28"/>
-        </w:rPr>
-      </w:pPr>
-      <w:r>
-        <w:rPr>
-          <w:rFonts w:ascii="Arial" w:hAnsi="Arial" w:cs="Arial"/>
-          <w:sz w:val="28"/>
-          <w:szCs w:val="28"/>
-        </w:rPr>
-        <w:t>Hãy lấy giá của giỏ hàng</w:t>
-      </w:r>
-    </w:p>
-    <w:p>
-      <w:pPr>
-        <w:spacing w:after="0"/>
-        <w:rPr>
-          <w:rFonts w:ascii="Arial" w:hAnsi="Arial" w:cs="Arial"/>
-          <w:sz w:val="28"/>
-          <w:szCs w:val="28"/>
-        </w:rPr>
-      </w:pPr>
-      <w:r>
-        <w:rPr>
-          <w:rFonts w:ascii="Arial" w:hAnsi="Arial" w:cs="Arial"/>
-          <w:sz w:val="28"/>
-          <w:szCs w:val="28"/>
-        </w:rPr>
-        <w:t>Vẫn CartController cũ, hãy tạo cart-2.html</w:t>
+        <w:t>Lấy</w:t>
+      </w:r>
+      <w:proofErr w:type="spellEnd"/>
+      <w:r>
+        <w:rPr>
+          <w:rFonts w:ascii="Arial" w:hAnsi="Arial" w:cs="Arial"/>
+          <w:b/>
+          <w:sz w:val="28"/>
+          <w:szCs w:val="28"/>
+        </w:rPr>
+        <w:t xml:space="preserve"> </w:t>
+      </w:r>
+      <w:proofErr w:type="spellStart"/>
+      <w:r>
+        <w:rPr>
+          <w:rFonts w:ascii="Arial" w:hAnsi="Arial" w:cs="Arial"/>
+          <w:b/>
+          <w:sz w:val="28"/>
+          <w:szCs w:val="28"/>
+        </w:rPr>
+        <w:t>giá</w:t>
+      </w:r>
+      <w:proofErr w:type="spellEnd"/>
+      <w:r>
+        <w:rPr>
+          <w:rFonts w:ascii="Arial" w:hAnsi="Arial" w:cs="Arial"/>
+          <w:b/>
+          <w:sz w:val="28"/>
+          <w:szCs w:val="28"/>
+        </w:rPr>
+        <w:t xml:space="preserve"> </w:t>
+      </w:r>
+      <w:proofErr w:type="spellStart"/>
+      <w:r>
+        <w:rPr>
+          <w:rFonts w:ascii="Arial" w:hAnsi="Arial" w:cs="Arial"/>
+          <w:b/>
+          <w:sz w:val="28"/>
+          <w:szCs w:val="28"/>
+        </w:rPr>
+        <w:t>tiền</w:t>
+      </w:r>
+      <w:proofErr w:type="spellEnd"/>
+      <w:r>
+        <w:rPr>
+          <w:rFonts w:ascii="Arial" w:hAnsi="Arial" w:cs="Arial"/>
+          <w:b/>
+          <w:sz w:val="28"/>
+          <w:szCs w:val="28"/>
+        </w:rPr>
+        <w:t xml:space="preserve"> </w:t>
+      </w:r>
+      <w:proofErr w:type="spellStart"/>
+      <w:r>
+        <w:rPr>
+          <w:rFonts w:ascii="Arial" w:hAnsi="Arial" w:cs="Arial"/>
+          <w:b/>
+          <w:sz w:val="28"/>
+          <w:szCs w:val="28"/>
+        </w:rPr>
+        <w:t>dựa</w:t>
+      </w:r>
+      <w:proofErr w:type="spellEnd"/>
+      <w:r>
+        <w:rPr>
+          <w:rFonts w:ascii="Arial" w:hAnsi="Arial" w:cs="Arial"/>
+          <w:b/>
+          <w:sz w:val="28"/>
+          <w:szCs w:val="28"/>
+        </w:rPr>
+        <w:t xml:space="preserve"> </w:t>
+      </w:r>
+      <w:proofErr w:type="spellStart"/>
+      <w:r>
+        <w:rPr>
+          <w:rFonts w:ascii="Arial" w:hAnsi="Arial" w:cs="Arial"/>
+          <w:b/>
+          <w:sz w:val="28"/>
+          <w:szCs w:val="28"/>
+        </w:rPr>
+        <w:t>trên</w:t>
+      </w:r>
+      <w:proofErr w:type="spellEnd"/>
+      <w:r>
+        <w:rPr>
+          <w:rFonts w:ascii="Arial" w:hAnsi="Arial" w:cs="Arial"/>
+          <w:b/>
+          <w:sz w:val="28"/>
+          <w:szCs w:val="28"/>
+        </w:rPr>
+        <w:t xml:space="preserve"> </w:t>
+      </w:r>
+      <w:proofErr w:type="spellStart"/>
+      <w:r>
+        <w:rPr>
+          <w:rFonts w:ascii="Arial" w:hAnsi="Arial" w:cs="Arial"/>
+          <w:b/>
+          <w:sz w:val="28"/>
+          <w:szCs w:val="28"/>
+        </w:rPr>
+        <w:t>thực</w:t>
+      </w:r>
+      <w:proofErr w:type="spellEnd"/>
+      <w:r>
+        <w:rPr>
+          <w:rFonts w:ascii="Arial" w:hAnsi="Arial" w:cs="Arial"/>
+          <w:b/>
+          <w:sz w:val="28"/>
+          <w:szCs w:val="28"/>
+        </w:rPr>
+        <w:t xml:space="preserve"> </w:t>
+      </w:r>
+      <w:proofErr w:type="spellStart"/>
+      <w:r>
+        <w:rPr>
+          <w:rFonts w:ascii="Arial" w:hAnsi="Arial" w:cs="Arial"/>
+          <w:b/>
+          <w:sz w:val="28"/>
+          <w:szCs w:val="28"/>
+        </w:rPr>
+        <w:t>tế</w:t>
+      </w:r>
+      <w:proofErr w:type="spellEnd"/>
+    </w:p>
+    <w:p>
+      <w:pPr>
+        <w:spacing w:after="0"/>
+        <w:rPr>
+          <w:rFonts w:ascii="Arial" w:hAnsi="Arial" w:cs="Arial"/>
+          <w:sz w:val="28"/>
+          <w:szCs w:val="28"/>
+        </w:rPr>
+      </w:pPr>
+    </w:p>
+    <w:p>
+      <w:pPr>
+        <w:spacing w:after="0"/>
+        <w:rPr>
+          <w:rFonts w:ascii="Arial" w:hAnsi="Arial" w:cs="Arial"/>
+          <w:sz w:val="28"/>
+          <w:szCs w:val="28"/>
+        </w:rPr>
+      </w:pPr>
+      <w:proofErr w:type="spellStart"/>
+      <w:r>
+        <w:rPr>
+          <w:rFonts w:ascii="Arial" w:hAnsi="Arial" w:cs="Arial"/>
+          <w:sz w:val="28"/>
+          <w:szCs w:val="28"/>
+        </w:rPr>
+        <w:t>Nút</w:t>
+      </w:r>
+      <w:proofErr w:type="spellEnd"/>
+      <w:r>
+        <w:rPr>
+          <w:rFonts w:ascii="Arial" w:hAnsi="Arial" w:cs="Arial"/>
+          <w:sz w:val="28"/>
+          <w:szCs w:val="28"/>
+        </w:rPr>
+        <w:t xml:space="preserve"> PayPal </w:t>
+      </w:r>
+      <w:proofErr w:type="spellStart"/>
+      <w:r>
+        <w:rPr>
+          <w:rFonts w:ascii="Arial" w:hAnsi="Arial" w:cs="Arial"/>
+          <w:sz w:val="28"/>
+          <w:szCs w:val="28"/>
+        </w:rPr>
+        <w:t>chỉ</w:t>
+      </w:r>
+      <w:proofErr w:type="spellEnd"/>
+      <w:r>
+        <w:rPr>
+          <w:rFonts w:ascii="Arial" w:hAnsi="Arial" w:cs="Arial"/>
+          <w:sz w:val="28"/>
+          <w:szCs w:val="28"/>
+        </w:rPr>
+        <w:t xml:space="preserve"> </w:t>
+      </w:r>
+      <w:proofErr w:type="spellStart"/>
+      <w:r>
+        <w:rPr>
+          <w:rFonts w:ascii="Arial" w:hAnsi="Arial" w:cs="Arial"/>
+          <w:sz w:val="28"/>
+          <w:szCs w:val="28"/>
+        </w:rPr>
+        <w:t>lấy</w:t>
+      </w:r>
+      <w:proofErr w:type="spellEnd"/>
+      <w:r>
+        <w:rPr>
+          <w:rFonts w:ascii="Arial" w:hAnsi="Arial" w:cs="Arial"/>
+          <w:sz w:val="28"/>
+          <w:szCs w:val="28"/>
+        </w:rPr>
+        <w:t xml:space="preserve"> </w:t>
+      </w:r>
+      <w:proofErr w:type="spellStart"/>
+      <w:r>
+        <w:rPr>
+          <w:rFonts w:ascii="Arial" w:hAnsi="Arial" w:cs="Arial"/>
+          <w:sz w:val="28"/>
+          <w:szCs w:val="28"/>
+        </w:rPr>
+        <w:t>đúng</w:t>
+      </w:r>
+      <w:proofErr w:type="spellEnd"/>
+      <w:r>
+        <w:rPr>
+          <w:rFonts w:ascii="Arial" w:hAnsi="Arial" w:cs="Arial"/>
+          <w:sz w:val="28"/>
+          <w:szCs w:val="28"/>
+        </w:rPr>
+        <w:t xml:space="preserve"> </w:t>
+      </w:r>
+      <w:proofErr w:type="spellStart"/>
+      <w:r>
+        <w:rPr>
+          <w:rFonts w:ascii="Arial" w:hAnsi="Arial" w:cs="Arial"/>
+          <w:sz w:val="28"/>
+          <w:szCs w:val="28"/>
+        </w:rPr>
+        <w:t>giá</w:t>
+      </w:r>
+      <w:proofErr w:type="spellEnd"/>
+      <w:r>
+        <w:rPr>
+          <w:rFonts w:ascii="Arial" w:hAnsi="Arial" w:cs="Arial"/>
+          <w:sz w:val="28"/>
+          <w:szCs w:val="28"/>
+        </w:rPr>
+        <w:t xml:space="preserve"> </w:t>
+      </w:r>
+      <w:proofErr w:type="spellStart"/>
+      <w:r>
+        <w:rPr>
+          <w:rFonts w:ascii="Arial" w:hAnsi="Arial" w:cs="Arial"/>
+          <w:sz w:val="28"/>
+          <w:szCs w:val="28"/>
+        </w:rPr>
+        <w:t>mà</w:t>
+      </w:r>
+      <w:proofErr w:type="spellEnd"/>
+      <w:r>
+        <w:rPr>
+          <w:rFonts w:ascii="Arial" w:hAnsi="Arial" w:cs="Arial"/>
+          <w:sz w:val="28"/>
+          <w:szCs w:val="28"/>
+        </w:rPr>
+        <w:t xml:space="preserve"> </w:t>
+      </w:r>
+      <w:proofErr w:type="spellStart"/>
+      <w:r>
+        <w:rPr>
+          <w:rFonts w:ascii="Arial" w:hAnsi="Arial" w:cs="Arial"/>
+          <w:sz w:val="28"/>
+          <w:szCs w:val="28"/>
+        </w:rPr>
+        <w:t>bạn</w:t>
+      </w:r>
+      <w:proofErr w:type="spellEnd"/>
+      <w:r>
+        <w:rPr>
+          <w:rFonts w:ascii="Arial" w:hAnsi="Arial" w:cs="Arial"/>
+          <w:sz w:val="28"/>
+          <w:szCs w:val="28"/>
+        </w:rPr>
+        <w:t xml:space="preserve"> </w:t>
+      </w:r>
+      <w:proofErr w:type="spellStart"/>
+      <w:r>
+        <w:rPr>
+          <w:rFonts w:ascii="Arial" w:hAnsi="Arial" w:cs="Arial"/>
+          <w:sz w:val="28"/>
+          <w:szCs w:val="28"/>
+        </w:rPr>
+        <w:t>đã</w:t>
+      </w:r>
+      <w:proofErr w:type="spellEnd"/>
+      <w:r>
+        <w:rPr>
+          <w:rFonts w:ascii="Arial" w:hAnsi="Arial" w:cs="Arial"/>
+          <w:sz w:val="28"/>
+          <w:szCs w:val="28"/>
+        </w:rPr>
+        <w:t xml:space="preserve"> </w:t>
+      </w:r>
+      <w:proofErr w:type="spellStart"/>
+      <w:r>
+        <w:rPr>
+          <w:rFonts w:ascii="Arial" w:hAnsi="Arial" w:cs="Arial"/>
+          <w:sz w:val="28"/>
+          <w:szCs w:val="28"/>
+        </w:rPr>
+        <w:t>nhập</w:t>
+      </w:r>
+      <w:proofErr w:type="spellEnd"/>
+      <w:r>
+        <w:rPr>
+          <w:rFonts w:ascii="Arial" w:hAnsi="Arial" w:cs="Arial"/>
+          <w:sz w:val="28"/>
+          <w:szCs w:val="28"/>
+        </w:rPr>
+        <w:t>.</w:t>
+      </w:r>
+    </w:p>
+    <w:p>
+      <w:pPr>
+        <w:spacing w:after="0"/>
+        <w:rPr>
+          <w:rFonts w:ascii="Arial" w:hAnsi="Arial" w:cs="Arial"/>
+          <w:sz w:val="28"/>
+          <w:szCs w:val="28"/>
+        </w:rPr>
+      </w:pPr>
+      <w:proofErr w:type="spellStart"/>
+      <w:r>
+        <w:rPr>
+          <w:rFonts w:ascii="Arial" w:hAnsi="Arial" w:cs="Arial"/>
+          <w:sz w:val="28"/>
+          <w:szCs w:val="28"/>
+        </w:rPr>
+        <w:t>Hãy</w:t>
+      </w:r>
+      <w:proofErr w:type="spellEnd"/>
+      <w:r>
+        <w:rPr>
+          <w:rFonts w:ascii="Arial" w:hAnsi="Arial" w:cs="Arial"/>
+          <w:sz w:val="28"/>
+          <w:szCs w:val="28"/>
+        </w:rPr>
+        <w:t xml:space="preserve"> </w:t>
+      </w:r>
+      <w:proofErr w:type="spellStart"/>
+      <w:r>
+        <w:rPr>
+          <w:rFonts w:ascii="Arial" w:hAnsi="Arial" w:cs="Arial"/>
+          <w:sz w:val="28"/>
+          <w:szCs w:val="28"/>
+        </w:rPr>
+        <w:t>lấy</w:t>
+      </w:r>
+      <w:proofErr w:type="spellEnd"/>
+      <w:r>
+        <w:rPr>
+          <w:rFonts w:ascii="Arial" w:hAnsi="Arial" w:cs="Arial"/>
+          <w:sz w:val="28"/>
+          <w:szCs w:val="28"/>
+        </w:rPr>
+        <w:t xml:space="preserve"> </w:t>
+      </w:r>
+      <w:proofErr w:type="spellStart"/>
+      <w:r>
+        <w:rPr>
+          <w:rFonts w:ascii="Arial" w:hAnsi="Arial" w:cs="Arial"/>
+          <w:sz w:val="28"/>
+          <w:szCs w:val="28"/>
+        </w:rPr>
+        <w:t>giá</w:t>
+      </w:r>
+      <w:proofErr w:type="spellEnd"/>
+      <w:r>
+        <w:rPr>
+          <w:rFonts w:ascii="Arial" w:hAnsi="Arial" w:cs="Arial"/>
+          <w:sz w:val="28"/>
+          <w:szCs w:val="28"/>
+        </w:rPr>
+        <w:t xml:space="preserve"> </w:t>
+      </w:r>
+      <w:proofErr w:type="spellStart"/>
+      <w:r>
+        <w:rPr>
+          <w:rFonts w:ascii="Arial" w:hAnsi="Arial" w:cs="Arial"/>
+          <w:sz w:val="28"/>
+          <w:szCs w:val="28"/>
+        </w:rPr>
+        <w:t>của</w:t>
+      </w:r>
+      <w:proofErr w:type="spellEnd"/>
+      <w:r>
+        <w:rPr>
+          <w:rFonts w:ascii="Arial" w:hAnsi="Arial" w:cs="Arial"/>
+          <w:sz w:val="28"/>
+          <w:szCs w:val="28"/>
+        </w:rPr>
+        <w:t xml:space="preserve"> </w:t>
+      </w:r>
+      <w:proofErr w:type="spellStart"/>
+      <w:r>
+        <w:rPr>
+          <w:rFonts w:ascii="Arial" w:hAnsi="Arial" w:cs="Arial"/>
+          <w:sz w:val="28"/>
+          <w:szCs w:val="28"/>
+        </w:rPr>
+        <w:t>giỏ</w:t>
+      </w:r>
+      <w:proofErr w:type="spellEnd"/>
+      <w:r>
+        <w:rPr>
+          <w:rFonts w:ascii="Arial" w:hAnsi="Arial" w:cs="Arial"/>
+          <w:sz w:val="28"/>
+          <w:szCs w:val="28"/>
+        </w:rPr>
+        <w:t xml:space="preserve"> </w:t>
+      </w:r>
+      <w:proofErr w:type="spellStart"/>
+      <w:r>
+        <w:rPr>
+          <w:rFonts w:ascii="Arial" w:hAnsi="Arial" w:cs="Arial"/>
+          <w:sz w:val="28"/>
+          <w:szCs w:val="28"/>
+        </w:rPr>
+        <w:t>hàng</w:t>
+      </w:r>
+      <w:proofErr w:type="spellEnd"/>
+    </w:p>
+    <w:p>
+      <w:pPr>
+        <w:spacing w:after="0"/>
+        <w:rPr>
+          <w:rFonts w:ascii="Arial" w:hAnsi="Arial" w:cs="Arial"/>
+          <w:sz w:val="28"/>
+          <w:szCs w:val="28"/>
+        </w:rPr>
+      </w:pPr>
+      <w:proofErr w:type="spellStart"/>
+      <w:r>
+        <w:rPr>
+          <w:rFonts w:ascii="Arial" w:hAnsi="Arial" w:cs="Arial"/>
+          <w:sz w:val="28"/>
+          <w:szCs w:val="28"/>
+        </w:rPr>
+        <w:t>Vẫn</w:t>
+      </w:r>
+      <w:proofErr w:type="spellEnd"/>
+      <w:r>
+        <w:rPr>
+          <w:rFonts w:ascii="Arial" w:hAnsi="Arial" w:cs="Arial"/>
+          <w:sz w:val="28"/>
+          <w:szCs w:val="28"/>
+        </w:rPr>
+        <w:t xml:space="preserve"> </w:t>
+      </w:r>
+      <w:proofErr w:type="spellStart"/>
+      <w:r>
+        <w:rPr>
+          <w:rFonts w:ascii="Arial" w:hAnsi="Arial" w:cs="Arial"/>
+          <w:sz w:val="28"/>
+          <w:szCs w:val="28"/>
+        </w:rPr>
+        <w:t>CartController</w:t>
+      </w:r>
+      <w:proofErr w:type="spellEnd"/>
+      <w:r>
+        <w:rPr>
+          <w:rFonts w:ascii="Arial" w:hAnsi="Arial" w:cs="Arial"/>
+          <w:sz w:val="28"/>
+          <w:szCs w:val="28"/>
+        </w:rPr>
+        <w:t xml:space="preserve"> </w:t>
+      </w:r>
+      <w:proofErr w:type="spellStart"/>
+      <w:r>
+        <w:rPr>
+          <w:rFonts w:ascii="Arial" w:hAnsi="Arial" w:cs="Arial"/>
+          <w:sz w:val="28"/>
+          <w:szCs w:val="28"/>
+        </w:rPr>
+        <w:t>cũ</w:t>
+      </w:r>
+      <w:proofErr w:type="spellEnd"/>
+      <w:r>
+        <w:rPr>
+          <w:rFonts w:ascii="Arial" w:hAnsi="Arial" w:cs="Arial"/>
+          <w:sz w:val="28"/>
+          <w:szCs w:val="28"/>
+        </w:rPr>
+        <w:t xml:space="preserve">, </w:t>
+      </w:r>
+      <w:proofErr w:type="spellStart"/>
+      <w:r>
+        <w:rPr>
+          <w:rFonts w:ascii="Arial" w:hAnsi="Arial" w:cs="Arial"/>
+          <w:sz w:val="28"/>
+          <w:szCs w:val="28"/>
+        </w:rPr>
+        <w:t>hãy</w:t>
+      </w:r>
+      <w:proofErr w:type="spellEnd"/>
+      <w:r>
+        <w:rPr>
+          <w:rFonts w:ascii="Arial" w:hAnsi="Arial" w:cs="Arial"/>
+          <w:sz w:val="28"/>
+          <w:szCs w:val="28"/>
+        </w:rPr>
+        <w:t xml:space="preserve"> </w:t>
+      </w:r>
+      <w:proofErr w:type="spellStart"/>
+      <w:r>
+        <w:rPr>
+          <w:rFonts w:ascii="Arial" w:hAnsi="Arial" w:cs="Arial"/>
+          <w:sz w:val="28"/>
+          <w:szCs w:val="28"/>
+        </w:rPr>
+        <w:t>tạo</w:t>
+      </w:r>
+      <w:proofErr w:type="spellEnd"/>
+      <w:r>
+        <w:rPr>
+          <w:rFonts w:ascii="Arial" w:hAnsi="Arial" w:cs="Arial"/>
+          <w:sz w:val="28"/>
+          <w:szCs w:val="28"/>
+        </w:rPr>
+        <w:t xml:space="preserve"> cart-2.html</w:t>
       </w:r>
     </w:p>
     <w:p>
@@ -3057,7 +6720,61 @@
           <w:sz w:val="28"/>
           <w:szCs w:val="28"/>
         </w:rPr>
-        <w:t>YOUR_CLIENT_ID là ID của bạn.</w:t>
+        <w:t xml:space="preserve">YOUR_CLIENT_ID </w:t>
+      </w:r>
+      <w:proofErr w:type="spellStart"/>
+      <w:r>
+        <w:rPr>
+          <w:rFonts w:ascii="Arial" w:hAnsi="Arial" w:cs="Arial"/>
+          <w:sz w:val="28"/>
+          <w:szCs w:val="28"/>
+        </w:rPr>
+        <w:t>là</w:t>
+      </w:r>
+      <w:proofErr w:type="spellEnd"/>
+      <w:r>
+        <w:rPr>
+          <w:rFonts w:ascii="Arial" w:hAnsi="Arial" w:cs="Arial"/>
+          <w:sz w:val="28"/>
+          <w:szCs w:val="28"/>
+        </w:rPr>
+        <w:t xml:space="preserve"> ID </w:t>
+      </w:r>
+      <w:proofErr w:type="spellStart"/>
+      <w:r>
+        <w:rPr>
+          <w:rFonts w:ascii="Arial" w:hAnsi="Arial" w:cs="Arial"/>
+          <w:sz w:val="28"/>
+          <w:szCs w:val="28"/>
+        </w:rPr>
+        <w:t>của</w:t>
+      </w:r>
+      <w:proofErr w:type="spellEnd"/>
+      <w:r>
+        <w:rPr>
+          <w:rFonts w:ascii="Arial" w:hAnsi="Arial" w:cs="Arial"/>
+          <w:sz w:val="28"/>
+          <w:szCs w:val="28"/>
+        </w:rPr>
+        <w:t xml:space="preserve"> </w:t>
+      </w:r>
+      <w:proofErr w:type="spellStart"/>
+      <w:r>
+        <w:rPr>
+          <w:rFonts w:ascii="Arial" w:hAnsi="Arial" w:cs="Arial"/>
+          <w:sz w:val="28"/>
+          <w:szCs w:val="28"/>
+        </w:rPr>
+        <w:t>bạn</w:t>
+      </w:r>
+      <w:proofErr w:type="spellEnd"/>
+      <w:r>
+        <w:rPr>
+          <w:rFonts w:ascii="Arial" w:hAnsi="Arial" w:cs="Arial"/>
+          <w:sz w:val="28"/>
+          <w:szCs w:val="28"/>
+        </w:rPr>
+        <w:t>.</w:t>
       </w:r>
     </w:p>
     <w:p>
@@ -3105,9 +6822,8 @@
           <w:sz w:val="28"/>
           <w:szCs w:val="28"/>
         </w:rPr>
-        <w:lastRenderedPageBreak/>
         <w:drawing>
-          <wp:inline distT="0" distB="0" distL="0" distR="0">
+          <wp:inline distT="0" distB="0" distL="0" distR="0" wp14:anchorId="1827A979" wp14:editId="449D38A2">
             <wp:extent cx="4730766" cy="1692659"/>
             <wp:effectExtent l="0" t="0" r="0" b="3175"/>
             <wp:docPr id="8" name="Picture 8"/>
@@ -3124,7 +6840,7 @@
                     </pic:cNvPicPr>
                   </pic:nvPicPr>
                   <pic:blipFill>
-                    <a:blip r:embed="rId20">
+                    <a:blip r:embed="rId21">
                       <a:extLst>
                         <a:ext uri="{28A0092B-C50C-407E-A947-70E740481C1C}">
                           <a14:useLocalDpi xmlns:a14="http://schemas.microsoft.com/office/drawing/2010/main" val="0"/>
@@ -3175,89 +6891,181 @@
           <w:szCs w:val="28"/>
         </w:rPr>
       </w:pPr>
-      <w:r>
-        <w:rPr>
-          <w:rFonts w:ascii="Arial" w:hAnsi="Arial" w:cs="Arial"/>
-          <w:sz w:val="28"/>
-          <w:szCs w:val="28"/>
-        </w:rPr>
-        <w:t>Tạo JavaScript</w:t>
-      </w:r>
-    </w:p>
-    <w:p>
-      <w:pPr>
-        <w:spacing w:after="0"/>
-        <w:rPr>
-          <w:rFonts w:ascii="Arial" w:hAnsi="Arial" w:cs="Arial"/>
-          <w:sz w:val="28"/>
-          <w:szCs w:val="28"/>
-        </w:rPr>
-      </w:pPr>
-      <w:bookmarkStart w:id="0" w:name="_GoBack"/>
-      <w:bookmarkEnd w:id="0"/>
-    </w:p>
-    <w:p>
-      <w:pPr>
-        <w:spacing w:after="0"/>
-        <w:rPr>
-          <w:rFonts w:ascii="Arial" w:hAnsi="Arial" w:cs="Arial"/>
-          <w:sz w:val="28"/>
-          <w:szCs w:val="28"/>
-        </w:rPr>
-      </w:pPr>
-      <w:r>
-        <w:rPr>
-          <w:rFonts w:ascii="Arial" w:hAnsi="Arial" w:cs="Arial"/>
-          <w:sz w:val="28"/>
-          <w:szCs w:val="28"/>
-        </w:rPr>
-        <w:t>&lt;!-- Paypal Button --&gt;</w:t>
-      </w:r>
-    </w:p>
-    <w:p>
-      <w:pPr>
-        <w:spacing w:after="0"/>
-        <w:rPr>
-          <w:rFonts w:ascii="Arial" w:hAnsi="Arial" w:cs="Arial"/>
-          <w:sz w:val="28"/>
-          <w:szCs w:val="28"/>
-        </w:rPr>
-      </w:pPr>
-      <w:r>
-        <w:rPr>
-          <w:rFonts w:ascii="Arial" w:hAnsi="Arial" w:cs="Arial"/>
-          <w:sz w:val="28"/>
-          <w:szCs w:val="28"/>
-        </w:rPr>
-        <w:t>&lt;div id="paypal-button-container"&gt;&lt;/div&gt;</w:t>
-      </w:r>
-    </w:p>
-    <w:p>
-      <w:pPr>
-        <w:spacing w:after="0"/>
-        <w:rPr>
-          <w:rFonts w:ascii="Arial" w:hAnsi="Arial" w:cs="Arial"/>
-          <w:sz w:val="28"/>
-          <w:szCs w:val="28"/>
-        </w:rPr>
-      </w:pPr>
-    </w:p>
-    <w:p>
-      <w:pPr>
-        <w:spacing w:after="0"/>
-        <w:rPr>
-          <w:rFonts w:ascii="Arial" w:hAnsi="Arial" w:cs="Arial"/>
-          <w:sz w:val="28"/>
-          <w:szCs w:val="28"/>
-        </w:rPr>
-      </w:pPr>
-      <w:r>
-        <w:rPr>
-          <w:rFonts w:ascii="Arial" w:hAnsi="Arial" w:cs="Arial"/>
-          <w:sz w:val="28"/>
-          <w:szCs w:val="28"/>
-        </w:rPr>
-        <w:t>&lt;script th:inline="javascript"&gt;</w:t>
+      <w:proofErr w:type="spellStart"/>
+      <w:r>
+        <w:rPr>
+          <w:rFonts w:ascii="Arial" w:hAnsi="Arial" w:cs="Arial"/>
+          <w:sz w:val="28"/>
+          <w:szCs w:val="28"/>
+        </w:rPr>
+        <w:t>Tạo</w:t>
+      </w:r>
+      <w:proofErr w:type="spellEnd"/>
+      <w:r>
+        <w:rPr>
+          <w:rFonts w:ascii="Arial" w:hAnsi="Arial" w:cs="Arial"/>
+          <w:sz w:val="28"/>
+          <w:szCs w:val="28"/>
+        </w:rPr>
+        <w:t xml:space="preserve"> JavaScript</w:t>
+      </w:r>
+    </w:p>
+    <w:p>
+      <w:pPr>
+        <w:spacing w:after="0"/>
+        <w:rPr>
+          <w:rFonts w:ascii="Arial" w:hAnsi="Arial" w:cs="Arial"/>
+          <w:sz w:val="28"/>
+          <w:szCs w:val="28"/>
+        </w:rPr>
+      </w:pPr>
+    </w:p>
+    <w:p>
+      <w:pPr>
+        <w:spacing w:after="0"/>
+        <w:rPr>
+          <w:rFonts w:ascii="Arial" w:hAnsi="Arial" w:cs="Arial"/>
+          <w:sz w:val="28"/>
+          <w:szCs w:val="28"/>
+        </w:rPr>
+      </w:pPr>
+      <w:proofErr w:type="gramStart"/>
+      <w:r>
+        <w:rPr>
+          <w:rFonts w:ascii="Arial" w:hAnsi="Arial" w:cs="Arial"/>
+          <w:sz w:val="28"/>
+          <w:szCs w:val="28"/>
+        </w:rPr>
+        <w:t>&lt;!--</w:t>
+      </w:r>
+      <w:proofErr w:type="gramEnd"/>
+      <w:r>
+        <w:rPr>
+          <w:rFonts w:ascii="Arial" w:hAnsi="Arial" w:cs="Arial"/>
+          <w:sz w:val="28"/>
+          <w:szCs w:val="28"/>
+        </w:rPr>
+        <w:t xml:space="preserve"> </w:t>
+      </w:r>
+      <w:proofErr w:type="spellStart"/>
+      <w:r>
+        <w:rPr>
+          <w:rFonts w:ascii="Arial" w:hAnsi="Arial" w:cs="Arial"/>
+          <w:sz w:val="28"/>
+          <w:szCs w:val="28"/>
+        </w:rPr>
+        <w:t>Paypal</w:t>
+      </w:r>
+      <w:proofErr w:type="spellEnd"/>
+      <w:r>
+        <w:rPr>
+          <w:rFonts w:ascii="Arial" w:hAnsi="Arial" w:cs="Arial"/>
+          <w:sz w:val="28"/>
+          <w:szCs w:val="28"/>
+        </w:rPr>
+        <w:t xml:space="preserve"> Button --&gt;</w:t>
+      </w:r>
+    </w:p>
+    <w:p>
+      <w:pPr>
+        <w:spacing w:after="0"/>
+        <w:rPr>
+          <w:rFonts w:ascii="Arial" w:hAnsi="Arial" w:cs="Arial"/>
+          <w:sz w:val="28"/>
+          <w:szCs w:val="28"/>
+        </w:rPr>
+      </w:pPr>
+      <w:r>
+        <w:rPr>
+          <w:rFonts w:ascii="Arial" w:hAnsi="Arial" w:cs="Arial"/>
+          <w:sz w:val="28"/>
+          <w:szCs w:val="28"/>
+        </w:rPr>
+        <w:t>&lt;div id="</w:t>
+      </w:r>
+      <w:proofErr w:type="spellStart"/>
+      <w:r>
+        <w:rPr>
+          <w:rFonts w:ascii="Arial" w:hAnsi="Arial" w:cs="Arial"/>
+          <w:sz w:val="28"/>
+          <w:szCs w:val="28"/>
+        </w:rPr>
+        <w:t>paypal</w:t>
+      </w:r>
+      <w:proofErr w:type="spellEnd"/>
+      <w:r>
+        <w:rPr>
+          <w:rFonts w:ascii="Arial" w:hAnsi="Arial" w:cs="Arial"/>
+          <w:sz w:val="28"/>
+          <w:szCs w:val="28"/>
+        </w:rPr>
+        <w:t>-button-container"&gt;&lt;/div&gt;</w:t>
+      </w:r>
+    </w:p>
+    <w:p>
+      <w:pPr>
+        <w:spacing w:after="0"/>
+        <w:rPr>
+          <w:rFonts w:ascii="Arial" w:hAnsi="Arial" w:cs="Arial"/>
+          <w:sz w:val="28"/>
+          <w:szCs w:val="28"/>
+        </w:rPr>
+      </w:pPr>
+    </w:p>
+    <w:p>
+      <w:pPr>
+        <w:spacing w:after="0"/>
+        <w:rPr>
+          <w:rFonts w:ascii="Arial" w:hAnsi="Arial" w:cs="Arial"/>
+          <w:sz w:val="28"/>
+          <w:szCs w:val="28"/>
+        </w:rPr>
+      </w:pPr>
+      <w:r>
+        <w:rPr>
+          <w:rFonts w:ascii="Arial" w:hAnsi="Arial" w:cs="Arial"/>
+          <w:sz w:val="28"/>
+          <w:szCs w:val="28"/>
+        </w:rPr>
+        <w:t xml:space="preserve">&lt;script </w:t>
+      </w:r>
+      <w:proofErr w:type="spellStart"/>
+      <w:proofErr w:type="gramStart"/>
+      <w:r>
+        <w:rPr>
+          <w:rFonts w:ascii="Arial" w:hAnsi="Arial" w:cs="Arial"/>
+          <w:sz w:val="28"/>
+          <w:szCs w:val="28"/>
+        </w:rPr>
+        <w:t>th:inline</w:t>
+      </w:r>
+      <w:proofErr w:type="spellEnd"/>
+      <w:proofErr w:type="gramEnd"/>
+      <w:r>
+        <w:rPr>
+          <w:rFonts w:ascii="Arial" w:hAnsi="Arial" w:cs="Arial"/>
+          <w:sz w:val="28"/>
+          <w:szCs w:val="28"/>
+        </w:rPr>
+        <w:t>="</w:t>
+      </w:r>
+      <w:proofErr w:type="spellStart"/>
+      <w:r>
+        <w:rPr>
+          <w:rFonts w:ascii="Arial" w:hAnsi="Arial" w:cs="Arial"/>
+          <w:sz w:val="28"/>
+          <w:szCs w:val="28"/>
+        </w:rPr>
+        <w:t>javascript</w:t>
+      </w:r>
+      <w:proofErr w:type="spellEnd"/>
+      <w:r>
+        <w:rPr>
+          <w:rFonts w:ascii="Arial" w:hAnsi="Arial" w:cs="Arial"/>
+          <w:sz w:val="28"/>
+          <w:szCs w:val="28"/>
+        </w:rPr>
+        <w:t>"&gt;</w:t>
       </w:r>
     </w:p>
     <w:p>
@@ -3303,61 +7111,181 @@
           <w:sz w:val="28"/>
           <w:szCs w:val="28"/>
         </w:rPr>
-        <w:t xml:space="preserve">    paypal.Buttons({</w:t>
-      </w:r>
-    </w:p>
-    <w:p>
-      <w:pPr>
-        <w:spacing w:after="0"/>
-        <w:rPr>
-          <w:rFonts w:ascii="Arial" w:hAnsi="Arial" w:cs="Arial"/>
-          <w:sz w:val="28"/>
-          <w:szCs w:val="28"/>
-        </w:rPr>
-      </w:pPr>
-      <w:r>
-        <w:rPr>
-          <w:rFonts w:ascii="Arial" w:hAnsi="Arial" w:cs="Arial"/>
-          <w:sz w:val="28"/>
-          <w:szCs w:val="28"/>
-        </w:rPr>
-        <w:t xml:space="preserve">        createOrder: function(data, actions) {</w:t>
-      </w:r>
-    </w:p>
-    <w:p>
-      <w:pPr>
-        <w:spacing w:after="0"/>
-        <w:rPr>
-          <w:rFonts w:ascii="Arial" w:hAnsi="Arial" w:cs="Arial"/>
-          <w:sz w:val="28"/>
-          <w:szCs w:val="28"/>
-        </w:rPr>
-      </w:pPr>
-      <w:r>
-        <w:rPr>
-          <w:rFonts w:ascii="Arial" w:hAnsi="Arial" w:cs="Arial"/>
-          <w:sz w:val="28"/>
-          <w:szCs w:val="28"/>
-        </w:rPr>
-        <w:t xml:space="preserve">            return actions.order.create({</w:t>
-      </w:r>
-    </w:p>
-    <w:p>
-      <w:pPr>
-        <w:spacing w:after="0"/>
-        <w:rPr>
-          <w:rFonts w:ascii="Arial" w:hAnsi="Arial" w:cs="Arial"/>
-          <w:sz w:val="28"/>
-          <w:szCs w:val="28"/>
-        </w:rPr>
-      </w:pPr>
-      <w:r>
-        <w:rPr>
-          <w:rFonts w:ascii="Arial" w:hAnsi="Arial" w:cs="Arial"/>
-          <w:sz w:val="28"/>
-          <w:szCs w:val="28"/>
-        </w:rPr>
-        <w:t xml:space="preserve">                purchase_units: [{</w:t>
+        <w:t xml:space="preserve">    </w:t>
+      </w:r>
+      <w:proofErr w:type="spellStart"/>
+      <w:proofErr w:type="gramStart"/>
+      <w:r>
+        <w:rPr>
+          <w:rFonts w:ascii="Arial" w:hAnsi="Arial" w:cs="Arial"/>
+          <w:sz w:val="28"/>
+          <w:szCs w:val="28"/>
+        </w:rPr>
+        <w:t>paypal.Buttons</w:t>
+      </w:r>
+      <w:proofErr w:type="spellEnd"/>
+      <w:proofErr w:type="gramEnd"/>
+      <w:r>
+        <w:rPr>
+          <w:rFonts w:ascii="Arial" w:hAnsi="Arial" w:cs="Arial"/>
+          <w:sz w:val="28"/>
+          <w:szCs w:val="28"/>
+        </w:rPr>
+        <w:t>({</w:t>
+      </w:r>
+    </w:p>
+    <w:p>
+      <w:pPr>
+        <w:spacing w:after="0"/>
+        <w:rPr>
+          <w:rFonts w:ascii="Arial" w:hAnsi="Arial" w:cs="Arial"/>
+          <w:sz w:val="28"/>
+          <w:szCs w:val="28"/>
+        </w:rPr>
+      </w:pPr>
+      <w:r>
+        <w:rPr>
+          <w:rFonts w:ascii="Arial" w:hAnsi="Arial" w:cs="Arial"/>
+          <w:sz w:val="28"/>
+          <w:szCs w:val="28"/>
+        </w:rPr>
+        <w:t xml:space="preserve">        </w:t>
+      </w:r>
+      <w:proofErr w:type="spellStart"/>
+      <w:r>
+        <w:rPr>
+          <w:rFonts w:ascii="Arial" w:hAnsi="Arial" w:cs="Arial"/>
+          <w:sz w:val="28"/>
+          <w:szCs w:val="28"/>
+        </w:rPr>
+        <w:t>createOrder</w:t>
+      </w:r>
+      <w:proofErr w:type="spellEnd"/>
+      <w:r>
+        <w:rPr>
+          <w:rFonts w:ascii="Arial" w:hAnsi="Arial" w:cs="Arial"/>
+          <w:sz w:val="28"/>
+          <w:szCs w:val="28"/>
+        </w:rPr>
+        <w:t xml:space="preserve">: </w:t>
+      </w:r>
+      <w:proofErr w:type="gramStart"/>
+      <w:r>
+        <w:rPr>
+          <w:rFonts w:ascii="Arial" w:hAnsi="Arial" w:cs="Arial"/>
+          <w:sz w:val="28"/>
+          <w:szCs w:val="28"/>
+        </w:rPr>
+        <w:t>function(</w:t>
+      </w:r>
+      <w:proofErr w:type="gramEnd"/>
+      <w:r>
+        <w:rPr>
+          <w:rFonts w:ascii="Arial" w:hAnsi="Arial" w:cs="Arial"/>
+          <w:sz w:val="28"/>
+          <w:szCs w:val="28"/>
+        </w:rPr>
+        <w:t>data, actions) {</w:t>
+      </w:r>
+    </w:p>
+    <w:p>
+      <w:pPr>
+        <w:spacing w:after="0"/>
+        <w:rPr>
+          <w:rFonts w:ascii="Arial" w:hAnsi="Arial" w:cs="Arial"/>
+          <w:sz w:val="28"/>
+          <w:szCs w:val="28"/>
+        </w:rPr>
+      </w:pPr>
+      <w:r>
+        <w:rPr>
+          <w:rFonts w:ascii="Arial" w:hAnsi="Arial" w:cs="Arial"/>
+          <w:sz w:val="28"/>
+          <w:szCs w:val="28"/>
+        </w:rPr>
+        <w:t xml:space="preserve">            return </w:t>
+      </w:r>
+      <w:proofErr w:type="spellStart"/>
+      <w:proofErr w:type="gramStart"/>
+      <w:r>
+        <w:rPr>
+          <w:rFonts w:ascii="Arial" w:hAnsi="Arial" w:cs="Arial"/>
+          <w:sz w:val="28"/>
+          <w:szCs w:val="28"/>
+        </w:rPr>
+        <w:t>actions.order</w:t>
+      </w:r>
+      <w:proofErr w:type="gramEnd"/>
+      <w:r>
+        <w:rPr>
+          <w:rFonts w:ascii="Arial" w:hAnsi="Arial" w:cs="Arial"/>
+          <w:sz w:val="28"/>
+          <w:szCs w:val="28"/>
+        </w:rPr>
+        <w:t>.</w:t>
+      </w:r>
+      <w:proofErr w:type="gramStart"/>
+      <w:r>
+        <w:rPr>
+          <w:rFonts w:ascii="Arial" w:hAnsi="Arial" w:cs="Arial"/>
+          <w:sz w:val="28"/>
+          <w:szCs w:val="28"/>
+        </w:rPr>
+        <w:t>create</w:t>
+      </w:r>
+      <w:proofErr w:type="spellEnd"/>
+      <w:r>
+        <w:rPr>
+          <w:rFonts w:ascii="Arial" w:hAnsi="Arial" w:cs="Arial"/>
+          <w:sz w:val="28"/>
+          <w:szCs w:val="28"/>
+        </w:rPr>
+        <w:t>(</w:t>
+      </w:r>
+      <w:proofErr w:type="gramEnd"/>
+      <w:r>
+        <w:rPr>
+          <w:rFonts w:ascii="Arial" w:hAnsi="Arial" w:cs="Arial"/>
+          <w:sz w:val="28"/>
+          <w:szCs w:val="28"/>
+        </w:rPr>
+        <w:t>{</w:t>
+      </w:r>
+    </w:p>
+    <w:p>
+      <w:pPr>
+        <w:spacing w:after="0"/>
+        <w:rPr>
+          <w:rFonts w:ascii="Arial" w:hAnsi="Arial" w:cs="Arial"/>
+          <w:sz w:val="28"/>
+          <w:szCs w:val="28"/>
+        </w:rPr>
+      </w:pPr>
+      <w:r>
+        <w:rPr>
+          <w:rFonts w:ascii="Arial" w:hAnsi="Arial" w:cs="Arial"/>
+          <w:sz w:val="28"/>
+          <w:szCs w:val="28"/>
+        </w:rPr>
+        <w:t xml:space="preserve">                </w:t>
+      </w:r>
+      <w:proofErr w:type="spellStart"/>
+      <w:r>
+        <w:rPr>
+          <w:rFonts w:ascii="Arial" w:hAnsi="Arial" w:cs="Arial"/>
+          <w:sz w:val="28"/>
+          <w:szCs w:val="28"/>
+        </w:rPr>
+        <w:t>purchase_units</w:t>
+      </w:r>
+      <w:proofErr w:type="spellEnd"/>
+      <w:r>
+        <w:rPr>
+          <w:rFonts w:ascii="Arial" w:hAnsi="Arial" w:cs="Arial"/>
+          <w:sz w:val="28"/>
+          <w:szCs w:val="28"/>
+        </w:rPr>
+        <w:t>: [{</w:t>
       </w:r>
     </w:p>
     <w:p>
@@ -3493,60 +7421,243 @@
           <w:sz w:val="28"/>
           <w:szCs w:val="28"/>
         </w:rPr>
-        <w:t xml:space="preserve">        onApprove: function(data, actions) {</w:t>
-      </w:r>
-    </w:p>
-    <w:p>
-      <w:pPr>
-        <w:spacing w:after="0"/>
-        <w:rPr>
-          <w:rFonts w:ascii="Arial" w:hAnsi="Arial" w:cs="Arial"/>
-          <w:sz w:val="28"/>
-          <w:szCs w:val="28"/>
-        </w:rPr>
-      </w:pPr>
-      <w:r>
-        <w:rPr>
-          <w:rFonts w:ascii="Arial" w:hAnsi="Arial" w:cs="Arial"/>
-          <w:sz w:val="28"/>
-          <w:szCs w:val="28"/>
-        </w:rPr>
-        <w:t xml:space="preserve">            return actions.order.capture().then(function(details) {</w:t>
-      </w:r>
-    </w:p>
-    <w:p>
-      <w:pPr>
-        <w:spacing w:after="0"/>
-        <w:rPr>
-          <w:rFonts w:ascii="Arial" w:hAnsi="Arial" w:cs="Arial"/>
-          <w:sz w:val="28"/>
-          <w:szCs w:val="28"/>
-        </w:rPr>
-      </w:pPr>
-      <w:r>
-        <w:rPr>
-          <w:rFonts w:ascii="Arial" w:hAnsi="Arial" w:cs="Arial"/>
-          <w:sz w:val="28"/>
-          <w:szCs w:val="28"/>
-        </w:rPr>
-        <w:t xml:space="preserve">                alert('Thanh toán thành công: ' + details.payer.name.given_name);</w:t>
-      </w:r>
-    </w:p>
-    <w:p>
-      <w:pPr>
-        <w:spacing w:after="0"/>
-        <w:rPr>
-          <w:rFonts w:ascii="Arial" w:hAnsi="Arial" w:cs="Arial"/>
-          <w:sz w:val="28"/>
-          <w:szCs w:val="28"/>
-        </w:rPr>
-      </w:pPr>
-      <w:r>
-        <w:rPr>
-          <w:rFonts w:ascii="Arial" w:hAnsi="Arial" w:cs="Arial"/>
-          <w:sz w:val="28"/>
-          <w:szCs w:val="28"/>
-        </w:rPr>
+        <w:t xml:space="preserve">        </w:t>
+      </w:r>
+      <w:proofErr w:type="spellStart"/>
+      <w:r>
+        <w:rPr>
+          <w:rFonts w:ascii="Arial" w:hAnsi="Arial" w:cs="Arial"/>
+          <w:sz w:val="28"/>
+          <w:szCs w:val="28"/>
+        </w:rPr>
+        <w:t>onApprove</w:t>
+      </w:r>
+      <w:proofErr w:type="spellEnd"/>
+      <w:r>
+        <w:rPr>
+          <w:rFonts w:ascii="Arial" w:hAnsi="Arial" w:cs="Arial"/>
+          <w:sz w:val="28"/>
+          <w:szCs w:val="28"/>
+        </w:rPr>
+        <w:t xml:space="preserve">: </w:t>
+      </w:r>
+      <w:proofErr w:type="gramStart"/>
+      <w:r>
+        <w:rPr>
+          <w:rFonts w:ascii="Arial" w:hAnsi="Arial" w:cs="Arial"/>
+          <w:sz w:val="28"/>
+          <w:szCs w:val="28"/>
+        </w:rPr>
+        <w:t>function(</w:t>
+      </w:r>
+      <w:proofErr w:type="gramEnd"/>
+      <w:r>
+        <w:rPr>
+          <w:rFonts w:ascii="Arial" w:hAnsi="Arial" w:cs="Arial"/>
+          <w:sz w:val="28"/>
+          <w:szCs w:val="28"/>
+        </w:rPr>
+        <w:t>data, actions) {</w:t>
+      </w:r>
+    </w:p>
+    <w:p>
+      <w:pPr>
+        <w:spacing w:after="0"/>
+        <w:rPr>
+          <w:rFonts w:ascii="Arial" w:hAnsi="Arial" w:cs="Arial"/>
+          <w:sz w:val="28"/>
+          <w:szCs w:val="28"/>
+        </w:rPr>
+      </w:pPr>
+      <w:r>
+        <w:rPr>
+          <w:rFonts w:ascii="Arial" w:hAnsi="Arial" w:cs="Arial"/>
+          <w:sz w:val="28"/>
+          <w:szCs w:val="28"/>
+        </w:rPr>
+        <w:t xml:space="preserve">            return </w:t>
+      </w:r>
+      <w:proofErr w:type="spellStart"/>
+      <w:proofErr w:type="gramStart"/>
+      <w:r>
+        <w:rPr>
+          <w:rFonts w:ascii="Arial" w:hAnsi="Arial" w:cs="Arial"/>
+          <w:sz w:val="28"/>
+          <w:szCs w:val="28"/>
+        </w:rPr>
+        <w:t>actions.order</w:t>
+      </w:r>
+      <w:proofErr w:type="gramEnd"/>
+      <w:r>
+        <w:rPr>
+          <w:rFonts w:ascii="Arial" w:hAnsi="Arial" w:cs="Arial"/>
+          <w:sz w:val="28"/>
+          <w:szCs w:val="28"/>
+        </w:rPr>
+        <w:t>.capture</w:t>
+      </w:r>
+      <w:proofErr w:type="spellEnd"/>
+      <w:r>
+        <w:rPr>
+          <w:rFonts w:ascii="Arial" w:hAnsi="Arial" w:cs="Arial"/>
+          <w:sz w:val="28"/>
+          <w:szCs w:val="28"/>
+        </w:rPr>
+        <w:t>(</w:t>
+      </w:r>
+      <w:proofErr w:type="gramStart"/>
+      <w:r>
+        <w:rPr>
+          <w:rFonts w:ascii="Arial" w:hAnsi="Arial" w:cs="Arial"/>
+          <w:sz w:val="28"/>
+          <w:szCs w:val="28"/>
+        </w:rPr>
+        <w:t>).then</w:t>
+      </w:r>
+      <w:proofErr w:type="gramEnd"/>
+      <w:r>
+        <w:rPr>
+          <w:rFonts w:ascii="Arial" w:hAnsi="Arial" w:cs="Arial"/>
+          <w:sz w:val="28"/>
+          <w:szCs w:val="28"/>
+        </w:rPr>
+        <w:t>(function(details) {</w:t>
+      </w:r>
+    </w:p>
+    <w:p>
+      <w:pPr>
+        <w:spacing w:after="0"/>
+        <w:rPr>
+          <w:rFonts w:ascii="Arial" w:hAnsi="Arial" w:cs="Arial"/>
+          <w:sz w:val="28"/>
+          <w:szCs w:val="28"/>
+        </w:rPr>
+      </w:pPr>
+      <w:r>
+        <w:rPr>
+          <w:rFonts w:ascii="Arial" w:hAnsi="Arial" w:cs="Arial"/>
+          <w:sz w:val="28"/>
+          <w:szCs w:val="28"/>
+        </w:rPr>
+        <w:t xml:space="preserve">                </w:t>
+      </w:r>
+      <w:proofErr w:type="gramStart"/>
+      <w:r>
+        <w:rPr>
+          <w:rFonts w:ascii="Arial" w:hAnsi="Arial" w:cs="Arial"/>
+          <w:sz w:val="28"/>
+          <w:szCs w:val="28"/>
+        </w:rPr>
+        <w:t>alert(</w:t>
+      </w:r>
+      <w:proofErr w:type="gramEnd"/>
+      <w:r>
+        <w:rPr>
+          <w:rFonts w:ascii="Arial" w:hAnsi="Arial" w:cs="Arial"/>
+          <w:sz w:val="28"/>
+          <w:szCs w:val="28"/>
+        </w:rPr>
+        <w:t xml:space="preserve">'Thanh </w:t>
+      </w:r>
+      <w:proofErr w:type="spellStart"/>
+      <w:r>
+        <w:rPr>
+          <w:rFonts w:ascii="Arial" w:hAnsi="Arial" w:cs="Arial"/>
+          <w:sz w:val="28"/>
+          <w:szCs w:val="28"/>
+        </w:rPr>
+        <w:t>toán</w:t>
+      </w:r>
+      <w:proofErr w:type="spellEnd"/>
+      <w:r>
+        <w:rPr>
+          <w:rFonts w:ascii="Arial" w:hAnsi="Arial" w:cs="Arial"/>
+          <w:sz w:val="28"/>
+          <w:szCs w:val="28"/>
+        </w:rPr>
+        <w:t xml:space="preserve"> </w:t>
+      </w:r>
+      <w:proofErr w:type="spellStart"/>
+      <w:r>
+        <w:rPr>
+          <w:rFonts w:ascii="Arial" w:hAnsi="Arial" w:cs="Arial"/>
+          <w:sz w:val="28"/>
+          <w:szCs w:val="28"/>
+        </w:rPr>
+        <w:t>thành</w:t>
+      </w:r>
+      <w:proofErr w:type="spellEnd"/>
+      <w:r>
+        <w:rPr>
+          <w:rFonts w:ascii="Arial" w:hAnsi="Arial" w:cs="Arial"/>
+          <w:sz w:val="28"/>
+          <w:szCs w:val="28"/>
+        </w:rPr>
+        <w:t xml:space="preserve"> </w:t>
+      </w:r>
+      <w:proofErr w:type="spellStart"/>
+      <w:r>
+        <w:rPr>
+          <w:rFonts w:ascii="Arial" w:hAnsi="Arial" w:cs="Arial"/>
+          <w:sz w:val="28"/>
+          <w:szCs w:val="28"/>
+        </w:rPr>
+        <w:t>công</w:t>
+      </w:r>
+      <w:proofErr w:type="spellEnd"/>
+      <w:r>
+        <w:rPr>
+          <w:rFonts w:ascii="Arial" w:hAnsi="Arial" w:cs="Arial"/>
+          <w:sz w:val="28"/>
+          <w:szCs w:val="28"/>
+        </w:rPr>
+        <w:t xml:space="preserve">: ' + </w:t>
+      </w:r>
+      <w:proofErr w:type="spellStart"/>
+      <w:proofErr w:type="gramStart"/>
+      <w:r>
+        <w:rPr>
+          <w:rFonts w:ascii="Arial" w:hAnsi="Arial" w:cs="Arial"/>
+          <w:sz w:val="28"/>
+          <w:szCs w:val="28"/>
+        </w:rPr>
+        <w:t>details.payer.name.given</w:t>
+      </w:r>
+      <w:proofErr w:type="gramEnd"/>
+      <w:r>
+        <w:rPr>
+          <w:rFonts w:ascii="Arial" w:hAnsi="Arial" w:cs="Arial"/>
+          <w:sz w:val="28"/>
+          <w:szCs w:val="28"/>
+        </w:rPr>
+        <w:t>_name</w:t>
+      </w:r>
+      <w:proofErr w:type="spellEnd"/>
+      <w:r>
+        <w:rPr>
+          <w:rFonts w:ascii="Arial" w:hAnsi="Arial" w:cs="Arial"/>
+          <w:sz w:val="28"/>
+          <w:szCs w:val="28"/>
+        </w:rPr>
+        <w:t>);</w:t>
+      </w:r>
+    </w:p>
+    <w:p>
+      <w:pPr>
+        <w:spacing w:after="0"/>
+        <w:rPr>
+          <w:rFonts w:ascii="Arial" w:hAnsi="Arial" w:cs="Arial"/>
+          <w:sz w:val="28"/>
+          <w:szCs w:val="28"/>
+        </w:rPr>
+      </w:pPr>
+      <w:r>
+        <w:rPr>
+          <w:rFonts w:ascii="Arial" w:hAnsi="Arial" w:cs="Arial"/>
+          <w:sz w:val="28"/>
+          <w:szCs w:val="28"/>
+        </w:rPr>
+        <w:lastRenderedPageBreak/>
         <w:t xml:space="preserve">            });</w:t>
       </w:r>
     </w:p>
@@ -3593,7 +7704,43 @@
           <w:sz w:val="28"/>
           <w:szCs w:val="28"/>
         </w:rPr>
-        <w:t xml:space="preserve">    }).render('#paypal-button-container');</w:t>
+        <w:t xml:space="preserve">    }</w:t>
+      </w:r>
+      <w:proofErr w:type="gramStart"/>
+      <w:r>
+        <w:rPr>
+          <w:rFonts w:ascii="Arial" w:hAnsi="Arial" w:cs="Arial"/>
+          <w:sz w:val="28"/>
+          <w:szCs w:val="28"/>
+        </w:rPr>
+        <w:t>).render</w:t>
+      </w:r>
+      <w:proofErr w:type="gramEnd"/>
+      <w:r>
+        <w:rPr>
+          <w:rFonts w:ascii="Arial" w:hAnsi="Arial" w:cs="Arial"/>
+          <w:sz w:val="28"/>
+          <w:szCs w:val="28"/>
+        </w:rPr>
+        <w:t>('#</w:t>
+      </w:r>
+      <w:proofErr w:type="spellStart"/>
+      <w:r>
+        <w:rPr>
+          <w:rFonts w:ascii="Arial" w:hAnsi="Arial" w:cs="Arial"/>
+          <w:sz w:val="28"/>
+          <w:szCs w:val="28"/>
+        </w:rPr>
+        <w:t>paypal</w:t>
+      </w:r>
+      <w:proofErr w:type="spellEnd"/>
+      <w:r>
+        <w:rPr>
+          <w:rFonts w:ascii="Arial" w:hAnsi="Arial" w:cs="Arial"/>
+          <w:sz w:val="28"/>
+          <w:szCs w:val="28"/>
+        </w:rPr>
+        <w:t>-button-container');</w:t>
       </w:r>
     </w:p>
     <w:p>
@@ -3643,13 +7790,41 @@
           <w:szCs w:val="28"/>
         </w:rPr>
       </w:pPr>
-      <w:r>
-        <w:rPr>
-          <w:rFonts w:ascii="Arial" w:hAnsi="Arial" w:cs="Arial"/>
-          <w:sz w:val="28"/>
-          <w:szCs w:val="28"/>
-        </w:rPr>
-        <w:t>Kết quả:</w:t>
+      <w:proofErr w:type="spellStart"/>
+      <w:r>
+        <w:rPr>
+          <w:rFonts w:ascii="Arial" w:hAnsi="Arial" w:cs="Arial"/>
+          <w:sz w:val="28"/>
+          <w:szCs w:val="28"/>
+        </w:rPr>
+        <w:t>Kết</w:t>
+      </w:r>
+      <w:proofErr w:type="spellEnd"/>
+      <w:r>
+        <w:rPr>
+          <w:rFonts w:ascii="Arial" w:hAnsi="Arial" w:cs="Arial"/>
+          <w:sz w:val="28"/>
+          <w:szCs w:val="28"/>
+        </w:rPr>
+        <w:t xml:space="preserve"> </w:t>
+      </w:r>
+      <w:proofErr w:type="spellStart"/>
+      <w:r>
+        <w:rPr>
+          <w:rFonts w:ascii="Arial" w:hAnsi="Arial" w:cs="Arial"/>
+          <w:sz w:val="28"/>
+          <w:szCs w:val="28"/>
+        </w:rPr>
+        <w:t>quả</w:t>
+      </w:r>
+      <w:proofErr w:type="spellEnd"/>
+      <w:r>
+        <w:rPr>
+          <w:rFonts w:ascii="Arial" w:hAnsi="Arial" w:cs="Arial"/>
+          <w:sz w:val="28"/>
+          <w:szCs w:val="28"/>
+        </w:rPr>
+        <w:t>:</w:t>
       </w:r>
     </w:p>
     <w:p>
@@ -3679,9 +7854,8 @@
           <w:sz w:val="28"/>
           <w:szCs w:val="28"/>
         </w:rPr>
-        <w:lastRenderedPageBreak/>
         <w:drawing>
-          <wp:inline distT="0" distB="0" distL="0" distR="0">
+          <wp:inline distT="0" distB="0" distL="0" distR="0" wp14:anchorId="5E928919" wp14:editId="36A273A7">
             <wp:extent cx="4617720" cy="2213541"/>
             <wp:effectExtent l="0" t="0" r="0" b="0"/>
             <wp:docPr id="12" name="Picture 12"/>
@@ -3698,7 +7872,7 @@
                     </pic:cNvPicPr>
                   </pic:nvPicPr>
                   <pic:blipFill>
-                    <a:blip r:embed="rId21">
+                    <a:blip r:embed="rId22">
                       <a:extLst>
                         <a:ext uri="{28A0092B-C50C-407E-A947-70E740481C1C}">
                           <a14:useLocalDpi xmlns:a14="http://schemas.microsoft.com/office/drawing/2010/main" val="0"/>
@@ -3759,7 +7933,7 @@
           <w:szCs w:val="28"/>
         </w:rPr>
         <w:drawing>
-          <wp:inline distT="0" distB="0" distL="0" distR="0" wp14:anchorId="4933F543" wp14:editId="6954ED45">
+          <wp:inline distT="0" distB="0" distL="0" distR="0" wp14:anchorId="113B92E8" wp14:editId="357F7B77">
             <wp:extent cx="3672445" cy="2049003"/>
             <wp:effectExtent l="0" t="0" r="4445" b="8890"/>
             <wp:docPr id="4" name="Picture 4"/>
@@ -3776,7 +7950,7 @@
                     </pic:cNvPicPr>
                   </pic:nvPicPr>
                   <pic:blipFill>
-                    <a:blip r:embed="rId22">
+                    <a:blip r:embed="rId23">
                       <a:extLst>
                         <a:ext uri="{28A0092B-C50C-407E-A947-70E740481C1C}">
                           <a14:useLocalDpi xmlns:a14="http://schemas.microsoft.com/office/drawing/2010/main" val="0"/>
@@ -3879,7 +8053,7 @@
 </file>
 
 <file path=word/styles.xml><?xml version="1.0" encoding="utf-8"?>
-<w:styles xmlns:mc="http://schemas.openxmlformats.org/markup-compatibility/2006" xmlns:r="http://schemas.openxmlformats.org/officeDocument/2006/relationships" xmlns:w="http://schemas.openxmlformats.org/wordprocessingml/2006/main" xmlns:w14="http://schemas.microsoft.com/office/word/2010/wordml" xmlns:w15="http://schemas.microsoft.com/office/word/2012/wordml" xmlns:w16se="http://schemas.microsoft.com/office/word/2015/wordml/symex" mc:Ignorable="w14 w15 w16se">
+<w:styles xmlns:mc="http://schemas.openxmlformats.org/markup-compatibility/2006" xmlns:r="http://schemas.openxmlformats.org/officeDocument/2006/relationships" xmlns:w="http://schemas.openxmlformats.org/wordprocessingml/2006/main" xmlns:w14="http://schemas.microsoft.com/office/word/2010/wordml" xmlns:w15="http://schemas.microsoft.com/office/word/2012/wordml" xmlns:w16cex="http://schemas.microsoft.com/office/word/2018/wordml/cex" xmlns:w16cid="http://schemas.microsoft.com/office/word/2016/wordml/cid" xmlns:w16="http://schemas.microsoft.com/office/word/2018/wordml" xmlns:w16du="http://schemas.microsoft.com/office/word/2023/wordml/word16du" xmlns:w16sdtdh="http://schemas.microsoft.com/office/word/2020/wordml/sdtdatahash" xmlns:w16sdtfl="http://schemas.microsoft.com/office/word/2024/wordml/sdtformatlock" xmlns:w16se="http://schemas.microsoft.com/office/word/2015/wordml/symex" mc:Ignorable="w14 w15 w16se w16cid w16 w16cex w16sdtdh w16sdtfl w16du">
   <w:docDefaults>
     <w:rPrDefault>
       <w:rPr>
@@ -3895,7 +8069,7 @@
       </w:pPr>
     </w:pPrDefault>
   </w:docDefaults>
-  <w:latentStyles w:defLockedState="0" w:defUIPriority="99" w:defSemiHidden="0" w:defUnhideWhenUsed="0" w:defQFormat="0" w:count="371">
+  <w:latentStyles w:defLockedState="0" w:defUIPriority="99" w:defSemiHidden="0" w:defUnhideWhenUsed="0" w:defQFormat="0" w:count="376">
     <w:lsdException w:name="Normal" w:uiPriority="0" w:qFormat="1"/>
     <w:lsdException w:name="heading 1" w:uiPriority="9" w:qFormat="1"/>
     <w:lsdException w:name="heading 2" w:semiHidden="1" w:uiPriority="9" w:unhideWhenUsed="1" w:qFormat="1"/>
@@ -4267,6 +8441,11 @@
     <w:lsdException w:name="List Table 5 Dark Accent 6" w:uiPriority="50"/>
     <w:lsdException w:name="List Table 6 Colorful Accent 6" w:uiPriority="51"/>
     <w:lsdException w:name="List Table 7 Colorful Accent 6" w:uiPriority="52"/>
+    <w:lsdException w:name="Mention" w:semiHidden="1" w:unhideWhenUsed="1"/>
+    <w:lsdException w:name="Smart Hyperlink" w:semiHidden="1" w:unhideWhenUsed="1"/>
+    <w:lsdException w:name="Hashtag" w:semiHidden="1" w:unhideWhenUsed="1"/>
+    <w:lsdException w:name="Unresolved Mention" w:semiHidden="1" w:unhideWhenUsed="1"/>
+    <w:lsdException w:name="Smart Link" w:semiHidden="1" w:unhideWhenUsed="1"/>
   </w:latentStyles>
   <w:style w:type="paragraph" w:default="1" w:styleId="Normal">
     <w:name w:val="Normal"/>
